--- a/downloads/workbook/ai-4-week-34.docx
+++ b/downloads/workbook/ai-4-week-34.docx
@@ -1557,6 +1557,178 @@
         <w:t>Project connection: For your Responsible Plant Classifier, save the input, procedure, observed result and limitation of this check. Label this worked example as practice; use a different, previously unreviewed case when checking independent understanding.</w:t>
       </w:r>
     </w:p>
+    <w:p>
+      <w:pPr>
+        <w:pStyle w:val="Heading1"/>
+      </w:pPr>
+      <w:r>
+        <w:t>24. Project portfolio milestone</w:t>
+      </w:r>
+    </w:p>
+    <w:p>
+      <w:r>
+        <w:t>Project: Responsible Plant Classifier</w:t>
+      </w:r>
+    </w:p>
+    <w:p>
+      <w:r>
+        <w:t>Current milestone: Present and defend. Demonstrate the system, explain one failure and justify the next improvement with evidence.</w:t>
+      </w:r>
+    </w:p>
+    <w:p>
+      <w:r>
+        <w:t>For your Responsible Plant Classifier, save the input, procedure, observed result and limitation of this check. Label this worked example as practice; use a different, previously unreviewed case when checking independent understanding.</w:t>
+      </w:r>
+    </w:p>
+    <w:tbl>
+      <w:tblPr>
+        <w:tblStyle w:val="LightShading-Accent1"/>
+        <w:tblW w:type="auto" w:w="0"/>
+        <w:tblLook w:firstColumn="1" w:firstRow="1" w:lastColumn="0" w:lastRow="0" w:noHBand="0" w:noVBand="1" w:val="04A0"/>
+      </w:tblPr>
+      <w:tblGrid>
+        <w:gridCol w:w="5112"/>
+        <w:gridCol w:w="5112"/>
+      </w:tblGrid>
+      <w:tr>
+        <w:trPr>
+          <w:tblHeader/>
+        </w:trPr>
+        <w:tc>
+          <w:tcPr>
+            <w:tcW w:type="dxa" w:w="5112"/>
+          </w:tcPr>
+          <w:p>
+            <w:r>
+              <w:t>Evidence to keep</w:t>
+            </w:r>
+          </w:p>
+        </w:tc>
+        <w:tc>
+          <w:tcPr>
+            <w:tcW w:type="dxa" w:w="5112"/>
+          </w:tcPr>
+          <w:p>
+            <w:r>
+              <w:t>My record</w:t>
+            </w:r>
+          </w:p>
+        </w:tc>
+      </w:tr>
+      <w:tr>
+        <w:tc>
+          <w:tcPr>
+            <w:tcW w:type="dxa" w:w="5112"/>
+          </w:tcPr>
+          <w:p>
+            <w:r>
+              <w:t>This week’s input and deciding step</w:t>
+            </w:r>
+          </w:p>
+        </w:tc>
+        <w:tc>
+          <w:tcPr>
+            <w:tcW w:type="dxa" w:w="5112"/>
+          </w:tcPr>
+          <w:p>
+            <w:r/>
+          </w:p>
+        </w:tc>
+      </w:tr>
+      <w:tr>
+        <w:tc>
+          <w:tcPr>
+            <w:tcW w:type="dxa" w:w="5112"/>
+          </w:tcPr>
+          <w:p>
+            <w:r>
+              <w:t>Prediction and actual result (or labelled paper trace)</w:t>
+            </w:r>
+          </w:p>
+        </w:tc>
+        <w:tc>
+          <w:tcPr>
+            <w:tcW w:type="dxa" w:w="5112"/>
+          </w:tcPr>
+          <w:p>
+            <w:r/>
+          </w:p>
+        </w:tc>
+      </w:tr>
+      <w:tr>
+        <w:tc>
+          <w:tcPr>
+            <w:tcW w:type="dxa" w:w="5112"/>
+          </w:tcPr>
+          <w:p>
+            <w:r>
+              <w:t>One change since the previous checkpoint and why</w:t>
+            </w:r>
+          </w:p>
+        </w:tc>
+        <w:tc>
+          <w:tcPr>
+            <w:tcW w:type="dxa" w:w="5112"/>
+          </w:tcPr>
+          <w:p>
+            <w:r/>
+          </w:p>
+        </w:tc>
+      </w:tr>
+      <w:tr>
+        <w:tc>
+          <w:tcPr>
+            <w:tcW w:type="dxa" w:w="5112"/>
+          </w:tcPr>
+          <w:p>
+            <w:r>
+              <w:t>One error or limit and the next test</w:t>
+            </w:r>
+          </w:p>
+        </w:tc>
+        <w:tc>
+          <w:tcPr>
+            <w:tcW w:type="dxa" w:w="5112"/>
+          </w:tcPr>
+          <w:p>
+            <w:r/>
+          </w:p>
+        </w:tc>
+      </w:tr>
+    </w:tbl>
+    <w:p>
+      <w:pPr>
+        <w:pStyle w:val="Heading3"/>
+      </w:pPr>
+      <w:r>
+        <w:t>Explain what this week adds to your project. Reuse last week’s record rather than starting again.</w:t>
+      </w:r>
+    </w:p>
+    <w:p>
+      <w:r>
+        <w:t>________________________________________________________________</w:t>
+      </w:r>
+    </w:p>
+    <w:p>
+      <w:r>
+        <w:t>________________________________________________________________</w:t>
+      </w:r>
+    </w:p>
+    <w:p>
+      <w:r>
+        <w:t>________________________________________________________________</w:t>
+      </w:r>
+    </w:p>
+    <w:p>
+      <w:r>
+        <w:t>________________________________________________________________</w:t>
+      </w:r>
+    </w:p>
+    <w:p>
+      <w:r>
+        <w:t>________________________________________________________________</w:t>
+      </w:r>
+    </w:p>
     <w:sectPr>
       <w:pgSz w:w="12240" w:h="15840"/>
       <w:pgMar w:top="936" w:right="1008" w:bottom="936" w:left="1008" w:header="720" w:footer="720" w:gutter="0"/>

--- a/downloads/workbook/ai-4-week-34.docx
+++ b/downloads/workbook/ai-4-week-34.docx
@@ -1729,6 +1729,248 @@
         <w:t>________________________________________________________________</w:t>
       </w:r>
     </w:p>
+    <w:p>
+      <w:pPr>
+        <w:pStyle w:val="Heading1"/>
+      </w:pPr>
+      <w:r>
+        <w:t>25. Supported practice and learning evidence</w:t>
+      </w:r>
+    </w:p>
+    <w:p>
+      <w:r>
+        <w:t>Use this supported practice once, in the browser or on paper. Keep the reserved independent assessment for a separate first attempt before teacher feedback.</w:t>
+      </w:r>
+    </w:p>
+    <w:p>
+      <w:r>
+        <w:t>Plan the plant capstone around independent groups and a baseline before collecting more rows.</w:t>
+      </w:r>
+    </w:p>
+    <w:p>
+      <w:pPr>
+        <w:pStyle w:val="Heading3"/>
+      </w:pPr>
+      <w:r>
+        <w:t>Practice 1: explain the deciding evidence</w:t>
+      </w:r>
+    </w:p>
+    <w:p>
+      <w:r>
+        <w:t>Which labelled step matches this detail? Fit majority label only from development training; record metrics and error types.</w:t>
+      </w:r>
+    </w:p>
+    <w:p>
+      <w:r>
+        <w:t>1. Define target</w:t>
+      </w:r>
+    </w:p>
+    <w:p>
+      <w:r>
+        <w:t>2. Split by groups</w:t>
+      </w:r>
+    </w:p>
+    <w:p>
+      <w:r>
+        <w:t>3. Plan baseline</w:t>
+      </w:r>
+    </w:p>
+    <w:p>
+      <w:pPr>
+        <w:pStyle w:val="Heading3"/>
+      </w:pPr>
+      <w:r>
+        <w:t>My selected conclusion, deciding fact and explanation</w:t>
+      </w:r>
+    </w:p>
+    <w:p>
+      <w:r>
+        <w:t>________________________________________________________________</w:t>
+      </w:r>
+    </w:p>
+    <w:p>
+      <w:r>
+        <w:t>________________________________________________________________</w:t>
+      </w:r>
+    </w:p>
+    <w:p>
+      <w:r>
+        <w:t>________________________________________________________________</w:t>
+      </w:r>
+    </w:p>
+    <w:p>
+      <w:r>
+        <w:t>________________________________________________________________</w:t>
+      </w:r>
+    </w:p>
+    <w:p>
+      <w:r>
+        <w:t>________________________________________________________________</w:t>
+      </w:r>
+    </w:p>
+    <w:p>
+      <w:r>
+        <w:t>Hint if needed: Read the steps in the pictorial case. Match the supplied detail to the stage that performs or records it.</w:t>
+      </w:r>
+    </w:p>
+    <w:p>
+      <w:r>
+        <w:t>After your attempt, compare with the supported explanation: Plan baseline Fit majority label only from development training; record metrics and error types. Read the picture in order. Fit majority label only from development training; record metrics and error types. The arrows show which recorded input or intermediate result each decision uses. Explain the deciding step aloud before checking the changed case; pointing to the final answer alone does not show how it follows.</w:t>
+      </w:r>
+    </w:p>
+    <w:p>
+      <w:pPr>
+        <w:pStyle w:val="Heading3"/>
+      </w:pPr>
+      <w:r>
+        <w:t>Practice 2: explain the deciding evidence</w:t>
+      </w:r>
+    </w:p>
+    <w:p>
+      <w:r>
+        <w:t>Changed-case practice: A derived crop of plantG is added to training. Which conclusion is supported by the supplied facts?</w:t>
+      </w:r>
+    </w:p>
+    <w:p>
+      <w:r>
+        <w:t>1. This one example guarantees correct results for every future input.</w:t>
+      </w:r>
+    </w:p>
+    <w:p>
+      <w:r>
+        <w:t>2. We can decide the result without examining the changed input or the procedure.</w:t>
+      </w:r>
+    </w:p>
+    <w:p>
+      <w:r>
+        <w:t>3. The final group separation is violated.</w:t>
+      </w:r>
+    </w:p>
+    <w:p>
+      <w:pPr>
+        <w:pStyle w:val="Heading3"/>
+      </w:pPr>
+      <w:r>
+        <w:t>My selected conclusion, deciding fact and explanation</w:t>
+      </w:r>
+    </w:p>
+    <w:p>
+      <w:r>
+        <w:t>________________________________________________________________</w:t>
+      </w:r>
+    </w:p>
+    <w:p>
+      <w:r>
+        <w:t>________________________________________________________________</w:t>
+      </w:r>
+    </w:p>
+    <w:p>
+      <w:r>
+        <w:t>________________________________________________________________</w:t>
+      </w:r>
+    </w:p>
+    <w:p>
+      <w:r>
+        <w:t>________________________________________________________________</w:t>
+      </w:r>
+    </w:p>
+    <w:p>
+      <w:r>
+        <w:t>________________________________________________________________</w:t>
+      </w:r>
+    </w:p>
+    <w:p>
+      <w:r>
+        <w:t>Hint if needed: Use the changed condition and the deciding step in the pictorial trace. The answer must say what follows from those facts.</w:t>
+      </w:r>
+    </w:p>
+    <w:p>
+      <w:r>
+        <w:t>After your attempt, compare with the supported explanation: The final group separation is violated. The crop retains the same source plant identity even with a new file name.</w:t>
+      </w:r>
+    </w:p>
+    <w:p>
+      <w:pPr>
+        <w:pStyle w:val="Heading3"/>
+      </w:pPr>
+      <w:r>
+        <w:t>Repair a missing building block</w:t>
+      </w:r>
+    </w:p>
+    <w:p>
+      <w:r>
+        <w:t>Review Model Cards and Human Review (ai-4/33). Goal: Write a model card whose claims match evidence. Short practice: Write a bounded replacement for the publicity sentence. Point to the relevant step in the picture, then write the changed result and the rule or evidence that supports it.. Return to this week and explain what you changed.</w:t>
+      </w:r>
+    </w:p>
+    <w:p>
+      <w:r>
+        <w:t>Review Subgroup Performance (ai-4/31). Goal: Calculate subgroup results with sample sizes. Short practice: Why should the report retain subgroup rates alongside the total? Point to the relevant step in the picture, then write the changed result and the rule or evidence that supports it.. Return to this week and explain what you changed.</w:t>
+      </w:r>
+    </w:p>
+    <w:p>
+      <w:r>
+        <w:t>Review Learning Curves (ai-4/28). Goal: Read training-size learning curves. Short practice: What comparison is valid if the validation set changes between sizes? Point to the relevant step in the picture, then write the changed result and the rule or evidence that supports it.. Return to this week and explain what you changed.</w:t>
+      </w:r>
+    </w:p>
+    <w:p>
+      <w:pPr>
+        <w:pStyle w:val="Heading3"/>
+      </w:pPr>
+      <w:r>
+        <w:t>Predict, run and debug</w:t>
+      </w:r>
+    </w:p>
+    <w:p>
+      <w:r>
+        <w:t>The browser lab lets you edit the supported Python examples already included in this lesson. Predict first, run, inspect the actual output or error, change one input, then run again. Keep code, predictions, actual results and a reasoned revision together. On paper, label your result as a trace rather than an execution.</w:t>
+      </w:r>
+    </w:p>
+    <w:p>
+      <w:pPr>
+        <w:pStyle w:val="Heading3"/>
+      </w:pPr>
+      <w:r>
+        <w:t>Keep your completed work</w:t>
+      </w:r>
+    </w:p>
+    <w:p>
+      <w:r>
+        <w:t>Use Download completed work in the hosted lesson to export your answers, reflections, practice feedback and code-run evidence. Open the HTML copy to read or print it. Drafts stay in this browser when storage is available; clear drafts on a shared device.</w:t>
+      </w:r>
+    </w:p>
+    <w:p>
+      <w:pPr>
+        <w:pStyle w:val="Heading3"/>
+      </w:pPr>
+      <w:r>
+        <w:t>What I repaired, the evidence I kept and the next test</w:t>
+      </w:r>
+    </w:p>
+    <w:p>
+      <w:r>
+        <w:t>________________________________________________________________</w:t>
+      </w:r>
+    </w:p>
+    <w:p>
+      <w:r>
+        <w:t>________________________________________________________________</w:t>
+      </w:r>
+    </w:p>
+    <w:p>
+      <w:r>
+        <w:t>________________________________________________________________</w:t>
+      </w:r>
+    </w:p>
+    <w:p>
+      <w:r>
+        <w:t>________________________________________________________________</w:t>
+      </w:r>
+    </w:p>
+    <w:p>
+      <w:r>
+        <w:t>________________________________________________________________</w:t>
+      </w:r>
+    </w:p>
     <w:sectPr>
       <w:pgSz w:w="12240" w:h="15840"/>
       <w:pgMar w:top="936" w:right="1008" w:bottom="936" w:left="1008" w:header="720" w:footer="720" w:gutter="0"/>

--- a/downloads/workbook/ai-4-week-34.docx
+++ b/downloads/workbook/ai-4-week-34.docx
@@ -30,6 +30,17 @@
     </w:p>
     <w:p>
       <w:r>
+        <w:t>Record your starting explanation for Capstone Dataset and Baseline before opening notes. Show any later correction separately.</w:t>
+      </w:r>
+    </w:p>
+    <w:p>
+      <w:pPr>
+        <w:spacing w:line="336" w:lineRule="auto" w:after="180"/>
+      </w:pPr>
+      <w:r>
+        <w:rPr>
+          <w:b w:val="0"/>
+        </w:rPr>
         <w:t>Try the recall before opening notes. Then use a different colour or a labelled second line to correct your explanation.</w:t>
       </w:r>
     </w:p>
@@ -42,7 +53,13 @@
       </w:r>
     </w:p>
     <w:p>
-      <w:r>
+      <w:pPr>
+        <w:spacing w:line="336" w:lineRule="auto" w:after="180"/>
+      </w:pPr>
+      <w:r>
+        <w:rPr>
+          <w:b w:val="0"/>
+        </w:rPr>
         <w:t>Without opening the old lesson, explain one key idea from Model Cards and Human Review. Give an example and a mistake that the idea helps you avoid.</w:t>
       </w:r>
     </w:p>
@@ -78,7 +95,13 @@
       </w:r>
     </w:p>
     <w:p>
-      <w:r>
+      <w:pPr>
+        <w:spacing w:line="336" w:lineRule="auto" w:after="180"/>
+      </w:pPr>
+      <w:r>
+        <w:rPr>
+          <w:b w:val="0"/>
+        </w:rPr>
         <w:t>Without opening the old lesson, explain one key idea from Subgroup Performance. Give an example and a mistake that the idea helps you avoid.</w:t>
       </w:r>
     </w:p>
@@ -114,7 +137,13 @@
       </w:r>
     </w:p>
     <w:p>
-      <w:r>
+      <w:pPr>
+        <w:spacing w:line="336" w:lineRule="auto" w:after="180"/>
+      </w:pPr>
+      <w:r>
+        <w:rPr>
+          <w:b w:val="0"/>
+        </w:rPr>
         <w:t>Without opening the old lesson, explain one key idea from Learning Curves. Give an example and a mistake that the idea helps you avoid.</w:t>
       </w:r>
     </w:p>
@@ -151,7 +180,30 @@
     </w:p>
     <w:p>
       <w:r>
-        <w:t>Use W2: Define fields for Capstone data and requirements. Record the answer once; the lesson and workbook refer to the same attempt.</w:t>
+        <w:t>Complete the supported Capstone Dataset and Baseline trace and record the first step you can explain without help.</w:t>
+      </w:r>
+    </w:p>
+    <w:p>
+      <w:pPr>
+        <w:spacing w:line="336" w:lineRule="auto" w:after="180"/>
+      </w:pPr>
+      <w:r>
+        <w:rPr>
+          <w:b w:val="0"/>
+        </w:rPr>
+        <w:t xml:space="preserve">Use W2: Define fields for Capstone data and </w:t>
+      </w:r>
+      <w:r>
+        <w:rPr>
+          <w:b/>
+        </w:rPr>
+        <w:t>requirement</w:t>
+      </w:r>
+      <w:r>
+        <w:rPr>
+          <w:b w:val="0"/>
+        </w:rPr>
+        <w:t>s. Record the answer once; the lesson and workbook refer to the same attempt.</w:t>
       </w:r>
     </w:p>
     <w:tbl>
@@ -279,7 +331,41 @@
     </w:p>
     <w:p>
       <w:r>
-        <w:t>Use the worked case for Capstone data and requirements. Proposed explanation: “A final answer is enough”. Decide whether this explanation is supported. Point to the step or supplied fact that decides; explain your repair if needed.</w:t>
+        <w:t>Check the proposed Capstone Dataset and Baseline explanation against the supplied facts before discussing it.</w:t>
+      </w:r>
+    </w:p>
+    <w:p>
+      <w:pPr>
+        <w:spacing w:line="336" w:lineRule="auto" w:after="180"/>
+      </w:pPr>
+      <w:r>
+        <w:rPr>
+          <w:b w:val="0"/>
+        </w:rPr>
+        <w:t xml:space="preserve">Use the worked case for Capstone data and </w:t>
+      </w:r>
+      <w:r>
+        <w:rPr>
+          <w:b/>
+        </w:rPr>
+        <w:t>requirement</w:t>
+      </w:r>
+      <w:r>
+        <w:rPr>
+          <w:b w:val="0"/>
+        </w:rPr>
+        <w:t>s. Proposed explanation: “A final answer is enough”. Decide whether this explanation is supported.</w:t>
+      </w:r>
+    </w:p>
+    <w:p>
+      <w:pPr>
+        <w:spacing w:line="336" w:lineRule="auto" w:after="180"/>
+      </w:pPr>
+      <w:r>
+        <w:rPr>
+          <w:b w:val="0"/>
+        </w:rPr>
+        <w:t>Point to the step or supplied fact that decides; explain your repair if needed.</w:t>
       </w:r>
     </w:p>
     <w:p>
@@ -319,6 +405,11 @@
       </w:r>
     </w:p>
     <w:p>
+      <w:r>
+        <w:t>Write one first attempt at the reserved independent case before feedback. Repeated copies of that case refer to the same recorded attempt.</w:t>
+      </w:r>
+    </w:p>
+    <w:p>
       <w:pPr>
         <w:pStyle w:val="Heading3"/>
       </w:pPr>
@@ -327,7 +418,13 @@
       </w:r>
     </w:p>
     <w:p>
-      <w:r>
+      <w:pPr>
+        <w:spacing w:line="336" w:lineRule="auto" w:after="180"/>
+      </w:pPr>
+      <w:r>
+        <w:rPr>
+          <w:b w:val="0"/>
+        </w:rPr>
         <w:t>A proposed 80-row dataset has 40 related pairs, and the team splits individual rows randomly then uses pair ID as a feature. Revise its plan.</w:t>
       </w:r>
     </w:p>
@@ -375,7 +472,13 @@
       </w:r>
     </w:p>
     <w:p>
-      <w:r>
+      <w:pPr>
+        <w:spacing w:line="336" w:lineRule="auto" w:after="180"/>
+      </w:pPr>
+      <w:r>
+        <w:rPr>
+          <w:b w:val="0"/>
+        </w:rPr>
         <w:t>Attempt this case before feedback. Record any help. Earlier examples below are further practice; a case already practised with feedback cannot establish fresh transfer.</w:t>
       </w:r>
     </w:p>
@@ -389,7 +492,31 @@
     </w:p>
     <w:p>
       <w:r>
-        <w:t>A capstone has two views of each of 40 leaves. Specify a 24/8/8 leaf split and baseline procedure. When may final labels be consulted?</w:t>
+        <w:t>Connect the Capstone Dataset and Baseline target to a trace and a justified conclusion.</w:t>
+      </w:r>
+    </w:p>
+    <w:p>
+      <w:pPr>
+        <w:spacing w:line="336" w:lineRule="auto" w:after="180"/>
+        <w:shd w:fill="F5F1FB"/>
+      </w:pPr>
+      <w:r>
+        <w:rPr>
+          <w:b w:val="0"/>
+        </w:rPr>
+        <w:t xml:space="preserve">A capstone has two views of each of 40 leaves. Specify a 24/8/8 leaf split and </w:t>
+      </w:r>
+      <w:r>
+        <w:rPr>
+          <w:b/>
+        </w:rPr>
+        <w:t>baseline</w:t>
+      </w:r>
+      <w:r>
+        <w:rPr>
+          <w:b w:val="0"/>
+        </w:rPr>
+        <w:t xml:space="preserve"> procedure. When may final labels be consulted?</w:t>
       </w:r>
     </w:p>
     <w:p>
@@ -402,17 +529,58 @@
     </w:p>
     <w:p>
       <w:r>
+        <w:t>Solve the supplied Capstone Dataset and Baseline case and show the deciding evidence.</w:t>
+      </w:r>
+    </w:p>
+    <w:p>
+      <w:pPr>
+        <w:spacing w:line="336" w:lineRule="auto" w:after="180"/>
+      </w:pPr>
+      <w:r>
+        <w:rPr>
+          <w:b w:val="0"/>
+        </w:rPr>
         <w:t>Capstone has60 independent leaves, several photos per leaf, healthy/spotted labels.</w:t>
       </w:r>
     </w:p>
     <w:p>
-      <w:r>
-        <w:t>Plan grouping and baseline.</w:t>
-      </w:r>
-    </w:p>
-    <w:p>
-      <w:r>
-        <w:t>Show your trace, calculation or evidence</w:t>
+      <w:pPr>
+        <w:spacing w:line="336" w:lineRule="auto" w:after="180"/>
+      </w:pPr>
+      <w:r>
+        <w:rPr>
+          <w:b w:val="0"/>
+        </w:rPr>
+        <w:t xml:space="preserve">Plan grouping and </w:t>
+      </w:r>
+      <w:r>
+        <w:rPr>
+          <w:b/>
+        </w:rPr>
+        <w:t>baseline</w:t>
+      </w:r>
+      <w:r>
+        <w:rPr>
+          <w:b w:val="0"/>
+        </w:rPr>
+        <w:t>.</w:t>
+      </w:r>
+    </w:p>
+    <w:p>
+      <w:pPr>
+        <w:spacing w:line="336" w:lineRule="auto" w:after="180"/>
+      </w:pPr>
+      <w:r>
+        <w:rPr>
+          <w:b w:val="0"/>
+        </w:rPr>
+        <w:t xml:space="preserve">Show your trace, calculation or </w:t>
+      </w:r>
+      <w:r>
+        <w:rPr>
+          <w:b/>
+        </w:rPr>
+        <w:t>evidence</w:t>
       </w:r>
     </w:p>
     <w:p>
@@ -458,11 +626,53 @@
     </w:p>
     <w:p>
       <w:r>
-        <w:t>Your capstone dataset includes duplicate photographs in both training and validation. What should be repaired before measuring the baseline?</w:t>
-      </w:r>
-    </w:p>
-    <w:p>
-      <w:r>
+        <w:t>Apply the procedure to the changed case and record why the conclusion follows.</w:t>
+      </w:r>
+    </w:p>
+    <w:p>
+      <w:pPr>
+        <w:spacing w:line="336" w:lineRule="auto" w:after="180"/>
+        <w:shd w:fill="F5F1FB"/>
+      </w:pPr>
+      <w:r>
+        <w:rPr>
+          <w:b w:val="0"/>
+        </w:rPr>
+        <w:t xml:space="preserve">Your capstone dataset includes duplicate photographs in both </w:t>
+      </w:r>
+      <w:r>
+        <w:rPr>
+          <w:b/>
+        </w:rPr>
+        <w:t>training</w:t>
+      </w:r>
+      <w:r>
+        <w:rPr>
+          <w:b w:val="0"/>
+        </w:rPr>
+        <w:t xml:space="preserve"> and validation. What should be repaired before measuring the </w:t>
+      </w:r>
+      <w:r>
+        <w:rPr>
+          <w:b/>
+        </w:rPr>
+        <w:t>baseline</w:t>
+      </w:r>
+      <w:r>
+        <w:rPr>
+          <w:b w:val="0"/>
+        </w:rPr>
+        <w:t>?</w:t>
+      </w:r>
+    </w:p>
+    <w:p>
+      <w:pPr>
+        <w:spacing w:line="336" w:lineRule="auto" w:after="180"/>
+      </w:pPr>
+      <w:r>
+        <w:rPr>
+          <w:b w:val="0"/>
+        </w:rPr>
         <w:t>My independent answer and reason</w:t>
       </w:r>
     </w:p>
@@ -517,7 +727,30 @@
     </w:p>
     <w:p>
       <w:r>
-        <w:t>Create a changed input, boundary case or missing-information case. Write the expected answer or safe response before testing.</w:t>
+        <w:t>Specify a changed input, expected result and observation separately.</w:t>
+      </w:r>
+    </w:p>
+    <w:p>
+      <w:pPr>
+        <w:spacing w:line="336" w:lineRule="auto" w:after="180"/>
+      </w:pPr>
+      <w:r>
+        <w:rPr>
+          <w:b w:val="0"/>
+        </w:rPr>
+        <w:t xml:space="preserve">Create a changed </w:t>
+      </w:r>
+      <w:r>
+        <w:rPr>
+          <w:b/>
+        </w:rPr>
+        <w:t>input</w:t>
+      </w:r>
+      <w:r>
+        <w:rPr>
+          <w:b w:val="0"/>
+        </w:rPr>
+        <w:t>, boundary case or missing-information case. Write the expected answer or safe response before testing.</w:t>
       </w:r>
     </w:p>
     <w:tbl>
@@ -646,12 +879,41 @@
     </w:p>
     <w:p>
       <w:r>
+        <w:t>Justify what Capstone Dataset and Baseline adds to Responsible Plant Classifier and keep the evidence.</w:t>
+      </w:r>
+    </w:p>
+    <w:p>
+      <w:pPr>
+        <w:spacing w:line="336" w:lineRule="auto" w:after="180"/>
+      </w:pPr>
+      <w:r>
+        <w:rPr>
+          <w:b w:val="0"/>
+        </w:rPr>
         <w:t>Publish the frozen Plant Classifier design-and-data bundle with version IDs and approval record.</w:t>
       </w:r>
     </w:p>
     <w:p>
-      <w:r>
-        <w:t>The project change and evidence I will keep</w:t>
+      <w:pPr>
+        <w:spacing w:line="336" w:lineRule="auto" w:after="180"/>
+      </w:pPr>
+      <w:r>
+        <w:rPr>
+          <w:b w:val="0"/>
+        </w:rPr>
+        <w:t xml:space="preserve">The project change and </w:t>
+      </w:r>
+      <w:r>
+        <w:rPr>
+          <w:b/>
+        </w:rPr>
+        <w:t>evidence</w:t>
+      </w:r>
+      <w:r>
+        <w:rPr>
+          <w:b w:val="0"/>
+        </w:rPr>
+        <w:t xml:space="preserve"> I will keep</w:t>
       </w:r>
     </w:p>
     <w:p>
@@ -697,11 +959,54 @@
     </w:p>
     <w:p>
       <w:r>
-        <w:t>I can explain the mechanism. I can show evidence. I can handle a changed case. I can name a limit. Mark each as not yet, with help or independently, and attach supporting work.</w:t>
-      </w:r>
-    </w:p>
-    <w:p>
-      <w:r>
+        <w:t>Judge explanation, evidence, transfer and limits separately; attach the work behind your judgement.</w:t>
+      </w:r>
+    </w:p>
+    <w:p>
+      <w:pPr>
+        <w:pStyle w:val="ListBullet"/>
+      </w:pPr>
+      <w:r>
+        <w:t>I can explain the mechanism.</w:t>
+      </w:r>
+    </w:p>
+    <w:p>
+      <w:pPr>
+        <w:pStyle w:val="ListBullet"/>
+      </w:pPr>
+      <w:r>
+        <w:t>I can show evidence.</w:t>
+      </w:r>
+    </w:p>
+    <w:p>
+      <w:pPr>
+        <w:pStyle w:val="ListBullet"/>
+      </w:pPr>
+      <w:r>
+        <w:t>I can handle a changed case.</w:t>
+      </w:r>
+    </w:p>
+    <w:p>
+      <w:pPr>
+        <w:pStyle w:val="ListBullet"/>
+      </w:pPr>
+      <w:r>
+        <w:t>I can name a limit.</w:t>
+      </w:r>
+    </w:p>
+    <w:p>
+      <w:r>
+        <w:t>Mark each as not yet, with help or independently, and attach supporting work.</w:t>
+      </w:r>
+    </w:p>
+    <w:p>
+      <w:pPr>
+        <w:spacing w:line="336" w:lineRule="auto" w:after="180"/>
+      </w:pPr>
+      <w:r>
+        <w:rPr>
+          <w:b w:val="0"/>
+        </w:rPr>
         <w:t>Teacher review ____________________  Next step ____________________</w:t>
       </w:r>
     </w:p>
@@ -715,7 +1020,31 @@
     </w:p>
     <w:p>
       <w:r>
-        <w:t>A capstone has two views of each of 40 leaves. Specify a 24/8/8 leaf split and baseline procedure. When may final labels be consulted?</w:t>
+        <w:t>Use this earlier case as transfer practice. A case already discussed with feedback is not fresh assessment evidence.</w:t>
+      </w:r>
+    </w:p>
+    <w:p>
+      <w:pPr>
+        <w:spacing w:line="336" w:lineRule="auto" w:after="180"/>
+        <w:shd w:fill="F5F1FB"/>
+      </w:pPr>
+      <w:r>
+        <w:rPr>
+          <w:b w:val="0"/>
+        </w:rPr>
+        <w:t xml:space="preserve">A capstone has two views of each of 40 leaves. Specify a 24/8/8 leaf split and </w:t>
+      </w:r>
+      <w:r>
+        <w:rPr>
+          <w:b/>
+        </w:rPr>
+        <w:t>baseline</w:t>
+      </w:r>
+      <w:r>
+        <w:rPr>
+          <w:b w:val="0"/>
+        </w:rPr>
+        <w:t xml:space="preserve"> procedure. When may final labels be consulted?</w:t>
       </w:r>
     </w:p>
     <w:p>
@@ -762,7 +1091,13 @@
       </w:r>
     </w:p>
     <w:p>
-      <w:r>
+      <w:pPr>
+        <w:spacing w:line="336" w:lineRule="auto" w:after="180"/>
+      </w:pPr>
+      <w:r>
+        <w:rPr>
+          <w:b w:val="0"/>
+        </w:rPr>
         <w:t>Record support used: none, hint or teacher explanation.</w:t>
       </w:r>
     </w:p>
@@ -776,6 +1111,17 @@
     </w:p>
     <w:p>
       <w:r>
+        <w:t>State a question. Apply the supplied Capstone Dataset and Baseline facts and keep your reasoning.</w:t>
+      </w:r>
+    </w:p>
+    <w:p>
+      <w:pPr>
+        <w:spacing w:line="336" w:lineRule="auto" w:after="180"/>
+      </w:pPr>
+      <w:r>
+        <w:rPr>
+          <w:b w:val="0"/>
+        </w:rPr>
         <w:t>Write a bounded question and a non-use statement for the supplied task.</w:t>
       </w:r>
     </w:p>
@@ -827,6 +1173,17 @@
     </w:p>
     <w:p>
       <w:r>
+        <w:t>Define fields. Apply the supplied Capstone Dataset and Baseline facts and keep your reasoning.</w:t>
+      </w:r>
+    </w:p>
+    <w:p>
+      <w:pPr>
+        <w:spacing w:line="336" w:lineRule="auto" w:after="180"/>
+      </w:pPr>
+      <w:r>
+        <w:rPr>
+          <w:b w:val="0"/>
+        </w:rPr>
         <w:t>Explain why record ID, group ID and measured width have different roles.</w:t>
       </w:r>
     </w:p>
@@ -878,6 +1235,17 @@
     </w:p>
     <w:p>
       <w:r>
+        <w:t>Set criteria. Apply the supplied Capstone Dataset and Baseline facts and keep your reasoning.</w:t>
+      </w:r>
+    </w:p>
+    <w:p>
+      <w:pPr>
+        <w:spacing w:line="336" w:lineRule="auto" w:after="180"/>
+      </w:pPr>
+      <w:r>
+        <w:rPr>
+          <w:b w:val="0"/>
+        </w:rPr>
         <w:t>Name three acceptance criteria that do not require the candidate to win.</w:t>
       </w:r>
     </w:p>
@@ -929,6 +1297,17 @@
     </w:p>
     <w:p>
       <w:r>
+        <w:t>Attempt before feedback. If this repeats the selected independent case, reuse that first attempt; otherwise keep a separate record. Apply independently. Apply the supplied Capstone Dataset and Baseline facts and keep your reasoning.</w:t>
+      </w:r>
+    </w:p>
+    <w:p>
+      <w:pPr>
+        <w:spacing w:line="336" w:lineRule="auto" w:after="180"/>
+      </w:pPr>
+      <w:r>
+        <w:rPr>
+          <w:b w:val="0"/>
+        </w:rPr>
         <w:t>A proposed 80-row dataset has 40 related pairs, and the team splits individual rows randomly then uses pair ID as a feature. Revise its plan.</w:t>
       </w:r>
     </w:p>
@@ -990,6 +1369,18 @@
     </w:p>
     <w:p>
       <w:r>
+        <w:t>Prepare a fallback. Apply the supplied Capstone Dataset and Baseline facts and keep your reasoning.</w:t>
+      </w:r>
+    </w:p>
+    <w:p>
+      <w:pPr>
+        <w:spacing w:line="336" w:lineRule="auto" w:after="180"/>
+        <w:shd w:fill="F5F1FB"/>
+      </w:pPr>
+      <w:r>
+        <w:rPr>
+          <w:b w:val="0"/>
+        </w:rPr>
         <w:t>What should the team do if it cannot obtain a valid untouched final test?</w:t>
       </w:r>
     </w:p>
@@ -1041,7 +1432,30 @@
     </w:p>
     <w:p>
       <w:r>
-        <w:t>State the worked training-majority rule and validation accuracy.</w:t>
+        <w:t>Use the supplied Capstone Dataset and Baseline task to record your reasoning, evidence and next step.</w:t>
+      </w:r>
+    </w:p>
+    <w:p>
+      <w:pPr>
+        <w:spacing w:line="336" w:lineRule="auto" w:after="180"/>
+      </w:pPr>
+      <w:r>
+        <w:rPr>
+          <w:b w:val="0"/>
+        </w:rPr>
+        <w:t xml:space="preserve">State the worked </w:t>
+      </w:r>
+      <w:r>
+        <w:rPr>
+          <w:b/>
+        </w:rPr>
+        <w:t>training</w:t>
+      </w:r>
+      <w:r>
+        <w:rPr>
+          <w:b w:val="0"/>
+        </w:rPr>
+        <w:t>-majority rule and validation accuracy.</w:t>
       </w:r>
     </w:p>
     <w:p>
@@ -1092,6 +1506,17 @@
     </w:p>
     <w:p>
       <w:r>
+        <w:t>Use the supplied Capstone Dataset and Baseline task to record your reasoning, evidence and next step.</w:t>
+      </w:r>
+    </w:p>
+    <w:p>
+      <w:pPr>
+        <w:spacing w:line="336" w:lineRule="auto" w:after="180"/>
+      </w:pPr>
+      <w:r>
+        <w:rPr>
+          <w:b w:val="0"/>
+        </w:rPr>
         <w:t>Compute the worked candidate accuracy, precision and recall.</w:t>
       </w:r>
     </w:p>
@@ -1143,6 +1568,17 @@
     </w:p>
     <w:p>
       <w:r>
+        <w:t>Use the supplied Capstone Dataset and Baseline task to record your reasoning, evidence and next step.</w:t>
+      </w:r>
+    </w:p>
+    <w:p>
+      <w:pPr>
+        <w:spacing w:line="336" w:lineRule="auto" w:after="180"/>
+      </w:pPr>
+      <w:r>
+        <w:rPr>
+          <w:b w:val="0"/>
+        </w:rPr>
         <w:t>Compare errors rather than only headline accuracy.</w:t>
       </w:r>
     </w:p>
@@ -1194,7 +1630,36 @@
     </w:p>
     <w:p>
       <w:r>
-        <w:t>Training 18 clear/6 blocked; validation baseline[[9, 0],[3, 0]], candidate[[8, 1],[1, 2]]. Calculate accuracy for each and candidate precision/recall.</w:t>
+        <w:t>Use the supplied Capstone Dataset and Baseline task to record your reasoning, evidence and next step.</w:t>
+      </w:r>
+    </w:p>
+    <w:p>
+      <w:pPr>
+        <w:spacing w:line="336" w:lineRule="auto" w:after="180"/>
+      </w:pPr>
+      <w:r>
+        <w:rPr>
+          <w:b/>
+        </w:rPr>
+        <w:t>Training</w:t>
+      </w:r>
+      <w:r>
+        <w:rPr>
+          <w:b w:val="0"/>
+        </w:rPr>
+        <w:t xml:space="preserve"> 18 clear/6 blocked; validation </w:t>
+      </w:r>
+      <w:r>
+        <w:rPr>
+          <w:b/>
+        </w:rPr>
+        <w:t>baseline</w:t>
+      </w:r>
+      <w:r>
+        <w:rPr>
+          <w:b w:val="0"/>
+        </w:rPr>
+        <w:t>[[9, 0],[3, 0]], candidate[[8, 1],[1, 2]]. Calculate accuracy for each and candidate precision/recall.</w:t>
       </w:r>
     </w:p>
     <w:p>
@@ -1255,6 +1720,17 @@
     </w:p>
     <w:p>
       <w:r>
+        <w:t>Use the supplied Capstone Dataset and Baseline task to record your reasoning, evidence and next step.</w:t>
+      </w:r>
+    </w:p>
+    <w:p>
+      <w:pPr>
+        <w:spacing w:line="336" w:lineRule="auto" w:after="180"/>
+      </w:pPr>
+      <w:r>
+        <w:rPr>
+          <w:b w:val="0"/>
+        </w:rPr>
         <w:t>List what must be saved before the teacher releases final-test labels.</w:t>
       </w:r>
     </w:p>
@@ -1302,6 +1778,11 @@
       </w:pPr>
       <w:r>
         <w:t>22. Feedback, return check and learning record</w:t>
+      </w:r>
+    </w:p>
+    <w:p>
+      <w:r>
+        <w:t>Record the first repaired step and a different case to revisit after a delay.</w:t>
       </w:r>
     </w:p>
     <w:tbl>
@@ -1441,7 +1922,13 @@
       </w:tr>
     </w:tbl>
     <w:p>
-      <w:r>
+      <w:pPr>
+        <w:spacing w:line="336" w:lineRule="auto" w:after="180"/>
+      </w:pPr>
+      <w:r>
+        <w:rPr>
+          <w:b w:val="0"/>
+        </w:rPr>
         <w:t>Revisit this idea with your teacher after a delay. Familiarity is different from explaining and using it on a changed case.</w:t>
       </w:r>
     </w:p>
@@ -1455,17 +1942,64 @@
     </w:p>
     <w:p>
       <w:r>
-        <w:t>Plan the plant capstone around independent groups and a baseline before collecting more rows.</w:t>
-      </w:r>
-    </w:p>
-    <w:p>
-      <w:r>
+        <w:t>Plan the plant capstone around independent groups and a baseline before collecting more rows. Explain the labelled step before checking the changed condition.</w:t>
+      </w:r>
+    </w:p>
+    <w:p>
+      <w:pPr>
+        <w:spacing w:line="336" w:lineRule="auto" w:after="180"/>
+      </w:pPr>
+      <w:r>
+        <w:rPr>
+          <w:b w:val="0"/>
+        </w:rPr>
+        <w:t xml:space="preserve">Plan the plant capstone around independent groups and a </w:t>
+      </w:r>
+      <w:r>
+        <w:rPr>
+          <w:b/>
+        </w:rPr>
+        <w:t>baseline</w:t>
+      </w:r>
+      <w:r>
+        <w:rPr>
+          <w:b w:val="0"/>
+        </w:rPr>
+        <w:t xml:space="preserve"> before collecting more rows.</w:t>
+      </w:r>
+    </w:p>
+    <w:p>
+      <w:pPr>
+        <w:spacing w:line="336" w:lineRule="auto" w:after="180"/>
+      </w:pPr>
+      <w:r>
+        <w:rPr>
+          <w:b w:val="0"/>
+        </w:rPr>
         <w:t>Toy proposed dataset: 8 plants, 3 photos each. Development groupsA–F; final groupsG, H. Target is visible-spot status, with review for hidden leaves.</w:t>
       </w:r>
     </w:p>
     <w:p>
-      <w:r>
-        <w:t>All inputs and outcomes in this worked example are invented classroom data; no real model run is claimed.</w:t>
+      <w:pPr>
+        <w:spacing w:line="336" w:lineRule="auto" w:after="180"/>
+      </w:pPr>
+      <w:r>
+        <w:rPr>
+          <w:b w:val="0"/>
+        </w:rPr>
+        <w:t xml:space="preserve">All </w:t>
+      </w:r>
+      <w:r>
+        <w:rPr>
+          <w:b/>
+        </w:rPr>
+        <w:t>input</w:t>
+      </w:r>
+      <w:r>
+        <w:rPr>
+          <w:b w:val="0"/>
+        </w:rPr>
+        <w:t>s and outcomes in this worked example are invented classroom data; no real model run is claimed.</w:t>
       </w:r>
     </w:p>
     <w:p>
@@ -1505,8 +2039,26 @@
       </w:r>
     </w:p>
     <w:p>
-      <w:r>
-        <w:t>What provenance field prevents the crop from appearing independent? Point to the relevant step in the picture, then write the changed result and the rule or evidence that supports it.</w:t>
+      <w:pPr>
+        <w:spacing w:line="336" w:lineRule="auto" w:after="180"/>
+      </w:pPr>
+      <w:r>
+        <w:rPr>
+          <w:b w:val="0"/>
+        </w:rPr>
+        <w:t xml:space="preserve">What provenance field prevents the crop from appearing independent? Point to the relevant step in the picture, then write the changed result and the rule or </w:t>
+      </w:r>
+      <w:r>
+        <w:rPr>
+          <w:b/>
+        </w:rPr>
+        <w:t>evidence</w:t>
+      </w:r>
+      <w:r>
+        <w:rPr>
+          <w:b w:val="0"/>
+        </w:rPr>
+        <w:t xml:space="preserve"> that supports it.</w:t>
       </w:r>
     </w:p>
     <w:p>
@@ -1548,13 +2100,69 @@
       </w:r>
     </w:p>
     <w:p>
-      <w:r>
-        <w:t>Support used: alone / hint / worked example. This record is practice evidence.</w:t>
-      </w:r>
-    </w:p>
-    <w:p>
-      <w:r>
-        <w:t>Project connection: For your Responsible Plant Classifier, save the input, procedure, observed result and limitation of this check. Label this worked example as practice; use a different, previously unreviewed case when checking independent understanding.</w:t>
+      <w:pPr>
+        <w:pStyle w:val="Heading3"/>
+      </w:pPr>
+      <w:r>
+        <w:t>Record the help used</w:t>
+      </w:r>
+    </w:p>
+    <w:p>
+      <w:pPr>
+        <w:spacing w:line="336" w:lineRule="auto" w:after="180"/>
+        <w:shd w:fill="F1F6F8"/>
+      </w:pPr>
+      <w:r>
+        <w:rPr>
+          <w:b w:val="0"/>
+        </w:rPr>
+        <w:t xml:space="preserve">Support used: alone / hint / worked example. This record is practice </w:t>
+      </w:r>
+      <w:r>
+        <w:rPr>
+          <w:b/>
+        </w:rPr>
+        <w:t>evidence</w:t>
+      </w:r>
+      <w:r>
+        <w:rPr>
+          <w:b w:val="0"/>
+        </w:rPr>
+        <w:t>.</w:t>
+      </w:r>
+    </w:p>
+    <w:p>
+      <w:pPr>
+        <w:spacing w:line="336" w:lineRule="auto" w:after="180"/>
+      </w:pPr>
+      <w:r>
+        <w:rPr>
+          <w:b w:val="0"/>
+        </w:rPr>
+        <w:t xml:space="preserve">Project connection: For your Responsible Plant Classifier, save the </w:t>
+      </w:r>
+      <w:r>
+        <w:rPr>
+          <w:b/>
+        </w:rPr>
+        <w:t>input</w:t>
+      </w:r>
+      <w:r>
+        <w:rPr>
+          <w:b w:val="0"/>
+        </w:rPr>
+        <w:t>, procedure, observed result and limitation of this check.</w:t>
+      </w:r>
+    </w:p>
+    <w:p>
+      <w:pPr>
+        <w:spacing w:line="336" w:lineRule="auto" w:after="180"/>
+      </w:pPr>
+      <w:r>
+        <w:rPr>
+          <w:b w:val="0"/>
+        </w:rPr>
+        <w:t>Label this worked example as practice; use a different, previously unreviewed case when checking independent understanding.</w:t>
       </w:r>
     </w:p>
     <w:p>
@@ -1567,17 +2175,87 @@
     </w:p>
     <w:p>
       <w:r>
+        <w:t>Keep this week’s input, deciding step, result and limit together in the Responsible Plant Classifier record.</w:t>
+      </w:r>
+    </w:p>
+    <w:p>
+      <w:pPr>
+        <w:spacing w:line="336" w:lineRule="auto" w:after="180"/>
+      </w:pPr>
+      <w:r>
+        <w:rPr>
+          <w:b w:val="0"/>
+        </w:rPr>
         <w:t>Project: Responsible Plant Classifier</w:t>
       </w:r>
     </w:p>
     <w:p>
-      <w:r>
-        <w:t>Current milestone: Present and defend. Demonstrate the system, explain one failure and justify the next improvement with evidence.</w:t>
-      </w:r>
-    </w:p>
-    <w:p>
-      <w:r>
-        <w:t>For your Responsible Plant Classifier, save the input, procedure, observed result and limitation of this check. Label this worked example as practice; use a different, previously unreviewed case when checking independent understanding.</w:t>
+      <w:pPr>
+        <w:spacing w:line="336" w:lineRule="auto" w:after="180"/>
+      </w:pPr>
+      <w:r>
+        <w:rPr>
+          <w:b w:val="0"/>
+        </w:rPr>
+        <w:t xml:space="preserve">Current </w:t>
+      </w:r>
+      <w:r>
+        <w:rPr>
+          <w:b/>
+        </w:rPr>
+        <w:t>milestone</w:t>
+      </w:r>
+      <w:r>
+        <w:rPr>
+          <w:b w:val="0"/>
+        </w:rPr>
+        <w:t xml:space="preserve">: Present and defend. Demonstrate the system, explain one failure and justify the next improvement with </w:t>
+      </w:r>
+      <w:r>
+        <w:rPr>
+          <w:b/>
+        </w:rPr>
+        <w:t>evidence</w:t>
+      </w:r>
+      <w:r>
+        <w:rPr>
+          <w:b w:val="0"/>
+        </w:rPr>
+        <w:t>.</w:t>
+      </w:r>
+    </w:p>
+    <w:p>
+      <w:pPr>
+        <w:spacing w:line="336" w:lineRule="auto" w:after="180"/>
+      </w:pPr>
+      <w:r>
+        <w:rPr>
+          <w:b w:val="0"/>
+        </w:rPr>
+        <w:t xml:space="preserve">For your Responsible Plant Classifier, save the </w:t>
+      </w:r>
+      <w:r>
+        <w:rPr>
+          <w:b/>
+        </w:rPr>
+        <w:t>input</w:t>
+      </w:r>
+      <w:r>
+        <w:rPr>
+          <w:b w:val="0"/>
+        </w:rPr>
+        <w:t>, procedure, observed result and limitation of this check.</w:t>
+      </w:r>
+    </w:p>
+    <w:p>
+      <w:pPr>
+        <w:spacing w:line="336" w:lineRule="auto" w:after="180"/>
+      </w:pPr>
+      <w:r>
+        <w:rPr>
+          <w:b w:val="0"/>
+        </w:rPr>
+        <w:t>Label this worked example as practice; use a different, previously unreviewed case when checking independent understanding.</w:t>
       </w:r>
     </w:p>
     <w:tbl>
@@ -1739,12 +2417,41 @@
     </w:p>
     <w:p>
       <w:r>
+        <w:t>Try the supported questions before comparing with hints and feedback. Record what you repaired and the evidence you retained.</w:t>
+      </w:r>
+    </w:p>
+    <w:p>
+      <w:pPr>
+        <w:spacing w:line="336" w:lineRule="auto" w:after="180"/>
+      </w:pPr>
+      <w:r>
+        <w:rPr>
+          <w:b w:val="0"/>
+        </w:rPr>
         <w:t>Use this supported practice once, in the browser or on paper. Keep the reserved independent assessment for a separate first attempt before teacher feedback.</w:t>
       </w:r>
     </w:p>
     <w:p>
-      <w:r>
-        <w:t>Plan the plant capstone around independent groups and a baseline before collecting more rows.</w:t>
+      <w:pPr>
+        <w:spacing w:line="336" w:lineRule="auto" w:after="180"/>
+      </w:pPr>
+      <w:r>
+        <w:rPr>
+          <w:b w:val="0"/>
+        </w:rPr>
+        <w:t xml:space="preserve">Plan the plant capstone around independent groups and a </w:t>
+      </w:r>
+      <w:r>
+        <w:rPr>
+          <w:b/>
+        </w:rPr>
+        <w:t>baseline</w:t>
+      </w:r>
+      <w:r>
+        <w:rPr>
+          <w:b w:val="0"/>
+        </w:rPr>
+        <w:t xml:space="preserve"> before collecting more rows.</w:t>
       </w:r>
     </w:p>
     <w:p>
@@ -1756,23 +2463,68 @@
       </w:r>
     </w:p>
     <w:p>
-      <w:r>
-        <w:t>Which labelled step matches this detail? Fit majority label only from development training; record metrics and error types.</w:t>
-      </w:r>
-    </w:p>
-    <w:p>
-      <w:r>
+      <w:pPr>
+        <w:spacing w:line="336" w:lineRule="auto" w:after="180"/>
+      </w:pPr>
+      <w:r>
+        <w:rPr>
+          <w:b w:val="0"/>
+        </w:rPr>
+        <w:t xml:space="preserve">Which labelled step matches this detail? Fit majority label only from development </w:t>
+      </w:r>
+      <w:r>
+        <w:rPr>
+          <w:b/>
+        </w:rPr>
+        <w:t>training</w:t>
+      </w:r>
+      <w:r>
+        <w:rPr>
+          <w:b w:val="0"/>
+        </w:rPr>
+        <w:t>; record metrics and error types.</w:t>
+      </w:r>
+    </w:p>
+    <w:p>
+      <w:pPr>
+        <w:spacing w:line="336" w:lineRule="auto" w:after="180"/>
+        <w:shd w:fill="F4F9FC"/>
+      </w:pPr>
+      <w:r>
+        <w:rPr>
+          <w:b w:val="0"/>
+        </w:rPr>
         <w:t>1. Define target</w:t>
       </w:r>
     </w:p>
     <w:p>
-      <w:r>
+      <w:pPr>
+        <w:spacing w:line="336" w:lineRule="auto" w:after="180"/>
+        <w:shd w:fill="F4F9FC"/>
+      </w:pPr>
+      <w:r>
+        <w:rPr>
+          <w:b w:val="0"/>
+        </w:rPr>
         <w:t>2. Split by groups</w:t>
       </w:r>
     </w:p>
     <w:p>
-      <w:r>
-        <w:t>3. Plan baseline</w:t>
+      <w:pPr>
+        <w:spacing w:line="336" w:lineRule="auto" w:after="180"/>
+        <w:shd w:fill="F4F9FC"/>
+      </w:pPr>
+      <w:r>
+        <w:rPr>
+          <w:b w:val="0"/>
+        </w:rPr>
+        <w:t xml:space="preserve">3. Plan </w:t>
+      </w:r>
+      <w:r>
+        <w:rPr>
+          <w:b/>
+        </w:rPr>
+        <w:t>baseline</w:t>
       </w:r>
     </w:p>
     <w:p>
@@ -1809,40 +2561,214 @@
       </w:r>
     </w:p>
     <w:p>
-      <w:r>
+      <w:pPr>
+        <w:pStyle w:val="Heading3"/>
+      </w:pPr>
+      <w:r>
+        <w:t>Hint · try first</w:t>
+      </w:r>
+    </w:p>
+    <w:p>
+      <w:pPr>
+        <w:spacing w:line="336" w:lineRule="auto" w:after="180"/>
+        <w:shd w:fill="F1F6F8"/>
+      </w:pPr>
+      <w:r>
+        <w:rPr>
+          <w:b w:val="0"/>
+        </w:rPr>
         <w:t>Hint if needed: Read the steps in the pictorial case. Match the supplied detail to the stage that performs or records it.</w:t>
       </w:r>
     </w:p>
     <w:p>
-      <w:r>
-        <w:t>After your attempt, compare with the supported explanation: Plan baseline Fit majority label only from development training; record metrics and error types. Read the picture in order. Fit majority label only from development training; record metrics and error types. The arrows show which recorded input or intermediate result each decision uses. Explain the deciding step aloud before checking the changed case; pointing to the final answer alone does not show how it follows.</w:t>
-      </w:r>
-    </w:p>
-    <w:p>
       <w:pPr>
         <w:pStyle w:val="Heading3"/>
       </w:pPr>
       <w:r>
+        <w:t>Feedback · compare after trying</w:t>
+      </w:r>
+    </w:p>
+    <w:p>
+      <w:pPr>
+        <w:spacing w:line="336" w:lineRule="auto" w:after="180"/>
+        <w:shd w:fill="F1F6FC"/>
+      </w:pPr>
+      <w:r>
+        <w:rPr>
+          <w:b w:val="0"/>
+        </w:rPr>
+        <w:t xml:space="preserve">After your attempt, compare with the supported explanation: Plan </w:t>
+      </w:r>
+      <w:r>
+        <w:rPr>
+          <w:b/>
+        </w:rPr>
+        <w:t>baseline</w:t>
+      </w:r>
+      <w:r>
+        <w:rPr>
+          <w:b w:val="0"/>
+        </w:rPr>
+        <w:t xml:space="preserve"> Fit majority label only from development </w:t>
+      </w:r>
+      <w:r>
+        <w:rPr>
+          <w:b/>
+        </w:rPr>
+        <w:t>training</w:t>
+      </w:r>
+      <w:r>
+        <w:rPr>
+          <w:b w:val="0"/>
+        </w:rPr>
+        <w:t>; record metrics and error types. Read the picture in order.</w:t>
+      </w:r>
+    </w:p>
+    <w:p>
+      <w:pPr>
+        <w:spacing w:line="336" w:lineRule="auto" w:after="180"/>
+        <w:shd w:fill="F1F6FC"/>
+      </w:pPr>
+      <w:r>
+        <w:rPr>
+          <w:b w:val="0"/>
+        </w:rPr>
+        <w:t xml:space="preserve">Fit majority label only from development </w:t>
+      </w:r>
+      <w:r>
+        <w:rPr>
+          <w:b/>
+        </w:rPr>
+        <w:t>training</w:t>
+      </w:r>
+      <w:r>
+        <w:rPr>
+          <w:b w:val="0"/>
+        </w:rPr>
+        <w:t xml:space="preserve">; record metrics and error types. The arrows show which recorded </w:t>
+      </w:r>
+      <w:r>
+        <w:rPr>
+          <w:b/>
+        </w:rPr>
+        <w:t>input</w:t>
+      </w:r>
+      <w:r>
+        <w:rPr>
+          <w:b w:val="0"/>
+        </w:rPr>
+        <w:t xml:space="preserve"> or intermediate result each decision uses.</w:t>
+      </w:r>
+    </w:p>
+    <w:p>
+      <w:pPr>
+        <w:spacing w:line="336" w:lineRule="auto" w:after="180"/>
+        <w:shd w:fill="F1F6FC"/>
+      </w:pPr>
+      <w:r>
+        <w:rPr>
+          <w:b w:val="0"/>
+        </w:rPr>
+        <w:t>Explain the deciding step aloud before checking the changed case; pointing to the final answer alone does not show how it follows.</w:t>
+      </w:r>
+    </w:p>
+    <w:p>
+      <w:pPr>
+        <w:pStyle w:val="Heading3"/>
+      </w:pPr>
+      <w:r>
         <w:t>Practice 2: explain the deciding evidence</w:t>
       </w:r>
     </w:p>
     <w:p>
-      <w:r>
-        <w:t>Changed-case practice: A derived crop of plantG is added to training. Which conclusion is supported by the supplied facts?</w:t>
-      </w:r>
-    </w:p>
-    <w:p>
-      <w:r>
-        <w:t>1. This one example guarantees correct results for every future input.</w:t>
-      </w:r>
-    </w:p>
-    <w:p>
-      <w:r>
-        <w:t>2. We can decide the result without examining the changed input or the procedure.</w:t>
-      </w:r>
-    </w:p>
-    <w:p>
-      <w:r>
+      <w:pPr>
+        <w:pStyle w:val="Heading3"/>
+      </w:pPr>
+      <w:r>
+        <w:t>Changed case · predict first</w:t>
+      </w:r>
+    </w:p>
+    <w:p>
+      <w:pPr>
+        <w:spacing w:line="336" w:lineRule="auto" w:after="180"/>
+        <w:shd w:fill="F5F1FB"/>
+      </w:pPr>
+      <w:r>
+        <w:rPr>
+          <w:b w:val="0"/>
+        </w:rPr>
+        <w:t xml:space="preserve">Changed-case practice: A derived crop of plantG is added to </w:t>
+      </w:r>
+      <w:r>
+        <w:rPr>
+          <w:b/>
+        </w:rPr>
+        <w:t>training</w:t>
+      </w:r>
+      <w:r>
+        <w:rPr>
+          <w:b w:val="0"/>
+        </w:rPr>
+        <w:t>. Which conclusion is supported by the supplied facts?</w:t>
+      </w:r>
+    </w:p>
+    <w:p>
+      <w:pPr>
+        <w:spacing w:line="336" w:lineRule="auto" w:after="180"/>
+        <w:shd w:fill="F4F9FC"/>
+      </w:pPr>
+      <w:r>
+        <w:rPr>
+          <w:b w:val="0"/>
+        </w:rPr>
+        <w:t xml:space="preserve">1. This one example guarantees correct results for every future </w:t>
+      </w:r>
+      <w:r>
+        <w:rPr>
+          <w:b/>
+        </w:rPr>
+        <w:t>input</w:t>
+      </w:r>
+      <w:r>
+        <w:rPr>
+          <w:b w:val="0"/>
+        </w:rPr>
+        <w:t>.</w:t>
+      </w:r>
+    </w:p>
+    <w:p>
+      <w:pPr>
+        <w:spacing w:line="336" w:lineRule="auto" w:after="180"/>
+        <w:shd w:fill="F4F9FC"/>
+      </w:pPr>
+      <w:r>
+        <w:rPr>
+          <w:b w:val="0"/>
+        </w:rPr>
+        <w:t xml:space="preserve">2. We can decide the result without examining the changed </w:t>
+      </w:r>
+      <w:r>
+        <w:rPr>
+          <w:b/>
+        </w:rPr>
+        <w:t>input</w:t>
+      </w:r>
+      <w:r>
+        <w:rPr>
+          <w:b w:val="0"/>
+        </w:rPr>
+        <w:t xml:space="preserve"> or the procedure.</w:t>
+      </w:r>
+    </w:p>
+    <w:p>
+      <w:pPr>
+        <w:spacing w:line="336" w:lineRule="auto" w:after="180"/>
+        <w:shd w:fill="F4F9FC"/>
+      </w:pPr>
+      <w:r>
+        <w:rPr>
+          <w:b w:val="0"/>
+        </w:rPr>
         <w:t>3. The final group separation is violated.</w:t>
       </w:r>
     </w:p>
@@ -1880,12 +2806,42 @@
       </w:r>
     </w:p>
     <w:p>
-      <w:r>
+      <w:pPr>
+        <w:pStyle w:val="Heading3"/>
+      </w:pPr>
+      <w:r>
+        <w:t>Hint · try first</w:t>
+      </w:r>
+    </w:p>
+    <w:p>
+      <w:pPr>
+        <w:spacing w:line="336" w:lineRule="auto" w:after="180"/>
+        <w:shd w:fill="F1F6F8"/>
+      </w:pPr>
+      <w:r>
+        <w:rPr>
+          <w:b w:val="0"/>
+        </w:rPr>
         <w:t>Hint if needed: Use the changed condition and the deciding step in the pictorial trace. The answer must say what follows from those facts.</w:t>
       </w:r>
     </w:p>
     <w:p>
-      <w:r>
+      <w:pPr>
+        <w:pStyle w:val="Heading3"/>
+      </w:pPr>
+      <w:r>
+        <w:t>Feedback · compare after trying</w:t>
+      </w:r>
+    </w:p>
+    <w:p>
+      <w:pPr>
+        <w:spacing w:line="336" w:lineRule="auto" w:after="180"/>
+        <w:shd w:fill="F1F6FC"/>
+      </w:pPr>
+      <w:r>
+        <w:rPr>
+          <w:b w:val="0"/>
+        </w:rPr>
         <w:t>After your attempt, compare with the supported explanation: The final group separation is violated. The crop retains the same source plant identity even with a new file name.</w:t>
       </w:r>
     </w:p>
@@ -1898,18 +2854,129 @@
       </w:r>
     </w:p>
     <w:p>
-      <w:r>
-        <w:t>Review Model Cards and Human Review (ai-4/33). Goal: Write a model card whose claims match evidence. Short practice: Write a bounded replacement for the publicity sentence. Point to the relevant step in the picture, then write the changed result and the rule or evidence that supports it.. Return to this week and explain what you changed.</w:t>
-      </w:r>
-    </w:p>
-    <w:p>
-      <w:r>
-        <w:t>Review Subgroup Performance (ai-4/31). Goal: Calculate subgroup results with sample sizes. Short practice: Why should the report retain subgroup rates alongside the total? Point to the relevant step in the picture, then write the changed result and the rule or evidence that supports it.. Return to this week and explain what you changed.</w:t>
-      </w:r>
-    </w:p>
-    <w:p>
-      <w:r>
-        <w:t>Review Learning Curves (ai-4/28). Goal: Read training-size learning curves. Short practice: What comparison is valid if the validation set changes between sizes? Point to the relevant step in the picture, then write the changed result and the rule or evidence that supports it.. Return to this week and explain what you changed.</w:t>
+      <w:pPr>
+        <w:spacing w:line="336" w:lineRule="auto" w:after="180"/>
+      </w:pPr>
+      <w:r>
+        <w:rPr>
+          <w:b w:val="0"/>
+        </w:rPr>
+        <w:t xml:space="preserve">Review Model Cards and Human Review (ai-4/33). Goal: Write a model card whose claims match </w:t>
+      </w:r>
+      <w:r>
+        <w:rPr>
+          <w:b/>
+        </w:rPr>
+        <w:t>evidence</w:t>
+      </w:r>
+      <w:r>
+        <w:rPr>
+          <w:b w:val="0"/>
+        </w:rPr>
+        <w:t>. Short practice: Write a bounded replacement for the publicity sentence.</w:t>
+      </w:r>
+    </w:p>
+    <w:p>
+      <w:pPr>
+        <w:spacing w:line="336" w:lineRule="auto" w:after="180"/>
+      </w:pPr>
+      <w:r>
+        <w:rPr>
+          <w:b w:val="0"/>
+        </w:rPr>
+        <w:t xml:space="preserve">Point to the relevant step in the picture, then write the changed result and the rule or </w:t>
+      </w:r>
+      <w:r>
+        <w:rPr>
+          <w:b/>
+        </w:rPr>
+        <w:t>evidence</w:t>
+      </w:r>
+      <w:r>
+        <w:rPr>
+          <w:b w:val="0"/>
+        </w:rPr>
+        <w:t xml:space="preserve"> that supports it.. Return to this week and explain what you changed.</w:t>
+      </w:r>
+    </w:p>
+    <w:p>
+      <w:pPr>
+        <w:spacing w:line="336" w:lineRule="auto" w:after="180"/>
+      </w:pPr>
+      <w:r>
+        <w:rPr>
+          <w:b w:val="0"/>
+        </w:rPr>
+        <w:t>Review Subgroup Performance (ai-4/31). Goal: Calculate subgroup results with sample sizes. Short practice: Why should the report retain subgroup rates alongside the total?</w:t>
+      </w:r>
+    </w:p>
+    <w:p>
+      <w:pPr>
+        <w:spacing w:line="336" w:lineRule="auto" w:after="180"/>
+      </w:pPr>
+      <w:r>
+        <w:rPr>
+          <w:b w:val="0"/>
+        </w:rPr>
+        <w:t xml:space="preserve">Point to the relevant step in the picture, then write the changed result and the rule or </w:t>
+      </w:r>
+      <w:r>
+        <w:rPr>
+          <w:b/>
+        </w:rPr>
+        <w:t>evidence</w:t>
+      </w:r>
+      <w:r>
+        <w:rPr>
+          <w:b w:val="0"/>
+        </w:rPr>
+        <w:t xml:space="preserve"> that supports it.. Return to this week and explain what you changed.</w:t>
+      </w:r>
+    </w:p>
+    <w:p>
+      <w:pPr>
+        <w:spacing w:line="336" w:lineRule="auto" w:after="180"/>
+      </w:pPr>
+      <w:r>
+        <w:rPr>
+          <w:b w:val="0"/>
+        </w:rPr>
+        <w:t xml:space="preserve">Review Learning Curves (ai-4/28). Goal: Read </w:t>
+      </w:r>
+      <w:r>
+        <w:rPr>
+          <w:b/>
+        </w:rPr>
+        <w:t>training</w:t>
+      </w:r>
+      <w:r>
+        <w:rPr>
+          <w:b w:val="0"/>
+        </w:rPr>
+        <w:t>-size learning curves. Short practice: What comparison is valid if the validation set changes between sizes?</w:t>
+      </w:r>
+    </w:p>
+    <w:p>
+      <w:pPr>
+        <w:spacing w:line="336" w:lineRule="auto" w:after="180"/>
+      </w:pPr>
+      <w:r>
+        <w:rPr>
+          <w:b w:val="0"/>
+        </w:rPr>
+        <w:t xml:space="preserve">Point to the relevant step in the picture, then write the changed result and the rule or </w:t>
+      </w:r>
+      <w:r>
+        <w:rPr>
+          <w:b/>
+        </w:rPr>
+        <w:t>evidence</w:t>
+      </w:r>
+      <w:r>
+        <w:rPr>
+          <w:b w:val="0"/>
+        </w:rPr>
+        <w:t xml:space="preserve"> that supports it.. Return to this week and explain what you changed.</w:t>
       </w:r>
     </w:p>
     <w:p>
@@ -1921,8 +2988,61 @@
       </w:r>
     </w:p>
     <w:p>
-      <w:r>
-        <w:t>The browser lab lets you edit the supported Python examples already included in this lesson. Predict first, run, inspect the actual output or error, change one input, then run again. Keep code, predictions, actual results and a reasoned revision together. On paper, label your result as a trace rather than an execution.</w:t>
+      <w:pPr>
+        <w:spacing w:line="336" w:lineRule="auto" w:after="180"/>
+      </w:pPr>
+      <w:r>
+        <w:rPr>
+          <w:b w:val="0"/>
+        </w:rPr>
+        <w:t xml:space="preserve">The browser lab lets you edit the supported Python examples already included in this lesson. Predict first, run, inspect the actual </w:t>
+      </w:r>
+      <w:r>
+        <w:rPr>
+          <w:b/>
+        </w:rPr>
+        <w:t>output</w:t>
+      </w:r>
+      <w:r>
+        <w:rPr>
+          <w:b w:val="0"/>
+        </w:rPr>
+        <w:t xml:space="preserve"> or error, change one </w:t>
+      </w:r>
+      <w:r>
+        <w:rPr>
+          <w:b/>
+        </w:rPr>
+        <w:t>input</w:t>
+      </w:r>
+      <w:r>
+        <w:rPr>
+          <w:b w:val="0"/>
+        </w:rPr>
+        <w:t>, then run again.</w:t>
+      </w:r>
+    </w:p>
+    <w:p>
+      <w:pPr>
+        <w:spacing w:line="336" w:lineRule="auto" w:after="180"/>
+      </w:pPr>
+      <w:r>
+        <w:rPr>
+          <w:b w:val="0"/>
+        </w:rPr>
+        <w:t xml:space="preserve">Keep code, </w:t>
+      </w:r>
+      <w:r>
+        <w:rPr>
+          <w:b/>
+        </w:rPr>
+        <w:t>prediction</w:t>
+      </w:r>
+      <w:r>
+        <w:rPr>
+          <w:b w:val="0"/>
+        </w:rPr>
+        <w:t>s, actual results and a reasoned revision together. On paper, label your result as a trace rather than an execution.</w:t>
       </w:r>
     </w:p>
     <w:p>
@@ -1934,8 +3054,37 @@
       </w:r>
     </w:p>
     <w:p>
-      <w:r>
-        <w:t>Use Download completed work in the hosted lesson to export your answers, reflections, practice feedback and code-run evidence. Open the HTML copy to read or print it. Drafts stay in this browser when storage is available; clear drafts on a shared device.</w:t>
+      <w:pPr>
+        <w:spacing w:line="336" w:lineRule="auto" w:after="180"/>
+      </w:pPr>
+      <w:r>
+        <w:rPr>
+          <w:b w:val="0"/>
+        </w:rPr>
+        <w:t xml:space="preserve">Use Download completed work in the hosted lesson to export your answers, reflections, practice feedback and code-run </w:t>
+      </w:r>
+      <w:r>
+        <w:rPr>
+          <w:b/>
+        </w:rPr>
+        <w:t>evidence</w:t>
+      </w:r>
+      <w:r>
+        <w:rPr>
+          <w:b w:val="0"/>
+        </w:rPr>
+        <w:t>. Open the HTML copy to read or print it.</w:t>
+      </w:r>
+    </w:p>
+    <w:p>
+      <w:pPr>
+        <w:spacing w:line="336" w:lineRule="auto" w:after="180"/>
+      </w:pPr>
+      <w:r>
+        <w:rPr>
+          <w:b w:val="0"/>
+        </w:rPr>
+        <w:t>Drafts stay in this browser when storage is available; clear drafts on a shared device.</w:t>
       </w:r>
     </w:p>
     <w:p>
@@ -1949,6 +3098,893 @@
     <w:p>
       <w:r>
         <w:t>________________________________________________________________</w:t>
+      </w:r>
+    </w:p>
+    <w:p>
+      <w:r>
+        <w:t>________________________________________________________________</w:t>
+      </w:r>
+    </w:p>
+    <w:p>
+      <w:r>
+        <w:t>________________________________________________________________</w:t>
+      </w:r>
+    </w:p>
+    <w:p>
+      <w:r>
+        <w:t>________________________________________________________________</w:t>
+      </w:r>
+    </w:p>
+    <w:p>
+      <w:r>
+        <w:t>________________________________________________________________</w:t>
+      </w:r>
+    </w:p>
+    <w:p>
+      <w:pPr>
+        <w:pStyle w:val="Heading1"/>
+      </w:pPr>
+      <w:r>
+        <w:t>26. Visual concept journey</w:t>
+      </w:r>
+    </w:p>
+    <w:p>
+      <w:r>
+        <w:t>Explain each Capstone Dataset and Baseline picture from its labels, then record a relevant limit.</w:t>
+      </w:r>
+    </w:p>
+    <w:p>
+      <w:pPr>
+        <w:pStyle w:val="Heading3"/>
+      </w:pPr>
+      <w:r>
+        <w:t>01. Capstone Dataset and Baseline: the case</w:t>
+      </w:r>
+    </w:p>
+    <w:p>
+      <w:r>
+        <w:drawing>
+          <wp:inline xmlns:a="http://schemas.openxmlformats.org/drawingml/2006/main" xmlns:pic="http://schemas.openxmlformats.org/drawingml/2006/picture">
+            <wp:extent cx="5486400" cy="3291840"/>
+            <wp:docPr id="2" name="Picture 2" descr="Plan the plant capstone around independent groups and a baseline before collecting more rows. Supplied facts: Toy proposed dataset: 8 plants, 3 photos each. Development groupsA–F; final groupsG, H. Target is visible-spot status, with review for hidden leaves. All inputs and outcomes in this worked example are invented classroom data; no real model run is claimed."/>
+            <wp:cNvGraphicFramePr>
+              <a:graphicFrameLocks noChangeAspect="1"/>
+            </wp:cNvGraphicFramePr>
+            <a:graphic>
+              <a:graphicData uri="http://schemas.openxmlformats.org/drawingml/2006/picture">
+                <pic:pic>
+                  <pic:nvPicPr>
+                    <pic:cNvPr id="0" name="academy-story-ai-4-34-01.png"/>
+                    <pic:cNvPicPr/>
+                  </pic:nvPicPr>
+                  <pic:blipFill>
+                    <a:blip r:embed="rId10"/>
+                    <a:stretch>
+                      <a:fillRect/>
+                    </a:stretch>
+                  </pic:blipFill>
+                  <pic:spPr>
+                    <a:xfrm>
+                      <a:off x="0" y="0"/>
+                      <a:ext cx="5486400" cy="3291840"/>
+                    </a:xfrm>
+                    <a:prstGeom prst="rect"/>
+                  </pic:spPr>
+                </pic:pic>
+              </a:graphicData>
+            </a:graphic>
+          </wp:inline>
+        </w:drawing>
+      </w:r>
+    </w:p>
+    <w:p>
+      <w:pPr>
+        <w:spacing w:line="336" w:lineRule="auto" w:after="180"/>
+      </w:pPr>
+      <w:r>
+        <w:rPr>
+          <w:b w:val="0"/>
+        </w:rPr>
+        <w:t xml:space="preserve">Plan the plant capstone around independent groups and a </w:t>
+      </w:r>
+      <w:r>
+        <w:rPr>
+          <w:b/>
+        </w:rPr>
+        <w:t>baseline</w:t>
+      </w:r>
+      <w:r>
+        <w:rPr>
+          <w:b w:val="0"/>
+        </w:rPr>
+        <w:t xml:space="preserve"> before collecting more rows. Supplied facts: Toy proposed dataset: 8 plants, 3 photos each. Development groupsA–F; final groupsG, H.</w:t>
+      </w:r>
+    </w:p>
+    <w:p>
+      <w:pPr>
+        <w:spacing w:line="336" w:lineRule="auto" w:after="180"/>
+      </w:pPr>
+      <w:r>
+        <w:rPr>
+          <w:b w:val="0"/>
+        </w:rPr>
+        <w:t xml:space="preserve">Target is visible-spot status, with review for hidden leaves. All </w:t>
+      </w:r>
+      <w:r>
+        <w:rPr>
+          <w:b/>
+        </w:rPr>
+        <w:t>input</w:t>
+      </w:r>
+      <w:r>
+        <w:rPr>
+          <w:b w:val="0"/>
+        </w:rPr>
+        <w:t>s and outcomes in this worked example are invented classroom data; no real model run is claimed.</w:t>
+      </w:r>
+    </w:p>
+    <w:p>
+      <w:pPr>
+        <w:spacing w:line="336" w:lineRule="auto" w:after="180"/>
+        <w:shd w:fill="F5F1FB"/>
+      </w:pPr>
+      <w:r>
+        <w:rPr>
+          <w:b w:val="0"/>
+        </w:rPr>
+        <w:t>Point to the given fact that matters most. Explain why it matters.</w:t>
+      </w:r>
+    </w:p>
+    <w:p>
+      <w:pPr>
+        <w:pStyle w:val="Heading3"/>
+      </w:pPr>
+      <w:r>
+        <w:t>My picture explanation, deciding evidence and one limit</w:t>
+      </w:r>
+    </w:p>
+    <w:p>
+      <w:r>
+        <w:t>________________________________________________________________</w:t>
+      </w:r>
+    </w:p>
+    <w:p>
+      <w:r>
+        <w:t>________________________________________________________________</w:t>
+      </w:r>
+    </w:p>
+    <w:p>
+      <w:r>
+        <w:t>________________________________________________________________</w:t>
+      </w:r>
+    </w:p>
+    <w:p>
+      <w:r>
+        <w:t>________________________________________________________________</w:t>
+      </w:r>
+    </w:p>
+    <w:p>
+      <w:pPr>
+        <w:pStyle w:val="Heading3"/>
+      </w:pPr>
+      <w:r>
+        <w:t>02. Follow the deciding steps</w:t>
+      </w:r>
+    </w:p>
+    <w:p>
+      <w:r>
+        <w:drawing>
+          <wp:inline xmlns:a="http://schemas.openxmlformats.org/drawingml/2006/main" xmlns:pic="http://schemas.openxmlformats.org/drawingml/2006/picture">
+            <wp:extent cx="5486400" cy="3182112"/>
+            <wp:docPr id="3" name="Picture 3" descr="Define target: Write visible-spot and review rules before annotation. → Split by groups: Keep all 18 A–F views in development and all 6 G/H views for final evaluation. → Plan baseline: Fit majority label only from development training; record metrics and error types."/>
+            <wp:cNvGraphicFramePr>
+              <a:graphicFrameLocks noChangeAspect="1"/>
+            </wp:cNvGraphicFramePr>
+            <a:graphic>
+              <a:graphicData uri="http://schemas.openxmlformats.org/drawingml/2006/picture">
+                <pic:pic>
+                  <pic:nvPicPr>
+                    <pic:cNvPr id="0" name="academy-story-ai-4-34-02.png"/>
+                    <pic:cNvPicPr/>
+                  </pic:nvPicPr>
+                  <pic:blipFill>
+                    <a:blip r:embed="rId11"/>
+                    <a:stretch>
+                      <a:fillRect/>
+                    </a:stretch>
+                  </pic:blipFill>
+                  <pic:spPr>
+                    <a:xfrm>
+                      <a:off x="0" y="0"/>
+                      <a:ext cx="5486400" cy="3182112"/>
+                    </a:xfrm>
+                    <a:prstGeom prst="rect"/>
+                  </pic:spPr>
+                </pic:pic>
+              </a:graphicData>
+            </a:graphic>
+          </wp:inline>
+        </w:drawing>
+      </w:r>
+    </w:p>
+    <w:p>
+      <w:pPr>
+        <w:spacing w:line="336" w:lineRule="auto" w:after="180"/>
+      </w:pPr>
+      <w:r>
+        <w:rPr>
+          <w:b w:val="0"/>
+        </w:rPr>
+        <w:t xml:space="preserve">Define target: Write visible-spot and review rules before annotation. → Split by groups: Keep all 18 A–F views in development and all 6 G/H views for final evaluation. → Plan </w:t>
+      </w:r>
+      <w:r>
+        <w:rPr>
+          <w:b/>
+        </w:rPr>
+        <w:t>baseline</w:t>
+      </w:r>
+      <w:r>
+        <w:rPr>
+          <w:b w:val="0"/>
+        </w:rPr>
+        <w:t xml:space="preserve">: Fit majority label only from development </w:t>
+      </w:r>
+      <w:r>
+        <w:rPr>
+          <w:b/>
+        </w:rPr>
+        <w:t>training</w:t>
+      </w:r>
+      <w:r>
+        <w:rPr>
+          <w:b w:val="0"/>
+        </w:rPr>
+        <w:t>; record metrics and error types.</w:t>
+      </w:r>
+    </w:p>
+    <w:p>
+      <w:pPr>
+        <w:spacing w:line="336" w:lineRule="auto" w:after="180"/>
+        <w:shd w:fill="F5F1FB"/>
+      </w:pPr>
+      <w:r>
+        <w:rPr>
+          <w:b w:val="0"/>
+        </w:rPr>
+        <w:t xml:space="preserve">Point to each numbered stage and explain which recorded </w:t>
+      </w:r>
+      <w:r>
+        <w:rPr>
+          <w:b/>
+        </w:rPr>
+        <w:t>input</w:t>
+      </w:r>
+      <w:r>
+        <w:rPr>
+          <w:b w:val="0"/>
+        </w:rPr>
+        <w:t xml:space="preserve"> it uses.</w:t>
+      </w:r>
+    </w:p>
+    <w:p>
+      <w:pPr>
+        <w:pStyle w:val="Heading3"/>
+      </w:pPr>
+      <w:r>
+        <w:t>My picture explanation, deciding evidence and one limit</w:t>
+      </w:r>
+    </w:p>
+    <w:p>
+      <w:r>
+        <w:t>________________________________________________________________</w:t>
+      </w:r>
+    </w:p>
+    <w:p>
+      <w:r>
+        <w:t>________________________________________________________________</w:t>
+      </w:r>
+    </w:p>
+    <w:p>
+      <w:r>
+        <w:t>________________________________________________________________</w:t>
+      </w:r>
+    </w:p>
+    <w:p>
+      <w:r>
+        <w:t>________________________________________________________________</w:t>
+      </w:r>
+    </w:p>
+    <w:p>
+      <w:pPr>
+        <w:pStyle w:val="Heading3"/>
+      </w:pPr>
+      <w:r>
+        <w:t>03. Four-step worked evidence for Week 34: Capstone Dataset and Baseline</w:t>
+      </w:r>
+    </w:p>
+    <w:p>
+      <w:r>
+        <w:drawing>
+          <wp:inline xmlns:a="http://schemas.openxmlformats.org/drawingml/2006/main" xmlns:pic="http://schemas.openxmlformats.org/drawingml/2006/picture">
+            <wp:extent cx="5486400" cy="4349496"/>
+            <wp:docPr id="4" name="Picture 4" descr="Four-step worked evidence for Week 34: Capstone Dataset and Baseline. 1 | Freeze dataset card v3 and grouped split s2 with no plant identity crossing sets.. 2 | Test set remains sealed; validation supports model choices.. 3 | Validation has 12 healthy and 8 spotted leaves. The always-healthy baseline scores 12/20=60% accuracy and 0/8=0% spotted recall. The rule has TP=5, FN=3, TN=10, FP=2: accuracy 75% and spotted recall 62.5%.. 4 | Acceptance requires valid citations, metric calculations, subgroup review, and safe escalation."/>
+            <wp:cNvGraphicFramePr>
+              <a:graphicFrameLocks noChangeAspect="1"/>
+            </wp:cNvGraphicFramePr>
+            <a:graphic>
+              <a:graphicData uri="http://schemas.openxmlformats.org/drawingml/2006/picture">
+                <pic:pic>
+                  <pic:nvPicPr>
+                    <pic:cNvPr id="0" name="academy-story-ai-4-34-03.png"/>
+                    <pic:cNvPicPr/>
+                  </pic:nvPicPr>
+                  <pic:blipFill>
+                    <a:blip r:embed="rId12"/>
+                    <a:stretch>
+                      <a:fillRect/>
+                    </a:stretch>
+                  </pic:blipFill>
+                  <pic:spPr>
+                    <a:xfrm>
+                      <a:off x="0" y="0"/>
+                      <a:ext cx="5486400" cy="4349496"/>
+                    </a:xfrm>
+                    <a:prstGeom prst="rect"/>
+                  </pic:spPr>
+                </pic:pic>
+              </a:graphicData>
+            </a:graphic>
+          </wp:inline>
+        </w:drawing>
+      </w:r>
+    </w:p>
+    <w:p>
+      <w:pPr>
+        <w:spacing w:line="336" w:lineRule="auto" w:after="180"/>
+      </w:pPr>
+      <w:r>
+        <w:rPr>
+          <w:b w:val="0"/>
+        </w:rPr>
+        <w:t xml:space="preserve">Four-step worked </w:t>
+      </w:r>
+      <w:r>
+        <w:rPr>
+          <w:b/>
+        </w:rPr>
+        <w:t>evidence</w:t>
+      </w:r>
+      <w:r>
+        <w:rPr>
+          <w:b w:val="0"/>
+        </w:rPr>
+        <w:t xml:space="preserve"> for Week 34: Capstone Dataset and </w:t>
+      </w:r>
+      <w:r>
+        <w:rPr>
+          <w:b/>
+        </w:rPr>
+        <w:t>Baseline</w:t>
+      </w:r>
+      <w:r>
+        <w:rPr>
+          <w:b w:val="0"/>
+        </w:rPr>
+        <w:t xml:space="preserve">. 1 | </w:t>
+      </w:r>
+      <w:r>
+        <w:rPr>
+          <w:b/>
+        </w:rPr>
+        <w:t>Freeze</w:t>
+      </w:r>
+      <w:r>
+        <w:rPr>
+          <w:b w:val="0"/>
+        </w:rPr>
+        <w:t xml:space="preserve"> dataset card v3 and grouped split s2 with no plant identity crossing sets.. 2 | Test set remains sealed; validation supports model choices.. 3 | Validation has 12 healthy and 8 spotted leaves.</w:t>
+      </w:r>
+    </w:p>
+    <w:p>
+      <w:pPr>
+        <w:spacing w:line="336" w:lineRule="auto" w:after="180"/>
+      </w:pPr>
+      <w:r>
+        <w:rPr>
+          <w:b w:val="0"/>
+        </w:rPr>
+        <w:t xml:space="preserve">The always-healthy </w:t>
+      </w:r>
+      <w:r>
+        <w:rPr>
+          <w:b/>
+        </w:rPr>
+        <w:t>baseline</w:t>
+      </w:r>
+      <w:r>
+        <w:rPr>
+          <w:b w:val="0"/>
+        </w:rPr>
+        <w:t xml:space="preserve"> scores 12/20=</w:t>
+      </w:r>
+      <w:r>
+        <w:rPr>
+          <w:b/>
+        </w:rPr>
+        <w:t>60%</w:t>
+      </w:r>
+      <w:r>
+        <w:rPr>
+          <w:b w:val="0"/>
+        </w:rPr>
+        <w:t xml:space="preserve"> accuracy and 0/8=0% spotted recall.</w:t>
+      </w:r>
+    </w:p>
+    <w:p>
+      <w:pPr>
+        <w:spacing w:line="336" w:lineRule="auto" w:after="180"/>
+      </w:pPr>
+      <w:r>
+        <w:rPr>
+          <w:b w:val="0"/>
+        </w:rPr>
+        <w:t>The rule has TP=5, FN=3, TN=10, FP=2: accuracy 75% and spotted recall 62.5%.. 4 | Acceptance requires valid citations, metric calculations, subgroup review, and safe escalation.</w:t>
+      </w:r>
+    </w:p>
+    <w:p>
+      <w:pPr>
+        <w:spacing w:line="336" w:lineRule="auto" w:after="180"/>
+        <w:shd w:fill="F5F1FB"/>
+      </w:pPr>
+      <w:r>
+        <w:rPr>
+          <w:b w:val="0"/>
+        </w:rPr>
+        <w:t>Read the labels and values. Explain the relationship the model shows.</w:t>
+      </w:r>
+    </w:p>
+    <w:p>
+      <w:pPr>
+        <w:pStyle w:val="Heading3"/>
+      </w:pPr>
+      <w:r>
+        <w:t>My picture explanation, deciding evidence and one limit</w:t>
+      </w:r>
+    </w:p>
+    <w:p>
+      <w:r>
+        <w:t>________________________________________________________________</w:t>
+      </w:r>
+    </w:p>
+    <w:p>
+      <w:r>
+        <w:t>________________________________________________________________</w:t>
+      </w:r>
+    </w:p>
+    <w:p>
+      <w:r>
+        <w:t>________________________________________________________________</w:t>
+      </w:r>
+    </w:p>
+    <w:p>
+      <w:r>
+        <w:t>________________________________________________________________</w:t>
+      </w:r>
+    </w:p>
+    <w:p>
+      <w:pPr>
+        <w:pStyle w:val="Heading3"/>
+      </w:pPr>
+      <w:r>
+        <w:t>04. Change one thing. Trace what follows.</w:t>
+      </w:r>
+    </w:p>
+    <w:p>
+      <w:r>
+        <w:drawing>
+          <wp:inline xmlns:a="http://schemas.openxmlformats.org/drawingml/2006/main" xmlns:pic="http://schemas.openxmlformats.org/drawingml/2006/picture">
+            <wp:extent cx="5486400" cy="3026664"/>
+            <wp:docPr id="5" name="Picture 5" descr="Original case: Fit majority label only from development training; record metrics and error types. Changed condition: A derived crop of plantG is added to training. Expected result: The final group separation is violated. Reason: The crop retains the same source plant identity even with a new file name."/>
+            <wp:cNvGraphicFramePr>
+              <a:graphicFrameLocks noChangeAspect="1"/>
+            </wp:cNvGraphicFramePr>
+            <a:graphic>
+              <a:graphicData uri="http://schemas.openxmlformats.org/drawingml/2006/picture">
+                <pic:pic>
+                  <pic:nvPicPr>
+                    <pic:cNvPr id="0" name="academy-story-ai-4-34-04.png"/>
+                    <pic:cNvPicPr/>
+                  </pic:nvPicPr>
+                  <pic:blipFill>
+                    <a:blip r:embed="rId13"/>
+                    <a:stretch>
+                      <a:fillRect/>
+                    </a:stretch>
+                  </pic:blipFill>
+                  <pic:spPr>
+                    <a:xfrm>
+                      <a:off x="0" y="0"/>
+                      <a:ext cx="5486400" cy="3026664"/>
+                    </a:xfrm>
+                    <a:prstGeom prst="rect"/>
+                  </pic:spPr>
+                </pic:pic>
+              </a:graphicData>
+            </a:graphic>
+          </wp:inline>
+        </w:drawing>
+      </w:r>
+    </w:p>
+    <w:p>
+      <w:pPr>
+        <w:spacing w:line="336" w:lineRule="auto" w:after="180"/>
+      </w:pPr>
+      <w:r>
+        <w:rPr>
+          <w:b w:val="0"/>
+        </w:rPr>
+        <w:t xml:space="preserve">Original case: Fit majority label only from development </w:t>
+      </w:r>
+      <w:r>
+        <w:rPr>
+          <w:b/>
+        </w:rPr>
+        <w:t>training</w:t>
+      </w:r>
+      <w:r>
+        <w:rPr>
+          <w:b w:val="0"/>
+        </w:rPr>
+        <w:t xml:space="preserve">; record metrics and error types. Changed condition: A derived crop of plantG is added to </w:t>
+      </w:r>
+      <w:r>
+        <w:rPr>
+          <w:b/>
+        </w:rPr>
+        <w:t>training</w:t>
+      </w:r>
+      <w:r>
+        <w:rPr>
+          <w:b w:val="0"/>
+        </w:rPr>
+        <w:t>. Expected result: The final group separation is violated.</w:t>
+      </w:r>
+    </w:p>
+    <w:p>
+      <w:pPr>
+        <w:spacing w:line="336" w:lineRule="auto" w:after="180"/>
+      </w:pPr>
+      <w:r>
+        <w:rPr>
+          <w:b w:val="0"/>
+        </w:rPr>
+        <w:t>Reason: The crop retains the same source plant identity even with a new file name.</w:t>
+      </w:r>
+    </w:p>
+    <w:p>
+      <w:pPr>
+        <w:spacing w:line="336" w:lineRule="auto" w:after="180"/>
+        <w:shd w:fill="F5F1FB"/>
+      </w:pPr>
+      <w:r>
+        <w:rPr>
+          <w:b w:val="0"/>
+        </w:rPr>
+        <w:t>Predict before checking the worked changed-case result. Name what changed and what the supplied facts allow you to conclude.</w:t>
+      </w:r>
+    </w:p>
+    <w:p>
+      <w:pPr>
+        <w:pStyle w:val="Heading3"/>
+      </w:pPr>
+      <w:r>
+        <w:t>My picture explanation, deciding evidence and one limit</w:t>
+      </w:r>
+    </w:p>
+    <w:p>
+      <w:r>
+        <w:t>________________________________________________________________</w:t>
+      </w:r>
+    </w:p>
+    <w:p>
+      <w:r>
+        <w:t>________________________________________________________________</w:t>
+      </w:r>
+    </w:p>
+    <w:p>
+      <w:r>
+        <w:t>________________________________________________________________</w:t>
+      </w:r>
+    </w:p>
+    <w:p>
+      <w:r>
+        <w:t>________________________________________________________________</w:t>
+      </w:r>
+    </w:p>
+    <w:p>
+      <w:pPr>
+        <w:pStyle w:val="Heading3"/>
+      </w:pPr>
+      <w:r>
+        <w:t>05. Connect the explanation to its limit</w:t>
+      </w:r>
+    </w:p>
+    <w:p>
+      <w:r>
+        <w:drawing>
+          <wp:inline xmlns:a="http://schemas.openxmlformats.org/drawingml/2006/main" xmlns:pic="http://schemas.openxmlformats.org/drawingml/2006/picture">
+            <wp:extent cx="5486400" cy="2834640"/>
+            <wp:docPr id="6" name="Picture 6" descr="Read the picture in order. Fit majority label only from development training; record metrics and error types. The arrows show which recorded input or intermediate result each decision uses. Explain the deciding step aloud before checking the changed case; pointing to the final answer alone does not show how it follows. Limit: A well-planned split does not create sufficient sample size; two held-out plants support only a very narrow claim."/>
+            <wp:cNvGraphicFramePr>
+              <a:graphicFrameLocks noChangeAspect="1"/>
+            </wp:cNvGraphicFramePr>
+            <a:graphic>
+              <a:graphicData uri="http://schemas.openxmlformats.org/drawingml/2006/picture">
+                <pic:pic>
+                  <pic:nvPicPr>
+                    <pic:cNvPr id="0" name="academy-story-ai-4-34-05.png"/>
+                    <pic:cNvPicPr/>
+                  </pic:nvPicPr>
+                  <pic:blipFill>
+                    <a:blip r:embed="rId14"/>
+                    <a:stretch>
+                      <a:fillRect/>
+                    </a:stretch>
+                  </pic:blipFill>
+                  <pic:spPr>
+                    <a:xfrm>
+                      <a:off x="0" y="0"/>
+                      <a:ext cx="5486400" cy="2834640"/>
+                    </a:xfrm>
+                    <a:prstGeom prst="rect"/>
+                  </pic:spPr>
+                </pic:pic>
+              </a:graphicData>
+            </a:graphic>
+          </wp:inline>
+        </w:drawing>
+      </w:r>
+    </w:p>
+    <w:p>
+      <w:pPr>
+        <w:spacing w:line="336" w:lineRule="auto" w:after="180"/>
+      </w:pPr>
+      <w:r>
+        <w:rPr>
+          <w:b w:val="0"/>
+        </w:rPr>
+        <w:t xml:space="preserve">Read the picture in order. Fit majority label only from development </w:t>
+      </w:r>
+      <w:r>
+        <w:rPr>
+          <w:b/>
+        </w:rPr>
+        <w:t>training</w:t>
+      </w:r>
+      <w:r>
+        <w:rPr>
+          <w:b w:val="0"/>
+        </w:rPr>
+        <w:t xml:space="preserve">; record metrics and error types. The arrows show which recorded </w:t>
+      </w:r>
+      <w:r>
+        <w:rPr>
+          <w:b/>
+        </w:rPr>
+        <w:t>input</w:t>
+      </w:r>
+      <w:r>
+        <w:rPr>
+          <w:b w:val="0"/>
+        </w:rPr>
+        <w:t xml:space="preserve"> or intermediate result each decision uses.</w:t>
+      </w:r>
+    </w:p>
+    <w:p>
+      <w:pPr>
+        <w:spacing w:line="336" w:lineRule="auto" w:after="180"/>
+      </w:pPr>
+      <w:r>
+        <w:rPr>
+          <w:b w:val="0"/>
+        </w:rPr>
+        <w:t>Explain the deciding step aloud before checking the changed case; pointing to the final answer alone does not show how it follows.</w:t>
+      </w:r>
+    </w:p>
+    <w:p>
+      <w:pPr>
+        <w:spacing w:line="336" w:lineRule="auto" w:after="180"/>
+      </w:pPr>
+      <w:r>
+        <w:rPr>
+          <w:b w:val="0"/>
+        </w:rPr>
+        <w:t>Limit: A well-planned split does not create sufficient sample size; two held-out plants support only a very narrow claim.</w:t>
+      </w:r>
+    </w:p>
+    <w:p>
+      <w:pPr>
+        <w:spacing w:line="336" w:lineRule="auto" w:after="180"/>
+        <w:shd w:fill="F5F1FB"/>
+      </w:pPr>
+      <w:r>
+        <w:rPr>
+          <w:b w:val="0"/>
+        </w:rPr>
+        <w:t>Explain the case, then point to a limit on the claim.</w:t>
+      </w:r>
+    </w:p>
+    <w:p>
+      <w:pPr>
+        <w:pStyle w:val="Heading3"/>
+      </w:pPr>
+      <w:r>
+        <w:t>My picture explanation, deciding evidence and one limit</w:t>
+      </w:r>
+    </w:p>
+    <w:p>
+      <w:r>
+        <w:t>________________________________________________________________</w:t>
+      </w:r>
+    </w:p>
+    <w:p>
+      <w:r>
+        <w:t>________________________________________________________________</w:t>
+      </w:r>
+    </w:p>
+    <w:p>
+      <w:r>
+        <w:t>________________________________________________________________</w:t>
+      </w:r>
+    </w:p>
+    <w:p>
+      <w:r>
+        <w:t>________________________________________________________________</w:t>
+      </w:r>
+    </w:p>
+    <w:p>
+      <w:pPr>
+        <w:pStyle w:val="Heading3"/>
+      </w:pPr>
+      <w:r>
+        <w:t>06. Make the idea visible in your project</w:t>
+      </w:r>
+    </w:p>
+    <w:p>
+      <w:r>
+        <w:drawing>
+          <wp:inline xmlns:a="http://schemas.openxmlformats.org/drawingml/2006/main" xmlns:pic="http://schemas.openxmlformats.org/drawingml/2006/picture">
+            <wp:extent cx="5486400" cy="3681984"/>
+            <wp:docPr id="7" name="Picture 7" descr="For your Responsible Plant Classifier, save the input, procedure, observed result and limitation of this check. Label this worked example as practice; use a different, previously unreviewed case when checking independent understanding. Draw your input, deciding step, result and limit. Supported question: What provenance field prevents the crop from appearing independent? Point to the relevant step in the picture, then write the changed result and the rule or evidence that supports it."/>
+            <wp:cNvGraphicFramePr>
+              <a:graphicFrameLocks noChangeAspect="1"/>
+            </wp:cNvGraphicFramePr>
+            <a:graphic>
+              <a:graphicData uri="http://schemas.openxmlformats.org/drawingml/2006/picture">
+                <pic:pic>
+                  <pic:nvPicPr>
+                    <pic:cNvPr id="0" name="academy-story-ai-4-34-06.png"/>
+                    <pic:cNvPicPr/>
+                  </pic:nvPicPr>
+                  <pic:blipFill>
+                    <a:blip r:embed="rId15"/>
+                    <a:stretch>
+                      <a:fillRect/>
+                    </a:stretch>
+                  </pic:blipFill>
+                  <pic:spPr>
+                    <a:xfrm>
+                      <a:off x="0" y="0"/>
+                      <a:ext cx="5486400" cy="3681984"/>
+                    </a:xfrm>
+                    <a:prstGeom prst="rect"/>
+                  </pic:spPr>
+                </pic:pic>
+              </a:graphicData>
+            </a:graphic>
+          </wp:inline>
+        </w:drawing>
+      </w:r>
+    </w:p>
+    <w:p>
+      <w:pPr>
+        <w:spacing w:line="336" w:lineRule="auto" w:after="180"/>
+      </w:pPr>
+      <w:r>
+        <w:rPr>
+          <w:b w:val="0"/>
+        </w:rPr>
+        <w:t xml:space="preserve">For your Responsible Plant Classifier, save the </w:t>
+      </w:r>
+      <w:r>
+        <w:rPr>
+          <w:b/>
+        </w:rPr>
+        <w:t>input</w:t>
+      </w:r>
+      <w:r>
+        <w:rPr>
+          <w:b w:val="0"/>
+        </w:rPr>
+        <w:t>, procedure, observed result and limitation of this check.</w:t>
+      </w:r>
+    </w:p>
+    <w:p>
+      <w:pPr>
+        <w:spacing w:line="336" w:lineRule="auto" w:after="180"/>
+      </w:pPr>
+      <w:r>
+        <w:rPr>
+          <w:b w:val="0"/>
+        </w:rPr>
+        <w:t xml:space="preserve">Label this worked example as practice; use a different, previously unreviewed case when checking independent understanding. Draw your </w:t>
+      </w:r>
+      <w:r>
+        <w:rPr>
+          <w:b/>
+        </w:rPr>
+        <w:t>input</w:t>
+      </w:r>
+      <w:r>
+        <w:rPr>
+          <w:b w:val="0"/>
+        </w:rPr>
+        <w:t>, deciding step, result and limit.</w:t>
+      </w:r>
+    </w:p>
+    <w:p>
+      <w:pPr>
+        <w:spacing w:line="336" w:lineRule="auto" w:after="180"/>
+      </w:pPr>
+      <w:r>
+        <w:rPr>
+          <w:b w:val="0"/>
+        </w:rPr>
+        <w:t xml:space="preserve">Supported question: What provenance field prevents the crop from appearing independent? Point to the relevant step in the picture, then write the changed result and the rule or </w:t>
+      </w:r>
+      <w:r>
+        <w:rPr>
+          <w:b/>
+        </w:rPr>
+        <w:t>evidence</w:t>
+      </w:r>
+      <w:r>
+        <w:rPr>
+          <w:b w:val="0"/>
+        </w:rPr>
+        <w:t xml:space="preserve"> that supports it.</w:t>
+      </w:r>
+    </w:p>
+    <w:p>
+      <w:pPr>
+        <w:spacing w:line="336" w:lineRule="auto" w:after="180"/>
+        <w:shd w:fill="F5F1FB"/>
+      </w:pPr>
+      <w:r>
+        <w:rPr>
+          <w:b w:val="0"/>
+        </w:rPr>
+        <w:t xml:space="preserve">Draw your project trace and justify the deciding step using </w:t>
+      </w:r>
+      <w:r>
+        <w:rPr>
+          <w:b/>
+        </w:rPr>
+        <w:t>evidence</w:t>
+      </w:r>
+      <w:r>
+        <w:rPr>
+          <w:b w:val="0"/>
+        </w:rPr>
+        <w:t>.</w:t>
+      </w:r>
+    </w:p>
+    <w:p>
+      <w:pPr>
+        <w:pStyle w:val="Heading3"/>
+      </w:pPr>
+      <w:r>
+        <w:t>My picture explanation, deciding evidence and one limit</w:t>
       </w:r>
     </w:p>
     <w:p>

--- a/downloads/workbook/ai-4-week-34.docx
+++ b/downloads/workbook/ai-4-week-34.docx
@@ -25,22 +25,45 @@
         <w:pStyle w:val="Heading1"/>
       </w:pPr>
       <w:r>
-        <w:t>01. Recall and choose your starting point</w:t>
-      </w:r>
-    </w:p>
-    <w:p>
-      <w:r>
-        <w:t>Record your starting explanation for Capstone Dataset and Baseline before opening notes. Show any later correction separately.</w:t>
-      </w:r>
-    </w:p>
-    <w:p>
-      <w:pPr>
-        <w:spacing w:line="336" w:lineRule="auto" w:after="180"/>
-      </w:pPr>
-      <w:r>
-        <w:rPr>
-          <w:b w:val="0"/>
-        </w:rPr>
+        <w:t>One capstone design-and-baseline evidence record.</w:t>
+      </w:r>
+    </w:p>
+    <w:p>
+      <w:r>
+        <w:t>Define fields,audit source groups and preserve actual validation outputs.</w:t>
+      </w:r>
+    </w:p>
+    <w:p>
+      <w:r>
+        <w:t>W1–W3/W5 → selected pair-plan task → exact project data bundle → Week35comparison.</w:t>
+      </w:r>
+    </w:p>
+    <w:p>
+      <w:pPr>
+        <w:pStyle w:val="Heading1"/>
+      </w:pPr>
+      <w:r>
+        <w:t>01. Recall · Retrieve before notes</w:t>
+      </w:r>
+    </w:p>
+    <w:p>
+      <w:r>
+        <w:t>Keep this task’s complete inputs, stated rule and support record together.</w:t>
+      </w:r>
+    </w:p>
+    <w:p>
+      <w:pPr>
+        <w:pStyle w:val="Heading2"/>
+      </w:pPr>
+      <w:r>
+        <w:t>Task and evidence record</w:t>
+      </w:r>
+    </w:p>
+    <w:p>
+      <w:pPr>
+        <w:pStyle w:val="ListBullet"/>
+      </w:pPr>
+      <w:r>
         <w:t>Try the recall before opening notes. Then use a different colour or a labelled second line to correct your explanation.</w:t>
       </w:r>
     </w:p>
@@ -54,12 +77,9 @@
     </w:p>
     <w:p>
       <w:pPr>
-        <w:spacing w:line="336" w:lineRule="auto" w:after="180"/>
-      </w:pPr>
-      <w:r>
-        <w:rPr>
-          <w:b w:val="0"/>
-        </w:rPr>
+        <w:pStyle w:val="ListBullet"/>
+      </w:pPr>
+      <w:r>
         <w:t>Without opening the old lesson, explain one key idea from Model Cards and Human Review. Give an example and a mistake that the idea helps you avoid.</w:t>
       </w:r>
     </w:p>
@@ -96,12 +116,9 @@
     </w:p>
     <w:p>
       <w:pPr>
-        <w:spacing w:line="336" w:lineRule="auto" w:after="180"/>
-      </w:pPr>
-      <w:r>
-        <w:rPr>
-          <w:b w:val="0"/>
-        </w:rPr>
+        <w:pStyle w:val="ListBullet"/>
+      </w:pPr>
+      <w:r>
         <w:t>Without opening the old lesson, explain one key idea from Subgroup Performance. Give an example and a mistake that the idea helps you avoid.</w:t>
       </w:r>
     </w:p>
@@ -138,12 +155,9 @@
     </w:p>
     <w:p>
       <w:pPr>
-        <w:spacing w:line="336" w:lineRule="auto" w:after="180"/>
-      </w:pPr>
-      <w:r>
-        <w:rPr>
-          <w:b w:val="0"/>
-        </w:rPr>
+        <w:pStyle w:val="ListBullet"/>
+      </w:pPr>
+      <w:r>
         <w:t>Without opening the old lesson, explain one key idea from Learning Curves. Give an example and a mistake that the idea helps you avoid.</w:t>
       </w:r>
     </w:p>
@@ -175,135 +189,44 @@
         <w:pStyle w:val="Heading1"/>
       </w:pPr>
       <w:r>
-        <w:t>02. Practise with fading help</w:t>
-      </w:r>
-    </w:p>
-    <w:p>
-      <w:r>
-        <w:t>Complete the supported Capstone Dataset and Baseline trace and record the first step you can explain without help.</w:t>
-      </w:r>
-    </w:p>
-    <w:p>
-      <w:pPr>
-        <w:spacing w:line="336" w:lineRule="auto" w:after="180"/>
-      </w:pPr>
-      <w:r>
-        <w:rPr>
-          <w:b w:val="0"/>
-        </w:rPr>
-        <w:t xml:space="preserve">Use W2: Define fields for Capstone data and </w:t>
-      </w:r>
-      <w:r>
-        <w:rPr>
-          <w:b/>
-        </w:rPr>
-        <w:t>requirement</w:t>
-      </w:r>
-      <w:r>
-        <w:rPr>
-          <w:b w:val="0"/>
-        </w:rPr>
-        <w:t>s. Record the answer once; the lesson and workbook refer to the same attempt.</w:t>
-      </w:r>
-    </w:p>
-    <w:tbl>
-      <w:tblPr>
-        <w:tblStyle w:val="LightShading-Accent1"/>
-        <w:tblW w:type="auto" w:w="0"/>
-        <w:tblLook w:firstColumn="1" w:firstRow="1" w:lastColumn="0" w:lastRow="0" w:noHBand="0" w:noVBand="1" w:val="04A0"/>
-      </w:tblPr>
-      <w:tblGrid>
-        <w:gridCol w:w="2556"/>
-        <w:gridCol w:w="2556"/>
-        <w:gridCol w:w="2556"/>
-        <w:gridCol w:w="2556"/>
-      </w:tblGrid>
-      <w:tr>
-        <w:trPr>
-          <w:tblHeader/>
-        </w:trPr>
-        <w:tc>
-          <w:tcPr>
-            <w:tcW w:type="dxa" w:w="2556"/>
-          </w:tcPr>
-          <w:p>
-            <w:r>
-              <w:t>Given inputs</w:t>
-            </w:r>
-          </w:p>
-        </w:tc>
-        <w:tc>
-          <w:tcPr>
-            <w:tcW w:type="dxa" w:w="2556"/>
-          </w:tcPr>
-          <w:p>
-            <w:r>
-              <w:t>Procedure I chose</w:t>
-            </w:r>
-          </w:p>
-        </w:tc>
-        <w:tc>
-          <w:tcPr>
-            <w:tcW w:type="dxa" w:w="2556"/>
-          </w:tcPr>
-          <w:p>
-            <w:r>
-              <w:t>Middle steps</w:t>
-            </w:r>
-          </w:p>
-        </w:tc>
-        <w:tc>
-          <w:tcPr>
-            <w:tcW w:type="dxa" w:w="2556"/>
-          </w:tcPr>
-          <w:p>
-            <w:r>
-              <w:t>Result and check</w:t>
-            </w:r>
-          </w:p>
-        </w:tc>
-      </w:tr>
-      <w:tr>
-        <w:tc>
-          <w:tcPr>
-            <w:tcW w:type="dxa" w:w="2556"/>
-          </w:tcPr>
-          <w:p>
-            <w:r/>
-          </w:p>
-        </w:tc>
-        <w:tc>
-          <w:tcPr>
-            <w:tcW w:type="dxa" w:w="2556"/>
-          </w:tcPr>
-          <w:p>
-            <w:r/>
-          </w:p>
-        </w:tc>
-        <w:tc>
-          <w:tcPr>
-            <w:tcW w:type="dxa" w:w="2556"/>
-          </w:tcPr>
-          <w:p>
-            <w:r/>
-          </w:p>
-        </w:tc>
-        <w:tc>
-          <w:tcPr>
-            <w:tcW w:type="dxa" w:w="2556"/>
-          </w:tcPr>
-          <w:p>
-            <w:r/>
-          </w:p>
-        </w:tc>
-      </w:tr>
-    </w:tbl>
+        <w:t>12. W1 · Explain the mechanism</w:t>
+      </w:r>
+    </w:p>
+    <w:p>
+      <w:r>
+        <w:t>Keep this task’s complete inputs, stated rule and support record together.</w:t>
+      </w:r>
+    </w:p>
+    <w:p>
+      <w:pPr>
+        <w:pStyle w:val="Heading2"/>
+      </w:pPr>
+      <w:r>
+        <w:t>Task and evidence record</w:t>
+      </w:r>
+    </w:p>
+    <w:p>
+      <w:pPr>
+        <w:pStyle w:val="ListBullet"/>
+      </w:pPr>
+      <w:r>
+        <w:t>Actual72-record kit:40 training parcels(22 clear/18 blocked), 20 validation(9 clear/11 blocked), 12 finalfeature-only rows; singletonsourcegroupIDs P00–P71. Train-majority clear givesvalidation 9/20=45%, blockedfound 0/11; positiveprecision unavailable. Student full CSV/program has blank finalreferences. IDs/groups/splits are metadata, width/heightcm candidatefeatures. Separate illustrative 30 clear/10 blockedtraining and 14/6 validation givesbaseline 70%, candidate 80%; those are not actual kit scores. Picture8 plants×3 views=24, developmentA–F18 views, finalG/H6 views, with training/validationinside development still to be specified.</w:t>
+      </w:r>
+    </w:p>
+    <w:p>
+      <w:pPr>
+        <w:pStyle w:val="ListBullet"/>
+      </w:pPr>
+      <w:r>
+        <w:t>Write a bounded question and a non-use statement for the supplied task.</w:t>
+      </w:r>
+    </w:p>
     <w:p>
       <w:pPr>
         <w:pStyle w:val="Heading3"/>
       </w:pPr>
       <w:r>
-        <w:t>The step I completed without help, and the hint I needed</w:t>
+        <w:t>My reasoning and evidence</w:t>
       </w:r>
     </w:p>
     <w:p>
@@ -322,50 +245,55 @@
       </w:r>
     </w:p>
     <w:p>
+      <w:r>
+        <w:t>________________________________________________________________</w:t>
+      </w:r>
+    </w:p>
+    <w:p>
+      <w:r>
+        <w:t>________________________________________________________________</w:t>
+      </w:r>
+    </w:p>
+    <w:p>
+      <w:r>
+        <w:t>________________________________________________________________</w:t>
+      </w:r>
+    </w:p>
+    <w:p>
       <w:pPr>
         <w:pStyle w:val="Heading1"/>
       </w:pPr>
       <w:r>
-        <w:t>03. Individual reasoning check</w:t>
-      </w:r>
-    </w:p>
-    <w:p>
-      <w:r>
-        <w:t>Check the proposed Capstone Dataset and Baseline explanation against the supplied facts before discussing it.</w:t>
-      </w:r>
-    </w:p>
-    <w:p>
-      <w:pPr>
-        <w:spacing w:line="336" w:lineRule="auto" w:after="180"/>
-      </w:pPr>
-      <w:r>
-        <w:rPr>
-          <w:b w:val="0"/>
-        </w:rPr>
-        <w:t xml:space="preserve">Use the worked case for Capstone data and </w:t>
-      </w:r>
-      <w:r>
-        <w:rPr>
-          <w:b/>
-        </w:rPr>
-        <w:t>requirement</w:t>
-      </w:r>
-      <w:r>
-        <w:rPr>
-          <w:b w:val="0"/>
-        </w:rPr>
-        <w:t>s. Proposed explanation: “A final answer is enough”. Decide whether this explanation is supported.</w:t>
-      </w:r>
-    </w:p>
-    <w:p>
-      <w:pPr>
-        <w:spacing w:line="336" w:lineRule="auto" w:after="180"/>
-      </w:pPr>
-      <w:r>
-        <w:rPr>
-          <w:b w:val="0"/>
-        </w:rPr>
-        <w:t>Point to the step or supplied fact that decides; explain your repair if needed.</w:t>
+        <w:t>13. W2 · Trace the current experiment</w:t>
+      </w:r>
+    </w:p>
+    <w:p>
+      <w:r>
+        <w:t>Keep this task’s complete inputs, stated rule and support record together.</w:t>
+      </w:r>
+    </w:p>
+    <w:p>
+      <w:pPr>
+        <w:pStyle w:val="Heading2"/>
+      </w:pPr>
+      <w:r>
+        <w:t>Task and evidence record</w:t>
+      </w:r>
+    </w:p>
+    <w:p>
+      <w:pPr>
+        <w:pStyle w:val="ListBullet"/>
+      </w:pPr>
+      <w:r>
+        <w:t>Actual72-record kit:40 training parcels(22 clear/18 blocked), 20 validation(9 clear/11 blocked), 12 finalfeature-only rows; singletonsourcegroupIDs P00–P71. Train-majority clear givesvalidation 9/20=45%, blockedfound 0/11; positiveprecision unavailable. Student full CSV/program has blank finalreferences. IDs/groups/splits are metadata, width/heightcm candidatefeatures. Separate illustrative 30 clear/10 blockedtraining and 14/6 validation givesbaseline 70%, candidate 80%; those are not actual kit scores. Picture8 plants×3 views=24, developmentA–F18 views, finalG/H6 views, with training/validationinside development still to be specified.</w:t>
+      </w:r>
+    </w:p>
+    <w:p>
+      <w:pPr>
+        <w:pStyle w:val="ListBullet"/>
+      </w:pPr>
+      <w:r>
+        <w:t>Explain why record ID, group ID and measured width have different roles.</w:t>
       </w:r>
     </w:p>
     <w:p>
@@ -373,7 +301,7 @@
         <w:pStyle w:val="Heading3"/>
       </w:pPr>
       <w:r>
-        <w:t>My explanation before partner discussion</w:t>
+        <w:t>My reasoning and evidence</w:t>
       </w:r>
     </w:p>
     <w:p>
@@ -397,16 +325,50 @@
       </w:r>
     </w:p>
     <w:p>
+      <w:r>
+        <w:t>________________________________________________________________</w:t>
+      </w:r>
+    </w:p>
+    <w:p>
+      <w:r>
+        <w:t>________________________________________________________________</w:t>
+      </w:r>
+    </w:p>
+    <w:p>
       <w:pPr>
         <w:pStyle w:val="Heading1"/>
       </w:pPr>
       <w:r>
-        <w:t>04. Independent transfer case</w:t>
-      </w:r>
-    </w:p>
-    <w:p>
-      <w:r>
-        <w:t>Write one first attempt at the reserved independent case before feedback. Repeated copies of that case refer to the same recorded attempt.</w:t>
+        <w:t>14. W3 · Repair the reasoning</w:t>
+      </w:r>
+    </w:p>
+    <w:p>
+      <w:r>
+        <w:t>Keep this task’s complete inputs, stated rule and support record together.</w:t>
+      </w:r>
+    </w:p>
+    <w:p>
+      <w:pPr>
+        <w:pStyle w:val="Heading2"/>
+      </w:pPr>
+      <w:r>
+        <w:t>Task and evidence record</w:t>
+      </w:r>
+    </w:p>
+    <w:p>
+      <w:pPr>
+        <w:pStyle w:val="ListBullet"/>
+      </w:pPr>
+      <w:r>
+        <w:t>Actual72-record kit:40 training parcels(22 clear/18 blocked), 20 validation(9 clear/11 blocked), 12 finalfeature-only rows; singletonsourcegroupIDs P00–P71. Train-majority clear givesvalidation 9/20=45%, blockedfound 0/11; positiveprecision unavailable. Student full CSV/program has blank finalreferences. IDs/groups/splits are metadata, width/heightcm candidatefeatures. Separate illustrative 30 clear/10 blockedtraining and 14/6 validation givesbaseline 70%, candidate 80%; those are not actual kit scores. Picture8 plants×3 views=24, developmentA–F18 views, finalG/H6 views, with training/validationinside development still to be specified.</w:t>
+      </w:r>
+    </w:p>
+    <w:p>
+      <w:pPr>
+        <w:pStyle w:val="ListBullet"/>
+      </w:pPr>
+      <w:r>
+        <w:t>Name three acceptance criteria that do not require the candidate to win.</w:t>
       </w:r>
     </w:p>
     <w:p>
@@ -414,17 +376,156 @@
         <w:pStyle w:val="Heading3"/>
       </w:pPr>
       <w:r>
+        <w:t>My reasoning and evidence</w:t>
+      </w:r>
+    </w:p>
+    <w:p>
+      <w:r>
+        <w:t>________________________________________________________________</w:t>
+      </w:r>
+    </w:p>
+    <w:p>
+      <w:r>
+        <w:t>________________________________________________________________</w:t>
+      </w:r>
+    </w:p>
+    <w:p>
+      <w:r>
+        <w:t>________________________________________________________________</w:t>
+      </w:r>
+    </w:p>
+    <w:p>
+      <w:r>
+        <w:t>________________________________________________________________</w:t>
+      </w:r>
+    </w:p>
+    <w:p>
+      <w:r>
+        <w:t>________________________________________________________________</w:t>
+      </w:r>
+    </w:p>
+    <w:p>
+      <w:r>
+        <w:t>________________________________________________________________</w:t>
+      </w:r>
+    </w:p>
+    <w:p>
+      <w:pPr>
+        <w:pStyle w:val="Heading1"/>
+      </w:pPr>
+      <w:r>
+        <w:t>16. W5 · Plan the next check</w:t>
+      </w:r>
+    </w:p>
+    <w:p>
+      <w:r>
+        <w:t>Keep this task’s complete inputs, stated rule and support record together.</w:t>
+      </w:r>
+    </w:p>
+    <w:p>
+      <w:pPr>
+        <w:pStyle w:val="Heading2"/>
+      </w:pPr>
+      <w:r>
+        <w:t>Task and evidence record</w:t>
+      </w:r>
+    </w:p>
+    <w:p>
+      <w:pPr>
+        <w:pStyle w:val="ListBullet"/>
+      </w:pPr>
+      <w:r>
+        <w:t>Actual72-record kit:40 training parcels(22 clear/18 blocked), 20 validation(9 clear/11 blocked), 12 finalfeature-only rows; singletonsourcegroupIDs P00–P71. Train-majority clear givesvalidation 9/20=45%, blockedfound 0/11; positiveprecision unavailable. Student full CSV/program has blank finalreferences. IDs/groups/splits are metadata, width/heightcm candidatefeatures. Separate illustrative 30 clear/10 blockedtraining and 14/6 validation givesbaseline 70%, candidate 80%; those are not actual kit scores. Picture8 plants×3 views=24, developmentA–F18 views, finalG/H6 views, with training/validationinside development still to be specified.</w:t>
+      </w:r>
+    </w:p>
+    <w:p>
+      <w:pPr>
+        <w:pStyle w:val="ListBullet"/>
+      </w:pPr>
+      <w:r>
+        <w:t>What should the team do if it cannot obtain a valid untouched final test?</w:t>
+      </w:r>
+    </w:p>
+    <w:p>
+      <w:pPr>
+        <w:pStyle w:val="Heading3"/>
+      </w:pPr>
+      <w:r>
+        <w:t>My reasoning and evidence</w:t>
+      </w:r>
+    </w:p>
+    <w:p>
+      <w:r>
+        <w:t>________________________________________________________________</w:t>
+      </w:r>
+    </w:p>
+    <w:p>
+      <w:r>
+        <w:t>________________________________________________________________</w:t>
+      </w:r>
+    </w:p>
+    <w:p>
+      <w:r>
+        <w:t>________________________________________________________________</w:t>
+      </w:r>
+    </w:p>
+    <w:p>
+      <w:r>
+        <w:t>________________________________________________________________</w:t>
+      </w:r>
+    </w:p>
+    <w:p>
+      <w:r>
+        <w:t>________________________________________________________________</w:t>
+      </w:r>
+    </w:p>
+    <w:p>
+      <w:r>
+        <w:t>________________________________________________________________</w:t>
+      </w:r>
+    </w:p>
+    <w:p>
+      <w:pPr>
+        <w:pStyle w:val="Heading1"/>
+      </w:pPr>
+      <w:r>
+        <w:t>04. Try alone · Selected experiment task</w:t>
+      </w:r>
+    </w:p>
+    <w:p>
+      <w:r>
+        <w:t>Keep this task’s complete inputs, stated rule and support record together.</w:t>
+      </w:r>
+    </w:p>
+    <w:p>
+      <w:pPr>
+        <w:pStyle w:val="Heading2"/>
+      </w:pPr>
+      <w:r>
+        <w:t>Task and evidence record</w:t>
+      </w:r>
+    </w:p>
+    <w:p>
+      <w:pPr>
+        <w:pStyle w:val="ListBullet"/>
+      </w:pPr>
+      <w:r>
+        <w:t>The selected 80-row/40-related-pair task differs from the kit’s72 single-record parcels. In this task both rows in each pair share one source group, so assign whole pairs to roles and exclude pair ID from predictive inputs. An exact 24/8/8 pair allocation is one possible declared example:48/16/16 rows, provided coverage and intended-use requirements are checked. No class counts or baseline score are supplied; do not invent them.</w:t>
+      </w:r>
+    </w:p>
+    <w:p>
+      <w:pPr>
+        <w:pStyle w:val="Heading3"/>
+      </w:pPr>
+      <w:r>
         <w:t>Independent case: Apply independently</w:t>
       </w:r>
     </w:p>
     <w:p>
       <w:pPr>
-        <w:spacing w:line="336" w:lineRule="auto" w:after="180"/>
-      </w:pPr>
-      <w:r>
-        <w:rPr>
-          <w:b w:val="0"/>
-        </w:rPr>
+        <w:pStyle w:val="ListBullet"/>
+      </w:pPr>
+      <w:r>
         <w:t>A proposed 80-row dataset has 40 related pairs, and the team splits individual rows randomly then uses pair ID as a feature. Revise its plan.</w:t>
       </w:r>
     </w:p>
@@ -473,12 +574,9 @@
     </w:p>
     <w:p>
       <w:pPr>
-        <w:spacing w:line="336" w:lineRule="auto" w:after="180"/>
-      </w:pPr>
-      <w:r>
-        <w:rPr>
-          <w:b w:val="0"/>
-        </w:rPr>
+        <w:pStyle w:val="ListBullet"/>
+      </w:pPr>
+      <w:r>
         <w:t>Attempt this case before feedback. Record any help. Earlier examples below are further practice; a case already practised with feedback cannot establish fresh transfer.</w:t>
       </w:r>
     </w:p>
@@ -487,36 +585,69 @@
         <w:pStyle w:val="Heading1"/>
       </w:pPr>
       <w:r>
-        <w:t>05. Your learning target</w:t>
-      </w:r>
-    </w:p>
-    <w:p>
-      <w:r>
-        <w:t>Connect the Capstone Dataset and Baseline target to a trace and a justified conclusion.</w:t>
-      </w:r>
-    </w:p>
-    <w:p>
-      <w:pPr>
-        <w:spacing w:line="336" w:lineRule="auto" w:after="180"/>
-        <w:shd w:fill="F5F1FB"/>
-      </w:pPr>
-      <w:r>
-        <w:rPr>
-          <w:b w:val="0"/>
-        </w:rPr>
-        <w:t xml:space="preserve">A capstone has two views of each of 40 leaves. Specify a 24/8/8 leaf split and </w:t>
-      </w:r>
-      <w:r>
-        <w:rPr>
-          <w:b/>
-        </w:rPr>
-        <w:t>baseline</w:t>
-      </w:r>
-      <w:r>
-        <w:rPr>
-          <w:b w:val="0"/>
-        </w:rPr>
-        <w:t xml:space="preserve"> procedure. When may final labels be consulted?</w:t>
+        <w:t>09. Project · Keep the experiment evidence</w:t>
+      </w:r>
+    </w:p>
+    <w:p>
+      <w:r>
+        <w:t>Keep this task’s complete inputs, stated rule and support record together.</w:t>
+      </w:r>
+    </w:p>
+    <w:p>
+      <w:pPr>
+        <w:pStyle w:val="Heading2"/>
+      </w:pPr>
+      <w:r>
+        <w:t>Task and evidence record</w:t>
+      </w:r>
+    </w:p>
+    <w:p>
+      <w:pPr>
+        <w:pStyle w:val="ListBullet"/>
+      </w:pPr>
+      <w:r>
+        <w:t>Publish the frozen Plant Classifier design-and-data bundle with version IDs and approval record.</w:t>
+      </w:r>
+    </w:p>
+    <w:p>
+      <w:pPr>
+        <w:pStyle w:val="ListBullet"/>
+      </w:pPr>
+      <w:r>
+        <w:t>The project change and evidence I will keep</w:t>
+      </w:r>
+    </w:p>
+    <w:p>
+      <w:pPr>
+        <w:pStyle w:val="Heading3"/>
+      </w:pPr>
+      <w:r>
+        <w:t>Write or draw your reasoning and evidence.</w:t>
+      </w:r>
+    </w:p>
+    <w:p>
+      <w:r>
+        <w:t>________________________________________________________________</w:t>
+      </w:r>
+    </w:p>
+    <w:p>
+      <w:r>
+        <w:t>________________________________________________________________</w:t>
+      </w:r>
+    </w:p>
+    <w:p>
+      <w:r>
+        <w:t>________________________________________________________________</w:t>
+      </w:r>
+    </w:p>
+    <w:p>
+      <w:r>
+        <w:t>________________________________________________________________</w:t>
+      </w:r>
+    </w:p>
+    <w:p>
+      <w:r>
+        <w:t>________________________________________________________________</w:t>
       </w:r>
     </w:p>
     <w:p>
@@ -524,1265 +655,20 @@
         <w:pStyle w:val="Heading1"/>
       </w:pPr>
       <w:r>
-        <w:t>06. Solve the given case</w:t>
-      </w:r>
-    </w:p>
-    <w:p>
-      <w:r>
-        <w:t>Solve the supplied Capstone Dataset and Baseline case and show the deciding evidence.</w:t>
-      </w:r>
-    </w:p>
-    <w:p>
-      <w:pPr>
-        <w:spacing w:line="336" w:lineRule="auto" w:after="180"/>
-      </w:pPr>
-      <w:r>
-        <w:rPr>
-          <w:b w:val="0"/>
-        </w:rPr>
-        <w:t>Capstone has60 independent leaves, several photos per leaf, healthy/spotted labels.</w:t>
-      </w:r>
-    </w:p>
-    <w:p>
-      <w:pPr>
-        <w:spacing w:line="336" w:lineRule="auto" w:after="180"/>
-      </w:pPr>
-      <w:r>
-        <w:rPr>
-          <w:b w:val="0"/>
-        </w:rPr>
-        <w:t xml:space="preserve">Plan grouping and </w:t>
-      </w:r>
-      <w:r>
-        <w:rPr>
-          <w:b/>
-        </w:rPr>
-        <w:t>baseline</w:t>
-      </w:r>
-      <w:r>
-        <w:rPr>
-          <w:b w:val="0"/>
-        </w:rPr>
-        <w:t>.</w:t>
-      </w:r>
-    </w:p>
-    <w:p>
-      <w:pPr>
-        <w:spacing w:line="336" w:lineRule="auto" w:after="180"/>
-      </w:pPr>
-      <w:r>
-        <w:rPr>
-          <w:b w:val="0"/>
-        </w:rPr>
-        <w:t xml:space="preserve">Show your trace, calculation or </w:t>
-      </w:r>
-      <w:r>
-        <w:rPr>
-          <w:b/>
-        </w:rPr>
-        <w:t>evidence</w:t>
-      </w:r>
-    </w:p>
-    <w:p>
-      <w:pPr>
-        <w:pStyle w:val="Heading3"/>
-      </w:pPr>
-      <w:r>
-        <w:t>Write or draw your reasoning and evidence.</w:t>
-      </w:r>
-    </w:p>
-    <w:p>
-      <w:r>
-        <w:t>________________________________________________________________</w:t>
-      </w:r>
-    </w:p>
-    <w:p>
-      <w:r>
-        <w:t>________________________________________________________________</w:t>
-      </w:r>
-    </w:p>
-    <w:p>
-      <w:r>
-        <w:t>________________________________________________________________</w:t>
-      </w:r>
-    </w:p>
-    <w:p>
-      <w:r>
-        <w:t>________________________________________________________________</w:t>
-      </w:r>
-    </w:p>
-    <w:p>
-      <w:r>
-        <w:t>________________________________________________________________</w:t>
-      </w:r>
-    </w:p>
-    <w:p>
-      <w:pPr>
-        <w:pStyle w:val="Heading1"/>
-      </w:pPr>
-      <w:r>
-        <w:t>07. Check a changed case</w:t>
-      </w:r>
-    </w:p>
-    <w:p>
-      <w:r>
-        <w:t>Apply the procedure to the changed case and record why the conclusion follows.</w:t>
-      </w:r>
-    </w:p>
-    <w:p>
-      <w:pPr>
-        <w:spacing w:line="336" w:lineRule="auto" w:after="180"/>
-        <w:shd w:fill="F5F1FB"/>
-      </w:pPr>
-      <w:r>
-        <w:rPr>
-          <w:b w:val="0"/>
-        </w:rPr>
-        <w:t xml:space="preserve">Your capstone dataset includes duplicate photographs in both </w:t>
-      </w:r>
-      <w:r>
-        <w:rPr>
-          <w:b/>
-        </w:rPr>
-        <w:t>training</w:t>
-      </w:r>
-      <w:r>
-        <w:rPr>
-          <w:b w:val="0"/>
-        </w:rPr>
-        <w:t xml:space="preserve"> and validation. What should be repaired before measuring the </w:t>
-      </w:r>
-      <w:r>
-        <w:rPr>
-          <w:b/>
-        </w:rPr>
-        <w:t>baseline</w:t>
-      </w:r>
-      <w:r>
-        <w:rPr>
-          <w:b w:val="0"/>
-        </w:rPr>
-        <w:t>?</w:t>
-      </w:r>
-    </w:p>
-    <w:p>
-      <w:pPr>
-        <w:spacing w:line="336" w:lineRule="auto" w:after="180"/>
-      </w:pPr>
-      <w:r>
-        <w:rPr>
-          <w:b w:val="0"/>
-        </w:rPr>
-        <w:t>My independent answer and reason</w:t>
-      </w:r>
-    </w:p>
-    <w:p>
-      <w:pPr>
-        <w:pStyle w:val="Heading3"/>
-      </w:pPr>
-      <w:r>
-        <w:t>Write or draw your reasoning and evidence.</w:t>
-      </w:r>
-    </w:p>
-    <w:p>
-      <w:r>
-        <w:t>________________________________________________________________</w:t>
-      </w:r>
-    </w:p>
-    <w:p>
-      <w:r>
-        <w:t>________________________________________________________________</w:t>
-      </w:r>
-    </w:p>
-    <w:p>
-      <w:r>
-        <w:t>________________________________________________________________</w:t>
-      </w:r>
-    </w:p>
-    <w:p>
-      <w:r>
-        <w:t>________________________________________________________________</w:t>
-      </w:r>
-    </w:p>
-    <w:p>
-      <w:r>
-        <w:t>________________________________________________________________</w:t>
-      </w:r>
-    </w:p>
-    <w:p>
-      <w:pPr>
-        <w:pStyle w:val="Heading3"/>
-      </w:pPr>
-      <w:r>
-        <w:t>Week 34 Test and reflect</w:t>
-      </w:r>
-    </w:p>
-    <w:p>
-      <w:pPr>
-        <w:pStyle w:val="Heading1"/>
-      </w:pPr>
-      <w:r>
-        <w:t>08. Design a revealing test</w:t>
-      </w:r>
-    </w:p>
-    <w:p>
-      <w:r>
-        <w:t>Specify a changed input, expected result and observation separately.</w:t>
-      </w:r>
-    </w:p>
-    <w:p>
-      <w:pPr>
-        <w:spacing w:line="336" w:lineRule="auto" w:after="180"/>
-      </w:pPr>
-      <w:r>
-        <w:rPr>
-          <w:b w:val="0"/>
-        </w:rPr>
-        <w:t xml:space="preserve">Create a changed </w:t>
-      </w:r>
-      <w:r>
-        <w:rPr>
-          <w:b/>
-        </w:rPr>
-        <w:t>input</w:t>
-      </w:r>
-      <w:r>
-        <w:rPr>
-          <w:b w:val="0"/>
-        </w:rPr>
-        <w:t>, boundary case or missing-information case. Write the expected answer or safe response before testing.</w:t>
-      </w:r>
-    </w:p>
-    <w:tbl>
-      <w:tblPr>
-        <w:tblStyle w:val="LightShading-Accent1"/>
-        <w:tblW w:type="auto" w:w="0"/>
-        <w:tblLook w:firstColumn="1" w:firstRow="1" w:lastColumn="0" w:lastRow="0" w:noHBand="0" w:noVBand="1" w:val="04A0"/>
-      </w:tblPr>
-      <w:tblGrid>
-        <w:gridCol w:w="5112"/>
-        <w:gridCol w:w="5112"/>
-      </w:tblGrid>
-      <w:tr>
-        <w:trPr>
-          <w:tblHeader/>
-        </w:trPr>
-        <w:tc>
-          <w:tcPr>
-            <w:tcW w:type="dxa" w:w="5112"/>
-          </w:tcPr>
-          <w:p>
-            <w:r>
-              <w:t>Test record</w:t>
-            </w:r>
-          </w:p>
-        </w:tc>
-        <w:tc>
-          <w:tcPr>
-            <w:tcW w:type="dxa" w:w="5112"/>
-          </w:tcPr>
-          <w:p>
-            <w:r>
-              <w:t>My evidence</w:t>
-            </w:r>
-          </w:p>
-        </w:tc>
-      </w:tr>
-      <w:tr>
-        <w:tc>
-          <w:tcPr>
-            <w:tcW w:type="dxa" w:w="5112"/>
-          </w:tcPr>
-          <w:p>
-            <w:r>
-              <w:t>Changed input or condition</w:t>
-            </w:r>
-          </w:p>
-        </w:tc>
-        <w:tc>
-          <w:tcPr>
-            <w:tcW w:type="dxa" w:w="5112"/>
-          </w:tcPr>
-          <w:p>
-            <w:r/>
-          </w:p>
-        </w:tc>
-      </w:tr>
-      <w:tr>
-        <w:tc>
-          <w:tcPr>
-            <w:tcW w:type="dxa" w:w="5112"/>
-          </w:tcPr>
-          <w:p>
-            <w:r>
-              <w:t>Expected answer or fallback</w:t>
-            </w:r>
-          </w:p>
-        </w:tc>
-        <w:tc>
-          <w:tcPr>
-            <w:tcW w:type="dxa" w:w="5112"/>
-          </w:tcPr>
-          <w:p>
-            <w:r/>
-          </w:p>
-        </w:tc>
-      </w:tr>
-      <w:tr>
-        <w:tc>
-          <w:tcPr>
-            <w:tcW w:type="dxa" w:w="5112"/>
-          </w:tcPr>
-          <w:p>
-            <w:r>
-              <w:t>Observed result</w:t>
-            </w:r>
-          </w:p>
-        </w:tc>
-        <w:tc>
-          <w:tcPr>
-            <w:tcW w:type="dxa" w:w="5112"/>
-          </w:tcPr>
-          <w:p>
-            <w:r/>
-          </w:p>
-        </w:tc>
-      </w:tr>
-      <w:tr>
-        <w:tc>
-          <w:tcPr>
-            <w:tcW w:type="dxa" w:w="5112"/>
-          </w:tcPr>
-          <w:p>
-            <w:r>
-              <w:t>Why the result occurred</w:t>
-            </w:r>
-          </w:p>
-        </w:tc>
-        <w:tc>
-          <w:tcPr>
-            <w:tcW w:type="dxa" w:w="5112"/>
-          </w:tcPr>
-          <w:p>
-            <w:r/>
-          </w:p>
-        </w:tc>
-      </w:tr>
-    </w:tbl>
-    <w:p>
-      <w:pPr>
-        <w:pStyle w:val="Heading1"/>
-      </w:pPr>
-      <w:r>
-        <w:t>09. Project checkpoint</w:t>
-      </w:r>
-    </w:p>
-    <w:p>
-      <w:r>
-        <w:t>Justify what Capstone Dataset and Baseline adds to Responsible Plant Classifier and keep the evidence.</w:t>
-      </w:r>
-    </w:p>
-    <w:p>
-      <w:pPr>
-        <w:spacing w:line="336" w:lineRule="auto" w:after="180"/>
-      </w:pPr>
-      <w:r>
-        <w:rPr>
-          <w:b w:val="0"/>
-        </w:rPr>
-        <w:t>Publish the frozen Plant Classifier design-and-data bundle with version IDs and approval record.</w:t>
-      </w:r>
-    </w:p>
-    <w:p>
-      <w:pPr>
-        <w:spacing w:line="336" w:lineRule="auto" w:after="180"/>
-      </w:pPr>
-      <w:r>
-        <w:rPr>
-          <w:b w:val="0"/>
-        </w:rPr>
-        <w:t xml:space="preserve">The project change and </w:t>
-      </w:r>
-      <w:r>
-        <w:rPr>
-          <w:b/>
-        </w:rPr>
-        <w:t>evidence</w:t>
-      </w:r>
-      <w:r>
-        <w:rPr>
-          <w:b w:val="0"/>
-        </w:rPr>
-        <w:t xml:space="preserve"> I will keep</w:t>
-      </w:r>
-    </w:p>
-    <w:p>
-      <w:pPr>
-        <w:pStyle w:val="Heading3"/>
-      </w:pPr>
-      <w:r>
-        <w:t>Write or draw your reasoning and evidence.</w:t>
-      </w:r>
-    </w:p>
-    <w:p>
-      <w:r>
-        <w:t>________________________________________________________________</w:t>
-      </w:r>
-    </w:p>
-    <w:p>
-      <w:r>
-        <w:t>________________________________________________________________</w:t>
-      </w:r>
-    </w:p>
-    <w:p>
-      <w:r>
-        <w:t>________________________________________________________________</w:t>
-      </w:r>
-    </w:p>
-    <w:p>
-      <w:r>
-        <w:t>________________________________________________________________</w:t>
-      </w:r>
-    </w:p>
-    <w:p>
-      <w:r>
-        <w:t>________________________________________________________________</w:t>
-      </w:r>
-    </w:p>
-    <w:p>
-      <w:pPr>
-        <w:pStyle w:val="Heading1"/>
-      </w:pPr>
-      <w:r>
-        <w:t>10. Self check</w:t>
-      </w:r>
-    </w:p>
-    <w:p>
-      <w:r>
-        <w:t>Judge explanation, evidence, transfer and limits separately; attach the work behind your judgement.</w:t>
-      </w:r>
-    </w:p>
-    <w:p>
-      <w:pPr>
-        <w:pStyle w:val="ListBullet"/>
-      </w:pPr>
-      <w:r>
-        <w:t>I can explain the mechanism.</w:t>
-      </w:r>
-    </w:p>
-    <w:p>
-      <w:pPr>
-        <w:pStyle w:val="ListBullet"/>
-      </w:pPr>
-      <w:r>
-        <w:t>I can show evidence.</w:t>
-      </w:r>
-    </w:p>
-    <w:p>
-      <w:pPr>
-        <w:pStyle w:val="ListBullet"/>
-      </w:pPr>
-      <w:r>
-        <w:t>I can handle a changed case.</w:t>
-      </w:r>
-    </w:p>
-    <w:p>
-      <w:pPr>
-        <w:pStyle w:val="ListBullet"/>
-      </w:pPr>
-      <w:r>
-        <w:t>I can name a limit.</w:t>
-      </w:r>
-    </w:p>
-    <w:p>
-      <w:r>
-        <w:t>Mark each as not yet, with help or independently, and attach supporting work.</w:t>
-      </w:r>
-    </w:p>
-    <w:p>
-      <w:pPr>
-        <w:spacing w:line="336" w:lineRule="auto" w:after="180"/>
-      </w:pPr>
-      <w:r>
-        <w:rPr>
-          <w:b w:val="0"/>
-        </w:rPr>
-        <w:t>Teacher review ____________________  Next step ____________________</w:t>
-      </w:r>
-    </w:p>
-    <w:p>
-      <w:pPr>
-        <w:pStyle w:val="Heading1"/>
-      </w:pPr>
-      <w:r>
-        <w:t>11. Transfer practice from the original programme</w:t>
-      </w:r>
-    </w:p>
-    <w:p>
-      <w:r>
-        <w:t>Use this earlier case as transfer practice. A case already discussed with feedback is not fresh assessment evidence.</w:t>
-      </w:r>
-    </w:p>
-    <w:p>
-      <w:pPr>
-        <w:spacing w:line="336" w:lineRule="auto" w:after="180"/>
-        <w:shd w:fill="F5F1FB"/>
-      </w:pPr>
-      <w:r>
-        <w:rPr>
-          <w:b w:val="0"/>
-        </w:rPr>
-        <w:t xml:space="preserve">A capstone has two views of each of 40 leaves. Specify a 24/8/8 leaf split and </w:t>
-      </w:r>
-      <w:r>
-        <w:rPr>
-          <w:b/>
-        </w:rPr>
-        <w:t>baseline</w:t>
-      </w:r>
-      <w:r>
-        <w:rPr>
-          <w:b w:val="0"/>
-        </w:rPr>
-        <w:t xml:space="preserve"> procedure. When may final labels be consulted?</w:t>
-      </w:r>
-    </w:p>
-    <w:p>
-      <w:pPr>
-        <w:pStyle w:val="Heading3"/>
-      </w:pPr>
-      <w:r>
-        <w:t>My independently reasoned answer</w:t>
-      </w:r>
-    </w:p>
-    <w:p>
-      <w:r>
-        <w:t>________________________________________________________________</w:t>
-      </w:r>
-    </w:p>
-    <w:p>
-      <w:r>
-        <w:t>________________________________________________________________</w:t>
-      </w:r>
-    </w:p>
-    <w:p>
-      <w:r>
-        <w:t>________________________________________________________________</w:t>
-      </w:r>
-    </w:p>
-    <w:p>
-      <w:r>
-        <w:t>________________________________________________________________</w:t>
-      </w:r>
-    </w:p>
-    <w:p>
-      <w:r>
-        <w:t>________________________________________________________________</w:t>
-      </w:r>
-    </w:p>
-    <w:p>
-      <w:r>
-        <w:t>________________________________________________________________</w:t>
-      </w:r>
-    </w:p>
-    <w:p>
-      <w:r>
-        <w:t>________________________________________________________________</w:t>
-      </w:r>
-    </w:p>
-    <w:p>
-      <w:pPr>
-        <w:spacing w:line="336" w:lineRule="auto" w:after="180"/>
-      </w:pPr>
-      <w:r>
-        <w:rPr>
-          <w:b w:val="0"/>
-        </w:rPr>
-        <w:t>Record support used: none, hint or teacher explanation.</w:t>
-      </w:r>
-    </w:p>
-    <w:p>
-      <w:pPr>
-        <w:pStyle w:val="Heading1"/>
-      </w:pPr>
-      <w:r>
-        <w:t>12. W1 State a question</w:t>
-      </w:r>
-    </w:p>
-    <w:p>
-      <w:r>
-        <w:t>State a question. Apply the supplied Capstone Dataset and Baseline facts and keep your reasoning.</w:t>
-      </w:r>
-    </w:p>
-    <w:p>
-      <w:pPr>
-        <w:spacing w:line="336" w:lineRule="auto" w:after="180"/>
-      </w:pPr>
-      <w:r>
-        <w:rPr>
-          <w:b w:val="0"/>
-        </w:rPr>
-        <w:t>Write a bounded question and a non-use statement for the supplied task.</w:t>
-      </w:r>
-    </w:p>
-    <w:p>
-      <w:pPr>
-        <w:pStyle w:val="Heading3"/>
-      </w:pPr>
-      <w:r>
-        <w:t>My reasoning and evidence</w:t>
-      </w:r>
-    </w:p>
-    <w:p>
-      <w:r>
-        <w:t>________________________________________________________________</w:t>
-      </w:r>
-    </w:p>
-    <w:p>
-      <w:r>
-        <w:t>________________________________________________________________</w:t>
-      </w:r>
-    </w:p>
-    <w:p>
-      <w:r>
-        <w:t>________________________________________________________________</w:t>
-      </w:r>
-    </w:p>
-    <w:p>
-      <w:r>
-        <w:t>________________________________________________________________</w:t>
-      </w:r>
-    </w:p>
-    <w:p>
-      <w:r>
-        <w:t>________________________________________________________________</w:t>
-      </w:r>
-    </w:p>
-    <w:p>
-      <w:r>
-        <w:t>________________________________________________________________</w:t>
-      </w:r>
-    </w:p>
-    <w:p>
-      <w:pPr>
-        <w:pStyle w:val="Heading1"/>
-      </w:pPr>
-      <w:r>
-        <w:t>13. W2 Define fields</w:t>
-      </w:r>
-    </w:p>
-    <w:p>
-      <w:r>
-        <w:t>Define fields. Apply the supplied Capstone Dataset and Baseline facts and keep your reasoning.</w:t>
-      </w:r>
-    </w:p>
-    <w:p>
-      <w:pPr>
-        <w:spacing w:line="336" w:lineRule="auto" w:after="180"/>
-      </w:pPr>
-      <w:r>
-        <w:rPr>
-          <w:b w:val="0"/>
-        </w:rPr>
-        <w:t>Explain why record ID, group ID and measured width have different roles.</w:t>
-      </w:r>
-    </w:p>
-    <w:p>
-      <w:pPr>
-        <w:pStyle w:val="Heading3"/>
-      </w:pPr>
-      <w:r>
-        <w:t>My reasoning and evidence</w:t>
-      </w:r>
-    </w:p>
-    <w:p>
-      <w:r>
-        <w:t>________________________________________________________________</w:t>
-      </w:r>
-    </w:p>
-    <w:p>
-      <w:r>
-        <w:t>________________________________________________________________</w:t>
-      </w:r>
-    </w:p>
-    <w:p>
-      <w:r>
-        <w:t>________________________________________________________________</w:t>
-      </w:r>
-    </w:p>
-    <w:p>
-      <w:r>
-        <w:t>________________________________________________________________</w:t>
-      </w:r>
-    </w:p>
-    <w:p>
-      <w:r>
-        <w:t>________________________________________________________________</w:t>
-      </w:r>
-    </w:p>
-    <w:p>
-      <w:r>
-        <w:t>________________________________________________________________</w:t>
-      </w:r>
-    </w:p>
-    <w:p>
-      <w:pPr>
-        <w:pStyle w:val="Heading1"/>
-      </w:pPr>
-      <w:r>
-        <w:t>14. W3 Set criteria</w:t>
-      </w:r>
-    </w:p>
-    <w:p>
-      <w:r>
-        <w:t>Set criteria. Apply the supplied Capstone Dataset and Baseline facts and keep your reasoning.</w:t>
-      </w:r>
-    </w:p>
-    <w:p>
-      <w:pPr>
-        <w:spacing w:line="336" w:lineRule="auto" w:after="180"/>
-      </w:pPr>
-      <w:r>
-        <w:rPr>
-          <w:b w:val="0"/>
-        </w:rPr>
-        <w:t>Name three acceptance criteria that do not require the candidate to win.</w:t>
-      </w:r>
-    </w:p>
-    <w:p>
-      <w:pPr>
-        <w:pStyle w:val="Heading3"/>
-      </w:pPr>
-      <w:r>
-        <w:t>My reasoning and evidence</w:t>
-      </w:r>
-    </w:p>
-    <w:p>
-      <w:r>
-        <w:t>________________________________________________________________</w:t>
-      </w:r>
-    </w:p>
-    <w:p>
-      <w:r>
-        <w:t>________________________________________________________________</w:t>
-      </w:r>
-    </w:p>
-    <w:p>
-      <w:r>
-        <w:t>________________________________________________________________</w:t>
-      </w:r>
-    </w:p>
-    <w:p>
-      <w:r>
-        <w:t>________________________________________________________________</w:t>
-      </w:r>
-    </w:p>
-    <w:p>
-      <w:r>
-        <w:t>________________________________________________________________</w:t>
-      </w:r>
-    </w:p>
-    <w:p>
-      <w:r>
-        <w:t>________________________________________________________________</w:t>
-      </w:r>
-    </w:p>
-    <w:p>
-      <w:pPr>
-        <w:pStyle w:val="Heading1"/>
-      </w:pPr>
-      <w:r>
-        <w:t>15. W4 Apply independently</w:t>
-      </w:r>
-    </w:p>
-    <w:p>
-      <w:r>
-        <w:t>Attempt before feedback. If this repeats the selected independent case, reuse that first attempt; otherwise keep a separate record. Apply independently. Apply the supplied Capstone Dataset and Baseline facts and keep your reasoning.</w:t>
-      </w:r>
-    </w:p>
-    <w:p>
-      <w:pPr>
-        <w:spacing w:line="336" w:lineRule="auto" w:after="180"/>
-      </w:pPr>
-      <w:r>
-        <w:rPr>
-          <w:b w:val="0"/>
-        </w:rPr>
-        <w:t>A proposed 80-row dataset has 40 related pairs, and the team splits individual rows randomly then uses pair ID as a feature. Revise its plan.</w:t>
-      </w:r>
-    </w:p>
-    <w:p>
-      <w:pPr>
-        <w:pStyle w:val="Heading3"/>
-      </w:pPr>
-      <w:r>
-        <w:t>My reasoning and evidence</w:t>
-      </w:r>
-    </w:p>
-    <w:p>
-      <w:r>
-        <w:t>________________________________________________________________</w:t>
-      </w:r>
-    </w:p>
-    <w:p>
-      <w:r>
-        <w:t>________________________________________________________________</w:t>
-      </w:r>
-    </w:p>
-    <w:p>
-      <w:r>
-        <w:t>________________________________________________________________</w:t>
-      </w:r>
-    </w:p>
-    <w:p>
-      <w:r>
-        <w:t>________________________________________________________________</w:t>
-      </w:r>
-    </w:p>
-    <w:p>
-      <w:r>
-        <w:t>________________________________________________________________</w:t>
-      </w:r>
-    </w:p>
-    <w:p>
-      <w:r>
-        <w:t>________________________________________________________________</w:t>
-      </w:r>
-    </w:p>
-    <w:p>
-      <w:r>
-        <w:t>________________________________________________________________</w:t>
-      </w:r>
-    </w:p>
-    <w:p>
-      <w:r>
-        <w:t>________________________________________________________________</w:t>
-      </w:r>
-    </w:p>
-    <w:p>
-      <w:pPr>
-        <w:pStyle w:val="Heading1"/>
-      </w:pPr>
-      <w:r>
-        <w:t>16. W5 Prepare a fallback</w:t>
-      </w:r>
-    </w:p>
-    <w:p>
-      <w:r>
-        <w:t>Prepare a fallback. Apply the supplied Capstone Dataset and Baseline facts and keep your reasoning.</w:t>
-      </w:r>
-    </w:p>
-    <w:p>
-      <w:pPr>
-        <w:spacing w:line="336" w:lineRule="auto" w:after="180"/>
-        <w:shd w:fill="F5F1FB"/>
-      </w:pPr>
-      <w:r>
-        <w:rPr>
-          <w:b w:val="0"/>
-        </w:rPr>
-        <w:t>What should the team do if it cannot obtain a valid untouched final test?</w:t>
-      </w:r>
-    </w:p>
-    <w:p>
-      <w:pPr>
-        <w:pStyle w:val="Heading3"/>
-      </w:pPr>
-      <w:r>
-        <w:t>My reasoning and evidence</w:t>
-      </w:r>
-    </w:p>
-    <w:p>
-      <w:r>
-        <w:t>________________________________________________________________</w:t>
-      </w:r>
-    </w:p>
-    <w:p>
-      <w:r>
-        <w:t>________________________________________________________________</w:t>
-      </w:r>
-    </w:p>
-    <w:p>
-      <w:r>
-        <w:t>________________________________________________________________</w:t>
-      </w:r>
-    </w:p>
-    <w:p>
-      <w:r>
-        <w:t>________________________________________________________________</w:t>
-      </w:r>
-    </w:p>
-    <w:p>
-      <w:r>
-        <w:t>________________________________________________________________</w:t>
-      </w:r>
-    </w:p>
-    <w:p>
-      <w:r>
-        <w:t>________________________________________________________________</w:t>
-      </w:r>
-    </w:p>
-    <w:p>
-      <w:pPr>
-        <w:pStyle w:val="Heading1"/>
-      </w:pPr>
-      <w:r>
-        <w:t>17. Capstone models and baselines — W1 Build the baseline</w:t>
-      </w:r>
-    </w:p>
-    <w:p>
-      <w:r>
-        <w:t>Use the supplied Capstone Dataset and Baseline task to record your reasoning, evidence and next step.</w:t>
-      </w:r>
-    </w:p>
-    <w:p>
-      <w:pPr>
-        <w:spacing w:line="336" w:lineRule="auto" w:after="180"/>
-      </w:pPr>
-      <w:r>
-        <w:rPr>
-          <w:b w:val="0"/>
-        </w:rPr>
-        <w:t xml:space="preserve">State the worked </w:t>
-      </w:r>
-      <w:r>
-        <w:rPr>
-          <w:b/>
-        </w:rPr>
-        <w:t>training</w:t>
-      </w:r>
-      <w:r>
-        <w:rPr>
-          <w:b w:val="0"/>
-        </w:rPr>
-        <w:t>-majority rule and validation accuracy.</w:t>
-      </w:r>
-    </w:p>
-    <w:p>
-      <w:pPr>
-        <w:pStyle w:val="Heading3"/>
-      </w:pPr>
-      <w:r>
-        <w:t>My reasoning and evidence</w:t>
-      </w:r>
-    </w:p>
-    <w:p>
-      <w:r>
-        <w:t>________________________________________________________________</w:t>
-      </w:r>
-    </w:p>
-    <w:p>
-      <w:r>
-        <w:t>________________________________________________________________</w:t>
-      </w:r>
-    </w:p>
-    <w:p>
-      <w:r>
-        <w:t>________________________________________________________________</w:t>
-      </w:r>
-    </w:p>
-    <w:p>
-      <w:r>
-        <w:t>________________________________________________________________</w:t>
-      </w:r>
-    </w:p>
-    <w:p>
-      <w:r>
-        <w:t>________________________________________________________________</w:t>
-      </w:r>
-    </w:p>
-    <w:p>
-      <w:r>
-        <w:t>________________________________________________________________</w:t>
-      </w:r>
-    </w:p>
-    <w:p>
-      <w:pPr>
-        <w:pStyle w:val="Heading1"/>
-      </w:pPr>
-      <w:r>
-        <w:t>18. Capstone models and baselines — W2 Evaluate the candidate</w:t>
-      </w:r>
-    </w:p>
-    <w:p>
-      <w:r>
-        <w:t>Use the supplied Capstone Dataset and Baseline task to record your reasoning, evidence and next step.</w:t>
-      </w:r>
-    </w:p>
-    <w:p>
-      <w:pPr>
-        <w:spacing w:line="336" w:lineRule="auto" w:after="180"/>
-      </w:pPr>
-      <w:r>
-        <w:rPr>
-          <w:b w:val="0"/>
-        </w:rPr>
-        <w:t>Compute the worked candidate accuracy, precision and recall.</w:t>
-      </w:r>
-    </w:p>
-    <w:p>
-      <w:pPr>
-        <w:pStyle w:val="Heading3"/>
-      </w:pPr>
-      <w:r>
-        <w:t>My reasoning and evidence</w:t>
-      </w:r>
-    </w:p>
-    <w:p>
-      <w:r>
-        <w:t>________________________________________________________________</w:t>
-      </w:r>
-    </w:p>
-    <w:p>
-      <w:r>
-        <w:t>________________________________________________________________</w:t>
-      </w:r>
-    </w:p>
-    <w:p>
-      <w:r>
-        <w:t>________________________________________________________________</w:t>
-      </w:r>
-    </w:p>
-    <w:p>
-      <w:r>
-        <w:t>________________________________________________________________</w:t>
-      </w:r>
-    </w:p>
-    <w:p>
-      <w:r>
-        <w:t>________________________________________________________________</w:t>
-      </w:r>
-    </w:p>
-    <w:p>
-      <w:r>
-        <w:t>________________________________________________________________</w:t>
-      </w:r>
-    </w:p>
-    <w:p>
-      <w:pPr>
-        <w:pStyle w:val="Heading1"/>
-      </w:pPr>
-      <w:r>
-        <w:t>19. Capstone models and baselines — W3 Explain the tradeoff</w:t>
-      </w:r>
-    </w:p>
-    <w:p>
-      <w:r>
-        <w:t>Use the supplied Capstone Dataset and Baseline task to record your reasoning, evidence and next step.</w:t>
-      </w:r>
-    </w:p>
-    <w:p>
-      <w:pPr>
-        <w:spacing w:line="336" w:lineRule="auto" w:after="180"/>
-      </w:pPr>
-      <w:r>
-        <w:rPr>
-          <w:b w:val="0"/>
-        </w:rPr>
-        <w:t>Compare errors rather than only headline accuracy.</w:t>
-      </w:r>
-    </w:p>
-    <w:p>
-      <w:pPr>
-        <w:pStyle w:val="Heading3"/>
-      </w:pPr>
-      <w:r>
-        <w:t>My reasoning and evidence</w:t>
-      </w:r>
-    </w:p>
-    <w:p>
-      <w:r>
-        <w:t>________________________________________________________________</w:t>
-      </w:r>
-    </w:p>
-    <w:p>
-      <w:r>
-        <w:t>________________________________________________________________</w:t>
-      </w:r>
-    </w:p>
-    <w:p>
-      <w:r>
-        <w:t>________________________________________________________________</w:t>
-      </w:r>
-    </w:p>
-    <w:p>
-      <w:r>
-        <w:t>________________________________________________________________</w:t>
-      </w:r>
-    </w:p>
-    <w:p>
-      <w:r>
-        <w:t>________________________________________________________________</w:t>
-      </w:r>
-    </w:p>
-    <w:p>
-      <w:r>
-        <w:t>________________________________________________________________</w:t>
-      </w:r>
-    </w:p>
-    <w:p>
-      <w:pPr>
-        <w:pStyle w:val="Heading1"/>
-      </w:pPr>
-      <w:r>
-        <w:t>20. Capstone models and baselines — W4 Apply independently</w:t>
-      </w:r>
-    </w:p>
-    <w:p>
-      <w:r>
-        <w:t>Use the supplied Capstone Dataset and Baseline task to record your reasoning, evidence and next step.</w:t>
-      </w:r>
-    </w:p>
-    <w:p>
-      <w:pPr>
-        <w:spacing w:line="336" w:lineRule="auto" w:after="180"/>
-      </w:pPr>
-      <w:r>
-        <w:rPr>
-          <w:b/>
-        </w:rPr>
-        <w:t>Training</w:t>
-      </w:r>
-      <w:r>
-        <w:rPr>
-          <w:b w:val="0"/>
-        </w:rPr>
-        <w:t xml:space="preserve"> 18 clear/6 blocked; validation </w:t>
-      </w:r>
-      <w:r>
-        <w:rPr>
-          <w:b/>
-        </w:rPr>
-        <w:t>baseline</w:t>
-      </w:r>
-      <w:r>
-        <w:rPr>
-          <w:b w:val="0"/>
-        </w:rPr>
-        <w:t>[[9, 0],[3, 0]], candidate[[8, 1],[1, 2]]. Calculate accuracy for each and candidate precision/recall.</w:t>
-      </w:r>
-    </w:p>
-    <w:p>
-      <w:pPr>
-        <w:pStyle w:val="Heading3"/>
-      </w:pPr>
-      <w:r>
-        <w:t>My reasoning and evidence</w:t>
-      </w:r>
-    </w:p>
-    <w:p>
-      <w:r>
-        <w:t>________________________________________________________________</w:t>
-      </w:r>
-    </w:p>
-    <w:p>
-      <w:r>
-        <w:t>________________________________________________________________</w:t>
-      </w:r>
-    </w:p>
-    <w:p>
-      <w:r>
-        <w:t>________________________________________________________________</w:t>
-      </w:r>
-    </w:p>
-    <w:p>
-      <w:r>
-        <w:t>________________________________________________________________</w:t>
-      </w:r>
-    </w:p>
-    <w:p>
-      <w:r>
-        <w:t>________________________________________________________________</w:t>
-      </w:r>
-    </w:p>
-    <w:p>
-      <w:r>
-        <w:t>________________________________________________________________</w:t>
-      </w:r>
-    </w:p>
-    <w:p>
-      <w:r>
-        <w:t>________________________________________________________________</w:t>
-      </w:r>
-    </w:p>
-    <w:p>
-      <w:r>
-        <w:t>________________________________________________________________</w:t>
-      </w:r>
-    </w:p>
-    <w:p>
-      <w:pPr>
-        <w:pStyle w:val="Heading1"/>
-      </w:pPr>
-      <w:r>
-        <w:t>21. Capstone models and baselines — W5 Freeze evidence</w:t>
-      </w:r>
-    </w:p>
-    <w:p>
-      <w:r>
-        <w:t>Use the supplied Capstone Dataset and Baseline task to record your reasoning, evidence and next step.</w:t>
-      </w:r>
-    </w:p>
-    <w:p>
-      <w:pPr>
-        <w:spacing w:line="336" w:lineRule="auto" w:after="180"/>
-      </w:pPr>
-      <w:r>
-        <w:rPr>
-          <w:b w:val="0"/>
-        </w:rPr>
-        <w:t>List what must be saved before the teacher releases final-test labels.</w:t>
-      </w:r>
-    </w:p>
-    <w:p>
-      <w:pPr>
-        <w:pStyle w:val="Heading3"/>
-      </w:pPr>
-      <w:r>
-        <w:t>My reasoning and evidence</w:t>
-      </w:r>
-    </w:p>
-    <w:p>
-      <w:r>
-        <w:t>________________________________________________________________</w:t>
-      </w:r>
-    </w:p>
-    <w:p>
-      <w:r>
-        <w:t>________________________________________________________________</w:t>
-      </w:r>
-    </w:p>
-    <w:p>
-      <w:r>
-        <w:t>________________________________________________________________</w:t>
-      </w:r>
-    </w:p>
-    <w:p>
-      <w:r>
-        <w:t>________________________________________________________________</w:t>
-      </w:r>
-    </w:p>
-    <w:p>
-      <w:r>
-        <w:t>________________________________________________________________</w:t>
-      </w:r>
-    </w:p>
-    <w:p>
-      <w:r>
-        <w:t>________________________________________________________________</w:t>
-      </w:r>
-    </w:p>
-    <w:p>
-      <w:pPr>
-        <w:pStyle w:val="Heading1"/>
-      </w:pPr>
-      <w:r>
-        <w:t>22. Feedback, return check and learning record</w:t>
-      </w:r>
-    </w:p>
-    <w:p>
-      <w:r>
-        <w:t>Record the first repaired step and a different case to revisit after a delay.</w:t>
+        <w:t>22. Feedback · Repair and return</w:t>
+      </w:r>
+    </w:p>
+    <w:p>
+      <w:r>
+        <w:t>Keep this task’s complete inputs, stated rule and support record together.</w:t>
+      </w:r>
+    </w:p>
+    <w:p>
+      <w:pPr>
+        <w:pStyle w:val="Heading2"/>
+      </w:pPr>
+      <w:r>
+        <w:t>Task and evidence record</w:t>
       </w:r>
     </w:p>
     <w:tbl>
@@ -1923,12 +809,9 @@
     </w:tbl>
     <w:p>
       <w:pPr>
-        <w:spacing w:line="336" w:lineRule="auto" w:after="180"/>
-      </w:pPr>
-      <w:r>
-        <w:rPr>
-          <w:b w:val="0"/>
-        </w:rPr>
+        <w:pStyle w:val="ListBullet"/>
+      </w:pPr>
+      <w:r>
         <w:t>Revisit this idea with your teacher after a delay. Familiarity is different from explaining and using it on a changed case.</w:t>
       </w:r>
     </w:p>
@@ -1937,69 +820,1122 @@
         <w:pStyle w:val="Heading1"/>
       </w:pPr>
       <w:r>
-        <w:t>23. Pictorial case practice: Capstone Dataset and Baseline</w:t>
-      </w:r>
-    </w:p>
-    <w:p>
-      <w:r>
-        <w:t>Plan the plant capstone around independent groups and a baseline before collecting more rows. Explain the labelled step before checking the changed condition.</w:t>
-      </w:r>
-    </w:p>
-    <w:p>
-      <w:pPr>
-        <w:spacing w:line="336" w:lineRule="auto" w:after="180"/>
-      </w:pPr>
-      <w:r>
-        <w:rPr>
-          <w:b w:val="0"/>
-        </w:rPr>
-        <w:t xml:space="preserve">Plan the plant capstone around independent groups and a </w:t>
-      </w:r>
-      <w:r>
-        <w:rPr>
-          <w:b/>
-        </w:rPr>
-        <w:t>baseline</w:t>
-      </w:r>
-      <w:r>
-        <w:rPr>
-          <w:b w:val="0"/>
-        </w:rPr>
-        <w:t xml:space="preserve"> before collecting more rows.</w:t>
-      </w:r>
-    </w:p>
-    <w:p>
-      <w:pPr>
-        <w:spacing w:line="336" w:lineRule="auto" w:after="180"/>
-      </w:pPr>
-      <w:r>
-        <w:rPr>
-          <w:b w:val="0"/>
-        </w:rPr>
+        <w:t>10. Finish · Judge your evidence</w:t>
+      </w:r>
+    </w:p>
+    <w:p>
+      <w:r>
+        <w:t>Keep this task’s complete inputs, stated rule and support record together.</w:t>
+      </w:r>
+    </w:p>
+    <w:p>
+      <w:pPr>
+        <w:pStyle w:val="Heading2"/>
+      </w:pPr>
+      <w:r>
+        <w:t>Task and evidence record</w:t>
+      </w:r>
+    </w:p>
+    <w:p>
+      <w:pPr>
+        <w:pStyle w:val="ListBullet"/>
+      </w:pPr>
+      <w:r>
+        <w:t>I can explain the mechanism. I can show evidence. I can handle a changed case. I can name a limit. Mark each as not yet, with help or independently, and attach supporting work.</w:t>
+      </w:r>
+    </w:p>
+    <w:p>
+      <w:pPr>
+        <w:pStyle w:val="ListBullet"/>
+      </w:pPr>
+      <w:r>
+        <w:t>Teacher review ____________________  Next step ____________________</w:t>
+      </w:r>
+    </w:p>
+    <w:p>
+      <w:pPr>
+        <w:pStyle w:val="Heading1"/>
+      </w:pPr>
+      <w:r>
+        <w:t>Reference bank and extra practice</w:t>
+      </w:r>
+    </w:p>
+    <w:p>
+      <w:pPr>
+        <w:pStyle w:val="Heading1"/>
+      </w:pPr>
+      <w:r>
+        <w:t>02. Reference · Supported W2 record</w:t>
+      </w:r>
+    </w:p>
+    <w:p>
+      <w:r>
+        <w:t>Keep this task’s complete inputs, stated rule and support record together.</w:t>
+      </w:r>
+    </w:p>
+    <w:p>
+      <w:pPr>
+        <w:pStyle w:val="Heading2"/>
+      </w:pPr>
+      <w:r>
+        <w:t>Task and evidence record</w:t>
+      </w:r>
+    </w:p>
+    <w:p>
+      <w:pPr>
+        <w:pStyle w:val="ListBullet"/>
+      </w:pPr>
+      <w:r>
+        <w:t>Use W2: Define fields for Capstone data and requirements. Record the answer once; the lesson and workbook refer to the same attempt.</w:t>
+      </w:r>
+    </w:p>
+    <w:tbl>
+      <w:tblPr>
+        <w:tblStyle w:val="LightShading-Accent1"/>
+        <w:tblW w:type="auto" w:w="0"/>
+        <w:tblLook w:firstColumn="1" w:firstRow="1" w:lastColumn="0" w:lastRow="0" w:noHBand="0" w:noVBand="1" w:val="04A0"/>
+      </w:tblPr>
+      <w:tblGrid>
+        <w:gridCol w:w="2556"/>
+        <w:gridCol w:w="2556"/>
+        <w:gridCol w:w="2556"/>
+        <w:gridCol w:w="2556"/>
+      </w:tblGrid>
+      <w:tr>
+        <w:trPr>
+          <w:tblHeader/>
+        </w:trPr>
+        <w:tc>
+          <w:tcPr>
+            <w:tcW w:type="dxa" w:w="2556"/>
+          </w:tcPr>
+          <w:p>
+            <w:r>
+              <w:t>Given inputs</w:t>
+            </w:r>
+          </w:p>
+        </w:tc>
+        <w:tc>
+          <w:tcPr>
+            <w:tcW w:type="dxa" w:w="2556"/>
+          </w:tcPr>
+          <w:p>
+            <w:r>
+              <w:t>Procedure I chose</w:t>
+            </w:r>
+          </w:p>
+        </w:tc>
+        <w:tc>
+          <w:tcPr>
+            <w:tcW w:type="dxa" w:w="2556"/>
+          </w:tcPr>
+          <w:p>
+            <w:r>
+              <w:t>Middle steps</w:t>
+            </w:r>
+          </w:p>
+        </w:tc>
+        <w:tc>
+          <w:tcPr>
+            <w:tcW w:type="dxa" w:w="2556"/>
+          </w:tcPr>
+          <w:p>
+            <w:r>
+              <w:t>Result and check</w:t>
+            </w:r>
+          </w:p>
+        </w:tc>
+      </w:tr>
+      <w:tr>
+        <w:tc>
+          <w:tcPr>
+            <w:tcW w:type="dxa" w:w="2556"/>
+          </w:tcPr>
+          <w:p>
+            <w:r/>
+          </w:p>
+        </w:tc>
+        <w:tc>
+          <w:tcPr>
+            <w:tcW w:type="dxa" w:w="2556"/>
+          </w:tcPr>
+          <w:p>
+            <w:r/>
+          </w:p>
+        </w:tc>
+        <w:tc>
+          <w:tcPr>
+            <w:tcW w:type="dxa" w:w="2556"/>
+          </w:tcPr>
+          <w:p>
+            <w:r/>
+          </w:p>
+        </w:tc>
+        <w:tc>
+          <w:tcPr>
+            <w:tcW w:type="dxa" w:w="2556"/>
+          </w:tcPr>
+          <w:p>
+            <w:r/>
+          </w:p>
+        </w:tc>
+      </w:tr>
+    </w:tbl>
+    <w:p>
+      <w:pPr>
+        <w:pStyle w:val="Heading3"/>
+      </w:pPr>
+      <w:r>
+        <w:t>The step I completed without help, and the hint I needed</w:t>
+      </w:r>
+    </w:p>
+    <w:p>
+      <w:r>
+        <w:t>________________________________________________________________</w:t>
+      </w:r>
+    </w:p>
+    <w:p>
+      <w:r>
+        <w:t>________________________________________________________________</w:t>
+      </w:r>
+    </w:p>
+    <w:p>
+      <w:r>
+        <w:t>________________________________________________________________</w:t>
+      </w:r>
+    </w:p>
+    <w:p>
+      <w:pPr>
+        <w:pStyle w:val="Heading1"/>
+      </w:pPr>
+      <w:r>
+        <w:t>03. Extra practice · Individual reasoning check</w:t>
+      </w:r>
+    </w:p>
+    <w:p>
+      <w:r>
+        <w:t>Keep this task’s complete inputs, stated rule and support record together.</w:t>
+      </w:r>
+    </w:p>
+    <w:p>
+      <w:pPr>
+        <w:pStyle w:val="Heading2"/>
+      </w:pPr>
+      <w:r>
+        <w:t>Task and evidence record</w:t>
+      </w:r>
+    </w:p>
+    <w:p>
+      <w:pPr>
+        <w:pStyle w:val="ListBullet"/>
+      </w:pPr>
+      <w:r>
+        <w:t>Use the worked case for Capstone data and requirements. Proposed explanation: “A final answer is enough”. Decide whether this explanation is supported. Point to the step or supplied fact that decides; explain your repair if needed.</w:t>
+      </w:r>
+    </w:p>
+    <w:p>
+      <w:pPr>
+        <w:pStyle w:val="Heading3"/>
+      </w:pPr>
+      <w:r>
+        <w:t>My explanation before partner discussion</w:t>
+      </w:r>
+    </w:p>
+    <w:p>
+      <w:r>
+        <w:t>________________________________________________________________</w:t>
+      </w:r>
+    </w:p>
+    <w:p>
+      <w:r>
+        <w:t>________________________________________________________________</w:t>
+      </w:r>
+    </w:p>
+    <w:p>
+      <w:r>
+        <w:t>________________________________________________________________</w:t>
+      </w:r>
+    </w:p>
+    <w:p>
+      <w:r>
+        <w:t>________________________________________________________________</w:t>
+      </w:r>
+    </w:p>
+    <w:p>
+      <w:pPr>
+        <w:pStyle w:val="Heading1"/>
+      </w:pPr>
+      <w:r>
+        <w:t>05. Reference · Earlier learning target</w:t>
+      </w:r>
+    </w:p>
+    <w:p>
+      <w:r>
+        <w:t>Keep this task’s complete inputs, stated rule and support record together.</w:t>
+      </w:r>
+    </w:p>
+    <w:p>
+      <w:pPr>
+        <w:pStyle w:val="Heading2"/>
+      </w:pPr>
+      <w:r>
+        <w:t>Task and evidence record</w:t>
+      </w:r>
+    </w:p>
+    <w:p>
+      <w:pPr>
+        <w:pStyle w:val="ListBullet"/>
+      </w:pPr>
+      <w:r>
+        <w:t>A capstone has two views of each of 40 leaves. Specify a 24/8/8 leaf split and baseline procedure. When may final labels be consulted?</w:t>
+      </w:r>
+    </w:p>
+    <w:p>
+      <w:pPr>
+        <w:pStyle w:val="Heading1"/>
+      </w:pPr>
+      <w:r>
+        <w:t>06. Extra practice · Earlier complete case</w:t>
+      </w:r>
+    </w:p>
+    <w:p>
+      <w:r>
+        <w:t>Keep this task’s complete inputs, stated rule and support record together.</w:t>
+      </w:r>
+    </w:p>
+    <w:p>
+      <w:pPr>
+        <w:pStyle w:val="Heading2"/>
+      </w:pPr>
+      <w:r>
+        <w:t>Task and evidence record</w:t>
+      </w:r>
+    </w:p>
+    <w:p>
+      <w:pPr>
+        <w:pStyle w:val="ListBullet"/>
+      </w:pPr>
+      <w:r>
+        <w:t>Capstone has60 independent leaves, several photos per leaf, healthy/spotted labels.</w:t>
+      </w:r>
+    </w:p>
+    <w:p>
+      <w:pPr>
+        <w:pStyle w:val="ListBullet"/>
+      </w:pPr>
+      <w:r>
+        <w:t>Plan grouping and baseline.</w:t>
+      </w:r>
+    </w:p>
+    <w:p>
+      <w:pPr>
+        <w:pStyle w:val="ListBullet"/>
+      </w:pPr>
+      <w:r>
+        <w:t>Show your trace, calculation or evidence</w:t>
+      </w:r>
+    </w:p>
+    <w:p>
+      <w:pPr>
+        <w:pStyle w:val="Heading3"/>
+      </w:pPr>
+      <w:r>
+        <w:t>Write or draw your reasoning and evidence.</w:t>
+      </w:r>
+    </w:p>
+    <w:p>
+      <w:r>
+        <w:t>________________________________________________________________</w:t>
+      </w:r>
+    </w:p>
+    <w:p>
+      <w:r>
+        <w:t>________________________________________________________________</w:t>
+      </w:r>
+    </w:p>
+    <w:p>
+      <w:r>
+        <w:t>________________________________________________________________</w:t>
+      </w:r>
+    </w:p>
+    <w:p>
+      <w:r>
+        <w:t>________________________________________________________________</w:t>
+      </w:r>
+    </w:p>
+    <w:p>
+      <w:r>
+        <w:t>________________________________________________________________</w:t>
+      </w:r>
+    </w:p>
+    <w:p>
+      <w:pPr>
+        <w:pStyle w:val="Heading1"/>
+      </w:pPr>
+      <w:r>
+        <w:t>07. Extra practice · Changed case</w:t>
+      </w:r>
+    </w:p>
+    <w:p>
+      <w:r>
+        <w:t>Keep this task’s complete inputs, stated rule and support record together.</w:t>
+      </w:r>
+    </w:p>
+    <w:p>
+      <w:pPr>
+        <w:pStyle w:val="Heading2"/>
+      </w:pPr>
+      <w:r>
+        <w:t>Task and evidence record</w:t>
+      </w:r>
+    </w:p>
+    <w:p>
+      <w:pPr>
+        <w:pStyle w:val="ListBullet"/>
+      </w:pPr>
+      <w:r>
+        <w:t>Your capstone dataset includes duplicate photographs in both training and validation. What should be repaired before measuring the baseline?</w:t>
+      </w:r>
+    </w:p>
+    <w:p>
+      <w:pPr>
+        <w:pStyle w:val="ListBullet"/>
+      </w:pPr>
+      <w:r>
+        <w:t>My independent answer and reason</w:t>
+      </w:r>
+    </w:p>
+    <w:p>
+      <w:pPr>
+        <w:pStyle w:val="Heading3"/>
+      </w:pPr>
+      <w:r>
+        <w:t>Write or draw your reasoning and evidence.</w:t>
+      </w:r>
+    </w:p>
+    <w:p>
+      <w:r>
+        <w:t>________________________________________________________________</w:t>
+      </w:r>
+    </w:p>
+    <w:p>
+      <w:r>
+        <w:t>________________________________________________________________</w:t>
+      </w:r>
+    </w:p>
+    <w:p>
+      <w:r>
+        <w:t>________________________________________________________________</w:t>
+      </w:r>
+    </w:p>
+    <w:p>
+      <w:r>
+        <w:t>________________________________________________________________</w:t>
+      </w:r>
+    </w:p>
+    <w:p>
+      <w:r>
+        <w:t>________________________________________________________________</w:t>
+      </w:r>
+    </w:p>
+    <w:p>
+      <w:pPr>
+        <w:pStyle w:val="Heading3"/>
+      </w:pPr>
+      <w:r>
+        <w:t>Week 34 Test and reflect</w:t>
+      </w:r>
+    </w:p>
+    <w:p>
+      <w:pPr>
+        <w:pStyle w:val="Heading1"/>
+      </w:pPr>
+      <w:r>
+        <w:t>08. Extra practice · Design a revealing test</w:t>
+      </w:r>
+    </w:p>
+    <w:p>
+      <w:r>
+        <w:t>Keep this task’s complete inputs, stated rule and support record together.</w:t>
+      </w:r>
+    </w:p>
+    <w:p>
+      <w:pPr>
+        <w:pStyle w:val="Heading2"/>
+      </w:pPr>
+      <w:r>
+        <w:t>Task and evidence record</w:t>
+      </w:r>
+    </w:p>
+    <w:p>
+      <w:pPr>
+        <w:pStyle w:val="ListBullet"/>
+      </w:pPr>
+      <w:r>
+        <w:t>Create a changed input, boundary case or missing-information case. Write the expected answer or safe response before testing.</w:t>
+      </w:r>
+    </w:p>
+    <w:tbl>
+      <w:tblPr>
+        <w:tblStyle w:val="LightShading-Accent1"/>
+        <w:tblW w:type="auto" w:w="0"/>
+        <w:tblLook w:firstColumn="1" w:firstRow="1" w:lastColumn="0" w:lastRow="0" w:noHBand="0" w:noVBand="1" w:val="04A0"/>
+      </w:tblPr>
+      <w:tblGrid>
+        <w:gridCol w:w="5112"/>
+        <w:gridCol w:w="5112"/>
+      </w:tblGrid>
+      <w:tr>
+        <w:trPr>
+          <w:tblHeader/>
+        </w:trPr>
+        <w:tc>
+          <w:tcPr>
+            <w:tcW w:type="dxa" w:w="5112"/>
+          </w:tcPr>
+          <w:p>
+            <w:r>
+              <w:t>Test record</w:t>
+            </w:r>
+          </w:p>
+        </w:tc>
+        <w:tc>
+          <w:tcPr>
+            <w:tcW w:type="dxa" w:w="5112"/>
+          </w:tcPr>
+          <w:p>
+            <w:r>
+              <w:t>My evidence</w:t>
+            </w:r>
+          </w:p>
+        </w:tc>
+      </w:tr>
+      <w:tr>
+        <w:tc>
+          <w:tcPr>
+            <w:tcW w:type="dxa" w:w="5112"/>
+          </w:tcPr>
+          <w:p>
+            <w:r>
+              <w:t>Changed input or condition</w:t>
+            </w:r>
+          </w:p>
+        </w:tc>
+        <w:tc>
+          <w:tcPr>
+            <w:tcW w:type="dxa" w:w="5112"/>
+          </w:tcPr>
+          <w:p>
+            <w:r/>
+          </w:p>
+        </w:tc>
+      </w:tr>
+      <w:tr>
+        <w:tc>
+          <w:tcPr>
+            <w:tcW w:type="dxa" w:w="5112"/>
+          </w:tcPr>
+          <w:p>
+            <w:r>
+              <w:t>Expected answer or fallback</w:t>
+            </w:r>
+          </w:p>
+        </w:tc>
+        <w:tc>
+          <w:tcPr>
+            <w:tcW w:type="dxa" w:w="5112"/>
+          </w:tcPr>
+          <w:p>
+            <w:r/>
+          </w:p>
+        </w:tc>
+      </w:tr>
+      <w:tr>
+        <w:tc>
+          <w:tcPr>
+            <w:tcW w:type="dxa" w:w="5112"/>
+          </w:tcPr>
+          <w:p>
+            <w:r>
+              <w:t>Observed result</w:t>
+            </w:r>
+          </w:p>
+        </w:tc>
+        <w:tc>
+          <w:tcPr>
+            <w:tcW w:type="dxa" w:w="5112"/>
+          </w:tcPr>
+          <w:p>
+            <w:r/>
+          </w:p>
+        </w:tc>
+      </w:tr>
+      <w:tr>
+        <w:tc>
+          <w:tcPr>
+            <w:tcW w:type="dxa" w:w="5112"/>
+          </w:tcPr>
+          <w:p>
+            <w:r>
+              <w:t>Why the result occurred</w:t>
+            </w:r>
+          </w:p>
+        </w:tc>
+        <w:tc>
+          <w:tcPr>
+            <w:tcW w:type="dxa" w:w="5112"/>
+          </w:tcPr>
+          <w:p>
+            <w:r/>
+          </w:p>
+        </w:tc>
+      </w:tr>
+    </w:tbl>
+    <w:p>
+      <w:pPr>
+        <w:pStyle w:val="Heading1"/>
+      </w:pPr>
+      <w:r>
+        <w:t>11. Extra practice · Earlier transfer</w:t>
+      </w:r>
+    </w:p>
+    <w:p>
+      <w:r>
+        <w:t>Keep this task’s complete inputs, stated rule and support record together.</w:t>
+      </w:r>
+    </w:p>
+    <w:p>
+      <w:pPr>
+        <w:pStyle w:val="Heading2"/>
+      </w:pPr>
+      <w:r>
+        <w:t>Task and evidence record</w:t>
+      </w:r>
+    </w:p>
+    <w:p>
+      <w:pPr>
+        <w:pStyle w:val="ListBullet"/>
+      </w:pPr>
+      <w:r>
+        <w:t>A capstone has two views of each of 40 leaves. Specify a 24/8/8 leaf split and baseline procedure. When may final labels be consulted?</w:t>
+      </w:r>
+    </w:p>
+    <w:p>
+      <w:pPr>
+        <w:pStyle w:val="Heading3"/>
+      </w:pPr>
+      <w:r>
+        <w:t>My independently reasoned answer</w:t>
+      </w:r>
+    </w:p>
+    <w:p>
+      <w:r>
+        <w:t>________________________________________________________________</w:t>
+      </w:r>
+    </w:p>
+    <w:p>
+      <w:r>
+        <w:t>________________________________________________________________</w:t>
+      </w:r>
+    </w:p>
+    <w:p>
+      <w:r>
+        <w:t>________________________________________________________________</w:t>
+      </w:r>
+    </w:p>
+    <w:p>
+      <w:r>
+        <w:t>________________________________________________________________</w:t>
+      </w:r>
+    </w:p>
+    <w:p>
+      <w:r>
+        <w:t>________________________________________________________________</w:t>
+      </w:r>
+    </w:p>
+    <w:p>
+      <w:r>
+        <w:t>________________________________________________________________</w:t>
+      </w:r>
+    </w:p>
+    <w:p>
+      <w:r>
+        <w:t>________________________________________________________________</w:t>
+      </w:r>
+    </w:p>
+    <w:p>
+      <w:pPr>
+        <w:pStyle w:val="ListBullet"/>
+      </w:pPr>
+      <w:r>
+        <w:t>Record support used: none, hint or teacher explanation.</w:t>
+      </w:r>
+    </w:p>
+    <w:p>
+      <w:pPr>
+        <w:pStyle w:val="Heading1"/>
+      </w:pPr>
+      <w:r>
+        <w:t>15. Reference · Earlier W4 record</w:t>
+      </w:r>
+    </w:p>
+    <w:p>
+      <w:r>
+        <w:t>Keep this task’s complete inputs, stated rule and support record together.</w:t>
+      </w:r>
+    </w:p>
+    <w:p>
+      <w:pPr>
+        <w:pStyle w:val="Heading2"/>
+      </w:pPr>
+      <w:r>
+        <w:t>Task and evidence record</w:t>
+      </w:r>
+    </w:p>
+    <w:p>
+      <w:pPr>
+        <w:pStyle w:val="ListBullet"/>
+      </w:pPr>
+      <w:r>
+        <w:t>A proposed 80-row dataset has 40 related pairs, and the team splits individual rows randomly then uses pair ID as a feature. Revise its plan.</w:t>
+      </w:r>
+    </w:p>
+    <w:p>
+      <w:pPr>
+        <w:pStyle w:val="Heading3"/>
+      </w:pPr>
+      <w:r>
+        <w:t>My reasoning and evidence</w:t>
+      </w:r>
+    </w:p>
+    <w:p>
+      <w:r>
+        <w:t>________________________________________________________________</w:t>
+      </w:r>
+    </w:p>
+    <w:p>
+      <w:r>
+        <w:t>________________________________________________________________</w:t>
+      </w:r>
+    </w:p>
+    <w:p>
+      <w:r>
+        <w:t>________________________________________________________________</w:t>
+      </w:r>
+    </w:p>
+    <w:p>
+      <w:r>
+        <w:t>________________________________________________________________</w:t>
+      </w:r>
+    </w:p>
+    <w:p>
+      <w:r>
+        <w:t>________________________________________________________________</w:t>
+      </w:r>
+    </w:p>
+    <w:p>
+      <w:r>
+        <w:t>________________________________________________________________</w:t>
+      </w:r>
+    </w:p>
+    <w:p>
+      <w:r>
+        <w:t>________________________________________________________________</w:t>
+      </w:r>
+    </w:p>
+    <w:p>
+      <w:r>
+        <w:t>________________________________________________________________</w:t>
+      </w:r>
+    </w:p>
+    <w:p>
+      <w:pPr>
+        <w:pStyle w:val="Heading1"/>
+      </w:pPr>
+      <w:r>
+        <w:t>17. Extension · Capstone models and baselines — W1 Build the baseline</w:t>
+      </w:r>
+    </w:p>
+    <w:p>
+      <w:r>
+        <w:t>Retained extension task with its own values and teacher key.</w:t>
+      </w:r>
+    </w:p>
+    <w:p>
+      <w:pPr>
+        <w:pStyle w:val="Heading2"/>
+      </w:pPr>
+      <w:r>
+        <w:t>Extension question and evidence</w:t>
+      </w:r>
+    </w:p>
+    <w:p>
+      <w:pPr>
+        <w:pStyle w:val="ListBullet"/>
+      </w:pPr>
+      <w:r>
+        <w:t>State the worked training-majority rule and validation accuracy.</w:t>
+      </w:r>
+    </w:p>
+    <w:p>
+      <w:pPr>
+        <w:pStyle w:val="Heading3"/>
+      </w:pPr>
+      <w:r>
+        <w:t>My reasoning and evidence</w:t>
+      </w:r>
+    </w:p>
+    <w:p>
+      <w:r>
+        <w:t>________________________________________________________________</w:t>
+      </w:r>
+    </w:p>
+    <w:p>
+      <w:r>
+        <w:t>________________________________________________________________</w:t>
+      </w:r>
+    </w:p>
+    <w:p>
+      <w:r>
+        <w:t>________________________________________________________________</w:t>
+      </w:r>
+    </w:p>
+    <w:p>
+      <w:r>
+        <w:t>________________________________________________________________</w:t>
+      </w:r>
+    </w:p>
+    <w:p>
+      <w:r>
+        <w:t>________________________________________________________________</w:t>
+      </w:r>
+    </w:p>
+    <w:p>
+      <w:r>
+        <w:t>________________________________________________________________</w:t>
+      </w:r>
+    </w:p>
+    <w:p>
+      <w:pPr>
+        <w:pStyle w:val="Heading1"/>
+      </w:pPr>
+      <w:r>
+        <w:t>18. Extension · Capstone models and baselines — W2 Evaluate the candidate</w:t>
+      </w:r>
+    </w:p>
+    <w:p>
+      <w:r>
+        <w:t>Retained extension task with its own values and teacher key.</w:t>
+      </w:r>
+    </w:p>
+    <w:p>
+      <w:pPr>
+        <w:pStyle w:val="Heading2"/>
+      </w:pPr>
+      <w:r>
+        <w:t>Extension question and evidence</w:t>
+      </w:r>
+    </w:p>
+    <w:p>
+      <w:pPr>
+        <w:pStyle w:val="ListBullet"/>
+      </w:pPr>
+      <w:r>
+        <w:t>Compute the worked candidate accuracy, precision and recall.</w:t>
+      </w:r>
+    </w:p>
+    <w:p>
+      <w:pPr>
+        <w:pStyle w:val="Heading3"/>
+      </w:pPr>
+      <w:r>
+        <w:t>My reasoning and evidence</w:t>
+      </w:r>
+    </w:p>
+    <w:p>
+      <w:r>
+        <w:t>________________________________________________________________</w:t>
+      </w:r>
+    </w:p>
+    <w:p>
+      <w:r>
+        <w:t>________________________________________________________________</w:t>
+      </w:r>
+    </w:p>
+    <w:p>
+      <w:r>
+        <w:t>________________________________________________________________</w:t>
+      </w:r>
+    </w:p>
+    <w:p>
+      <w:r>
+        <w:t>________________________________________________________________</w:t>
+      </w:r>
+    </w:p>
+    <w:p>
+      <w:r>
+        <w:t>________________________________________________________________</w:t>
+      </w:r>
+    </w:p>
+    <w:p>
+      <w:r>
+        <w:t>________________________________________________________________</w:t>
+      </w:r>
+    </w:p>
+    <w:p>
+      <w:pPr>
+        <w:pStyle w:val="Heading1"/>
+      </w:pPr>
+      <w:r>
+        <w:t>19. Extension · Capstone models and baselines — W3 Explain the tradeoff</w:t>
+      </w:r>
+    </w:p>
+    <w:p>
+      <w:r>
+        <w:t>Retained extension task with its own values and teacher key.</w:t>
+      </w:r>
+    </w:p>
+    <w:p>
+      <w:pPr>
+        <w:pStyle w:val="Heading2"/>
+      </w:pPr>
+      <w:r>
+        <w:t>Extension question and evidence</w:t>
+      </w:r>
+    </w:p>
+    <w:p>
+      <w:pPr>
+        <w:pStyle w:val="ListBullet"/>
+      </w:pPr>
+      <w:r>
+        <w:t>Compare errors rather than only headline accuracy.</w:t>
+      </w:r>
+    </w:p>
+    <w:p>
+      <w:pPr>
+        <w:pStyle w:val="Heading3"/>
+      </w:pPr>
+      <w:r>
+        <w:t>My reasoning and evidence</w:t>
+      </w:r>
+    </w:p>
+    <w:p>
+      <w:r>
+        <w:t>________________________________________________________________</w:t>
+      </w:r>
+    </w:p>
+    <w:p>
+      <w:r>
+        <w:t>________________________________________________________________</w:t>
+      </w:r>
+    </w:p>
+    <w:p>
+      <w:r>
+        <w:t>________________________________________________________________</w:t>
+      </w:r>
+    </w:p>
+    <w:p>
+      <w:r>
+        <w:t>________________________________________________________________</w:t>
+      </w:r>
+    </w:p>
+    <w:p>
+      <w:r>
+        <w:t>________________________________________________________________</w:t>
+      </w:r>
+    </w:p>
+    <w:p>
+      <w:r>
+        <w:t>________________________________________________________________</w:t>
+      </w:r>
+    </w:p>
+    <w:p>
+      <w:pPr>
+        <w:pStyle w:val="Heading1"/>
+      </w:pPr>
+      <w:r>
+        <w:t>20. Extension · Capstone models and baselines — W4 Apply independently</w:t>
+      </w:r>
+    </w:p>
+    <w:p>
+      <w:r>
+        <w:t>Retained extension task with its own values and teacher key.</w:t>
+      </w:r>
+    </w:p>
+    <w:p>
+      <w:pPr>
+        <w:pStyle w:val="Heading2"/>
+      </w:pPr>
+      <w:r>
+        <w:t>Extension question and evidence</w:t>
+      </w:r>
+    </w:p>
+    <w:p>
+      <w:pPr>
+        <w:pStyle w:val="ListBullet"/>
+      </w:pPr>
+      <w:r>
+        <w:t>Training 18 clear/6 blocked; validation baseline[[9, 0],[3, 0]], candidate[[8, 1],[1, 2]]. Calculate accuracy for each and candidate precision/recall.</w:t>
+      </w:r>
+    </w:p>
+    <w:p>
+      <w:pPr>
+        <w:pStyle w:val="Heading3"/>
+      </w:pPr>
+      <w:r>
+        <w:t>My reasoning and evidence</w:t>
+      </w:r>
+    </w:p>
+    <w:p>
+      <w:r>
+        <w:t>________________________________________________________________</w:t>
+      </w:r>
+    </w:p>
+    <w:p>
+      <w:r>
+        <w:t>________________________________________________________________</w:t>
+      </w:r>
+    </w:p>
+    <w:p>
+      <w:r>
+        <w:t>________________________________________________________________</w:t>
+      </w:r>
+    </w:p>
+    <w:p>
+      <w:r>
+        <w:t>________________________________________________________________</w:t>
+      </w:r>
+    </w:p>
+    <w:p>
+      <w:r>
+        <w:t>________________________________________________________________</w:t>
+      </w:r>
+    </w:p>
+    <w:p>
+      <w:r>
+        <w:t>________________________________________________________________</w:t>
+      </w:r>
+    </w:p>
+    <w:p>
+      <w:r>
+        <w:t>________________________________________________________________</w:t>
+      </w:r>
+    </w:p>
+    <w:p>
+      <w:r>
+        <w:t>________________________________________________________________</w:t>
+      </w:r>
+    </w:p>
+    <w:p>
+      <w:pPr>
+        <w:pStyle w:val="Heading1"/>
+      </w:pPr>
+      <w:r>
+        <w:t>21. Extension · Capstone models and baselines — W5 Freeze evidence</w:t>
+      </w:r>
+    </w:p>
+    <w:p>
+      <w:r>
+        <w:t>Retained extension task with its own values and teacher key.</w:t>
+      </w:r>
+    </w:p>
+    <w:p>
+      <w:pPr>
+        <w:pStyle w:val="Heading2"/>
+      </w:pPr>
+      <w:r>
+        <w:t>Extension question and evidence</w:t>
+      </w:r>
+    </w:p>
+    <w:p>
+      <w:pPr>
+        <w:pStyle w:val="ListBullet"/>
+      </w:pPr>
+      <w:r>
+        <w:t>List what must be saved before the teacher releases final-test labels.</w:t>
+      </w:r>
+    </w:p>
+    <w:p>
+      <w:pPr>
+        <w:pStyle w:val="Heading3"/>
+      </w:pPr>
+      <w:r>
+        <w:t>My reasoning and evidence</w:t>
+      </w:r>
+    </w:p>
+    <w:p>
+      <w:r>
+        <w:t>________________________________________________________________</w:t>
+      </w:r>
+    </w:p>
+    <w:p>
+      <w:r>
+        <w:t>________________________________________________________________</w:t>
+      </w:r>
+    </w:p>
+    <w:p>
+      <w:r>
+        <w:t>________________________________________________________________</w:t>
+      </w:r>
+    </w:p>
+    <w:p>
+      <w:r>
+        <w:t>________________________________________________________________</w:t>
+      </w:r>
+    </w:p>
+    <w:p>
+      <w:r>
+        <w:t>________________________________________________________________</w:t>
+      </w:r>
+    </w:p>
+    <w:p>
+      <w:r>
+        <w:t>________________________________________________________________</w:t>
+      </w:r>
+    </w:p>
+    <w:p>
+      <w:pPr>
+        <w:pStyle w:val="Heading1"/>
+      </w:pPr>
+      <w:r>
+        <w:t>23. Extra practice · Pictured case</w:t>
+      </w:r>
+    </w:p>
+    <w:p>
+      <w:r>
+        <w:t>Keep this task’s complete inputs, stated rule and support record together.</w:t>
+      </w:r>
+    </w:p>
+    <w:p>
+      <w:pPr>
+        <w:pStyle w:val="Heading2"/>
+      </w:pPr>
+      <w:r>
+        <w:t>Task and evidence record</w:t>
+      </w:r>
+    </w:p>
+    <w:p>
+      <w:pPr>
+        <w:pStyle w:val="ListBullet"/>
+      </w:pPr>
+      <w:r>
+        <w:t>Plan the plant capstone around independent groups and a baseline before collecting more rows.</w:t>
+      </w:r>
+    </w:p>
+    <w:p>
+      <w:pPr>
+        <w:pStyle w:val="ListBullet"/>
+      </w:pPr>
+      <w:r>
         <w:t>Toy proposed dataset: 8 plants, 3 photos each. Development groupsA–F; final groupsG, H. Target is visible-spot status, with review for hidden leaves.</w:t>
       </w:r>
     </w:p>
     <w:p>
       <w:pPr>
-        <w:spacing w:line="336" w:lineRule="auto" w:after="180"/>
-      </w:pPr>
-      <w:r>
-        <w:rPr>
-          <w:b w:val="0"/>
-        </w:rPr>
-        <w:t xml:space="preserve">All </w:t>
-      </w:r>
-      <w:r>
-        <w:rPr>
-          <w:b/>
-        </w:rPr>
-        <w:t>input</w:t>
-      </w:r>
-      <w:r>
-        <w:rPr>
-          <w:b w:val="0"/>
-        </w:rPr>
-        <w:t>s and outcomes in this worked example are invented classroom data; no real model run is claimed.</w:t>
+        <w:pStyle w:val="ListBullet"/>
+      </w:pPr>
+      <w:r>
+        <w:t>All inputs and outcomes in this worked example are invented classroom data; no real model run is claimed.</w:t>
       </w:r>
     </w:p>
     <w:p>
@@ -2040,25 +1976,10 @@
     </w:p>
     <w:p>
       <w:pPr>
-        <w:spacing w:line="336" w:lineRule="auto" w:after="180"/>
-      </w:pPr>
-      <w:r>
-        <w:rPr>
-          <w:b w:val="0"/>
-        </w:rPr>
-        <w:t xml:space="preserve">What provenance field prevents the crop from appearing independent? Point to the relevant step in the picture, then write the changed result and the rule or </w:t>
-      </w:r>
-      <w:r>
-        <w:rPr>
-          <w:b/>
-        </w:rPr>
-        <w:t>evidence</w:t>
-      </w:r>
-      <w:r>
-        <w:rPr>
-          <w:b w:val="0"/>
-        </w:rPr>
-        <w:t xml:space="preserve"> that supports it.</w:t>
+        <w:pStyle w:val="ListBullet"/>
+      </w:pPr>
+      <w:r>
+        <w:t>What provenance field prevents the crop from appearing independent? Point to the relevant step in the picture, then write the changed result and the rule or evidence that supports it.</w:t>
       </w:r>
     </w:p>
     <w:p>
@@ -2101,68 +2022,18 @@
     </w:p>
     <w:p>
       <w:pPr>
-        <w:pStyle w:val="Heading3"/>
-      </w:pPr>
-      <w:r>
-        <w:t>Record the help used</w:t>
-      </w:r>
-    </w:p>
-    <w:p>
-      <w:pPr>
-        <w:spacing w:line="336" w:lineRule="auto" w:after="180"/>
-        <w:shd w:fill="F1F6F8"/>
-      </w:pPr>
-      <w:r>
-        <w:rPr>
-          <w:b w:val="0"/>
-        </w:rPr>
-        <w:t xml:space="preserve">Support used: alone / hint / worked example. This record is practice </w:t>
-      </w:r>
-      <w:r>
-        <w:rPr>
-          <w:b/>
-        </w:rPr>
-        <w:t>evidence</w:t>
-      </w:r>
-      <w:r>
-        <w:rPr>
-          <w:b w:val="0"/>
-        </w:rPr>
-        <w:t>.</w:t>
-      </w:r>
-    </w:p>
-    <w:p>
-      <w:pPr>
-        <w:spacing w:line="336" w:lineRule="auto" w:after="180"/>
-      </w:pPr>
-      <w:r>
-        <w:rPr>
-          <w:b w:val="0"/>
-        </w:rPr>
-        <w:t xml:space="preserve">Project connection: For your Responsible Plant Classifier, save the </w:t>
-      </w:r>
-      <w:r>
-        <w:rPr>
-          <w:b/>
-        </w:rPr>
-        <w:t>input</w:t>
-      </w:r>
-      <w:r>
-        <w:rPr>
-          <w:b w:val="0"/>
-        </w:rPr>
-        <w:t>, procedure, observed result and limitation of this check.</w:t>
-      </w:r>
-    </w:p>
-    <w:p>
-      <w:pPr>
-        <w:spacing w:line="336" w:lineRule="auto" w:after="180"/>
-      </w:pPr>
-      <w:r>
-        <w:rPr>
-          <w:b w:val="0"/>
-        </w:rPr>
-        <w:t>Label this worked example as practice; use a different, previously unreviewed case when checking independent understanding.</w:t>
+        <w:pStyle w:val="ListBullet"/>
+      </w:pPr>
+      <w:r>
+        <w:t>Support used: alone / hint / worked example. This record is practice evidence.</w:t>
+      </w:r>
+    </w:p>
+    <w:p>
+      <w:pPr>
+        <w:pStyle w:val="ListBullet"/>
+      </w:pPr>
+      <w:r>
+        <w:t>Project connection: For your Responsible Plant Classifier, save the input, procedure, observed result and limitation of this check. Label this worked example as practice; use a different, previously unreviewed case when checking independent understanding.</w:t>
       </w:r>
     </w:p>
     <w:p>
@@ -2170,92 +2041,44 @@
         <w:pStyle w:val="Heading1"/>
       </w:pPr>
       <w:r>
-        <w:t>24. Project portfolio milestone</w:t>
-      </w:r>
-    </w:p>
-    <w:p>
-      <w:r>
-        <w:t>Keep this week’s input, deciding step, result and limit together in the Responsible Plant Classifier record.</w:t>
-      </w:r>
-    </w:p>
-    <w:p>
-      <w:pPr>
-        <w:spacing w:line="336" w:lineRule="auto" w:after="180"/>
-      </w:pPr>
-      <w:r>
-        <w:rPr>
-          <w:b w:val="0"/>
-        </w:rPr>
+        <w:t>24. Reference · Project portfolio milestone</w:t>
+      </w:r>
+    </w:p>
+    <w:p>
+      <w:r>
+        <w:t>Keep this task’s complete inputs, stated rule and support record together.</w:t>
+      </w:r>
+    </w:p>
+    <w:p>
+      <w:pPr>
+        <w:pStyle w:val="Heading2"/>
+      </w:pPr>
+      <w:r>
+        <w:t>Task and evidence record</w:t>
+      </w:r>
+    </w:p>
+    <w:p>
+      <w:pPr>
+        <w:pStyle w:val="ListBullet"/>
+      </w:pPr>
+      <w:r>
         <w:t>Project: Responsible Plant Classifier</w:t>
       </w:r>
     </w:p>
     <w:p>
       <w:pPr>
-        <w:spacing w:line="336" w:lineRule="auto" w:after="180"/>
-      </w:pPr>
-      <w:r>
-        <w:rPr>
-          <w:b w:val="0"/>
-        </w:rPr>
-        <w:t xml:space="preserve">Current </w:t>
-      </w:r>
-      <w:r>
-        <w:rPr>
-          <w:b/>
-        </w:rPr>
-        <w:t>milestone</w:t>
-      </w:r>
-      <w:r>
-        <w:rPr>
-          <w:b w:val="0"/>
-        </w:rPr>
-        <w:t xml:space="preserve">: Present and defend. Demonstrate the system, explain one failure and justify the next improvement with </w:t>
-      </w:r>
-      <w:r>
-        <w:rPr>
-          <w:b/>
-        </w:rPr>
-        <w:t>evidence</w:t>
-      </w:r>
-      <w:r>
-        <w:rPr>
-          <w:b w:val="0"/>
-        </w:rPr>
-        <w:t>.</w:t>
-      </w:r>
-    </w:p>
-    <w:p>
-      <w:pPr>
-        <w:spacing w:line="336" w:lineRule="auto" w:after="180"/>
-      </w:pPr>
-      <w:r>
-        <w:rPr>
-          <w:b w:val="0"/>
-        </w:rPr>
-        <w:t xml:space="preserve">For your Responsible Plant Classifier, save the </w:t>
-      </w:r>
-      <w:r>
-        <w:rPr>
-          <w:b/>
-        </w:rPr>
-        <w:t>input</w:t>
-      </w:r>
-      <w:r>
-        <w:rPr>
-          <w:b w:val="0"/>
-        </w:rPr>
-        <w:t>, procedure, observed result and limitation of this check.</w:t>
-      </w:r>
-    </w:p>
-    <w:p>
-      <w:pPr>
-        <w:spacing w:line="336" w:lineRule="auto" w:after="180"/>
-      </w:pPr>
-      <w:r>
-        <w:rPr>
-          <w:b w:val="0"/>
-        </w:rPr>
-        <w:t>Label this worked example as practice; use a different, previously unreviewed case when checking independent understanding.</w:t>
+        <w:pStyle w:val="ListBullet"/>
+      </w:pPr>
+      <w:r>
+        <w:t>Current milestone: Present and defend. Demonstrate the system, explain one failure and justify the next improvement with evidence.</w:t>
+      </w:r>
+    </w:p>
+    <w:p>
+      <w:pPr>
+        <w:pStyle w:val="ListBullet"/>
+      </w:pPr>
+      <w:r>
+        <w:t>For your Responsible Plant Classifier, save the input, procedure, observed result and limitation of this check. Label this worked example as practice; use a different, previously unreviewed case when checking independent understanding.</w:t>
       </w:r>
     </w:p>
     <w:tbl>
@@ -2412,12 +2235,573 @@
         <w:pStyle w:val="Heading1"/>
       </w:pPr>
       <w:r>
-        <w:t>25. Supported practice and learning evidence</w:t>
-      </w:r>
-    </w:p>
-    <w:p>
-      <w:r>
-        <w:t>Try the supported questions before comparing with hints and feedback. Record what you repaired and the evidence you retained.</w:t>
+        <w:t>25. Extra practice · Predict, check and repair</w:t>
+      </w:r>
+    </w:p>
+    <w:p>
+      <w:r>
+        <w:t>Keep supported feedback separate from the reserved independent case.</w:t>
+      </w:r>
+    </w:p>
+    <w:p>
+      <w:pPr>
+        <w:pStyle w:val="Heading2"/>
+      </w:pPr>
+      <w:r>
+        <w:t>First supported question and hint</w:t>
+      </w:r>
+    </w:p>
+    <w:p>
+      <w:pPr>
+        <w:pStyle w:val="ListBullet"/>
+      </w:pPr>
+      <w:r>
+        <w:t>Plan the plant capstone around independent groups and a baseline before collecting more rows.</w:t>
+      </w:r>
+    </w:p>
+    <w:p>
+      <w:pPr>
+        <w:pStyle w:val="Heading3"/>
+      </w:pPr>
+      <w:r>
+        <w:t>Practice 1: explain the deciding evidence</w:t>
+      </w:r>
+    </w:p>
+    <w:p>
+      <w:pPr>
+        <w:pStyle w:val="ListBullet"/>
+      </w:pPr>
+      <w:r>
+        <w:t>Which labelled step matches this detail? Fit majority label only from development training; record metrics and error types.</w:t>
+      </w:r>
+    </w:p>
+    <w:p>
+      <w:pPr>
+        <w:pStyle w:val="ListBullet"/>
+      </w:pPr>
+      <w:r>
+        <w:t>1. Define target</w:t>
+      </w:r>
+    </w:p>
+    <w:p>
+      <w:pPr>
+        <w:pStyle w:val="ListBullet"/>
+      </w:pPr>
+      <w:r>
+        <w:t>2. Split by groups</w:t>
+      </w:r>
+    </w:p>
+    <w:p>
+      <w:pPr>
+        <w:pStyle w:val="ListBullet"/>
+      </w:pPr>
+      <w:r>
+        <w:t>3. Plan baseline</w:t>
+      </w:r>
+    </w:p>
+    <w:p>
+      <w:pPr>
+        <w:pStyle w:val="Heading3"/>
+      </w:pPr>
+      <w:r>
+        <w:t>My selected conclusion, deciding fact and explanation</w:t>
+      </w:r>
+    </w:p>
+    <w:p>
+      <w:r>
+        <w:t>________________________________________________________________</w:t>
+      </w:r>
+    </w:p>
+    <w:p>
+      <w:r>
+        <w:t>________________________________________________________________</w:t>
+      </w:r>
+    </w:p>
+    <w:p>
+      <w:r>
+        <w:t>________________________________________________________________</w:t>
+      </w:r>
+    </w:p>
+    <w:p>
+      <w:r>
+        <w:t>________________________________________________________________</w:t>
+      </w:r>
+    </w:p>
+    <w:p>
+      <w:r>
+        <w:t>________________________________________________________________</w:t>
+      </w:r>
+    </w:p>
+    <w:p>
+      <w:pPr>
+        <w:pStyle w:val="ListBullet"/>
+      </w:pPr>
+      <w:r>
+        <w:t>Hint if needed: Read the steps in the pictorial case. Match the supplied detail to the stage that performs or records it.</w:t>
+      </w:r>
+    </w:p>
+    <w:p>
+      <w:pPr>
+        <w:pStyle w:val="Heading2"/>
+      </w:pPr>
+      <w:r>
+        <w:t>Check the first explanation · reference / check after trying</w:t>
+      </w:r>
+    </w:p>
+    <w:p>
+      <w:pPr>
+        <w:spacing w:line="336" w:lineRule="auto" w:after="180"/>
+      </w:pPr>
+      <w:r>
+        <w:rPr>
+          <w:b w:val="0"/>
+        </w:rPr>
+        <w:t xml:space="preserve">After your attempt, compare with the supported explanation: Plan </w:t>
+      </w:r>
+      <w:r>
+        <w:rPr>
+          <w:b/>
+        </w:rPr>
+        <w:t>baseline</w:t>
+      </w:r>
+      <w:r>
+        <w:rPr>
+          <w:b w:val="0"/>
+        </w:rPr>
+        <w:t xml:space="preserve"> Fit majority label only from development </w:t>
+      </w:r>
+      <w:r>
+        <w:rPr>
+          <w:b/>
+        </w:rPr>
+        <w:t>training</w:t>
+      </w:r>
+      <w:r>
+        <w:rPr>
+          <w:b w:val="0"/>
+        </w:rPr>
+        <w:t>; record metrics and error types. Read the picture in order.</w:t>
+      </w:r>
+    </w:p>
+    <w:p>
+      <w:pPr>
+        <w:spacing w:line="336" w:lineRule="auto" w:after="180"/>
+      </w:pPr>
+      <w:r>
+        <w:rPr>
+          <w:b w:val="0"/>
+        </w:rPr>
+        <w:t xml:space="preserve">Fit majority label only from development </w:t>
+      </w:r>
+      <w:r>
+        <w:rPr>
+          <w:b/>
+        </w:rPr>
+        <w:t>training</w:t>
+      </w:r>
+      <w:r>
+        <w:rPr>
+          <w:b w:val="0"/>
+        </w:rPr>
+        <w:t xml:space="preserve">; record metrics and error types. The arrows show which recorded </w:t>
+      </w:r>
+      <w:r>
+        <w:rPr>
+          <w:b/>
+        </w:rPr>
+        <w:t>input</w:t>
+      </w:r>
+      <w:r>
+        <w:rPr>
+          <w:b w:val="0"/>
+        </w:rPr>
+        <w:t xml:space="preserve"> or intermediate result each decision uses.</w:t>
+      </w:r>
+    </w:p>
+    <w:p>
+      <w:pPr>
+        <w:spacing w:line="336" w:lineRule="auto" w:after="180"/>
+      </w:pPr>
+      <w:r>
+        <w:rPr>
+          <w:b w:val="0"/>
+        </w:rPr>
+        <w:t>Explain the deciding step aloud before checking the changed case; pointing to the final answer alone does not show how it follows.</w:t>
+      </w:r>
+    </w:p>
+    <w:p>
+      <w:pPr>
+        <w:pStyle w:val="Heading2"/>
+      </w:pPr>
+      <w:r>
+        <w:t>Changed-case question and hint</w:t>
+      </w:r>
+    </w:p>
+    <w:p>
+      <w:pPr>
+        <w:pStyle w:val="Heading3"/>
+      </w:pPr>
+      <w:r>
+        <w:t>Practice 2: explain the deciding evidence</w:t>
+      </w:r>
+    </w:p>
+    <w:p>
+      <w:pPr>
+        <w:pStyle w:val="ListBullet"/>
+      </w:pPr>
+      <w:r>
+        <w:t>Changed-case practice: A derived crop of plantG is added to training. Which conclusion is supported by the supplied facts?</w:t>
+      </w:r>
+    </w:p>
+    <w:p>
+      <w:pPr>
+        <w:pStyle w:val="ListBullet"/>
+      </w:pPr>
+      <w:r>
+        <w:t>1. This one example guarantees correct results for every future input.</w:t>
+      </w:r>
+    </w:p>
+    <w:p>
+      <w:pPr>
+        <w:pStyle w:val="ListBullet"/>
+      </w:pPr>
+      <w:r>
+        <w:t>2. We can decide the result without examining the changed input or the procedure.</w:t>
+      </w:r>
+    </w:p>
+    <w:p>
+      <w:pPr>
+        <w:pStyle w:val="ListBullet"/>
+      </w:pPr>
+      <w:r>
+        <w:t>3. The final group separation is violated.</w:t>
+      </w:r>
+    </w:p>
+    <w:p>
+      <w:pPr>
+        <w:pStyle w:val="Heading3"/>
+      </w:pPr>
+      <w:r>
+        <w:t>My selected conclusion, deciding fact and explanation</w:t>
+      </w:r>
+    </w:p>
+    <w:p>
+      <w:r>
+        <w:t>________________________________________________________________</w:t>
+      </w:r>
+    </w:p>
+    <w:p>
+      <w:r>
+        <w:t>________________________________________________________________</w:t>
+      </w:r>
+    </w:p>
+    <w:p>
+      <w:r>
+        <w:t>________________________________________________________________</w:t>
+      </w:r>
+    </w:p>
+    <w:p>
+      <w:r>
+        <w:t>________________________________________________________________</w:t>
+      </w:r>
+    </w:p>
+    <w:p>
+      <w:r>
+        <w:t>________________________________________________________________</w:t>
+      </w:r>
+    </w:p>
+    <w:p>
+      <w:pPr>
+        <w:pStyle w:val="ListBullet"/>
+      </w:pPr>
+      <w:r>
+        <w:t>Hint if needed: Use the changed condition and the deciding step in the pictorial trace. The answer must say what follows from those facts.</w:t>
+      </w:r>
+    </w:p>
+    <w:p>
+      <w:pPr>
+        <w:pStyle w:val="Heading2"/>
+      </w:pPr>
+      <w:r>
+        <w:t>Check the changed explanation · reference / check after trying</w:t>
+      </w:r>
+    </w:p>
+    <w:p>
+      <w:pPr>
+        <w:spacing w:line="336" w:lineRule="auto" w:after="180"/>
+      </w:pPr>
+      <w:r>
+        <w:rPr>
+          <w:b w:val="0"/>
+        </w:rPr>
+        <w:t>After your attempt, compare with the supported explanation: The final group separation is violated. The crop retains the same source plant identity even with a new file name.</w:t>
+      </w:r>
+    </w:p>
+    <w:p>
+      <w:pPr>
+        <w:pStyle w:val="Heading2"/>
+      </w:pPr>
+      <w:r>
+        <w:t>Repair and keep the record</w:t>
+      </w:r>
+    </w:p>
+    <w:p>
+      <w:pPr>
+        <w:spacing w:line="336" w:lineRule="auto" w:after="180"/>
+      </w:pPr>
+      <w:r>
+        <w:rPr>
+          <w:b w:val="0"/>
+        </w:rPr>
+        <w:t xml:space="preserve">Review Model Cards and Human Review (ai-4/33). Goal: Write a model card whose claims match </w:t>
+      </w:r>
+      <w:r>
+        <w:rPr>
+          <w:b/>
+        </w:rPr>
+        <w:t>evidence</w:t>
+      </w:r>
+      <w:r>
+        <w:rPr>
+          <w:b w:val="0"/>
+        </w:rPr>
+        <w:t>. Short practice: Write a bounded replacement for the publicity sentence.</w:t>
+      </w:r>
+    </w:p>
+    <w:p>
+      <w:pPr>
+        <w:spacing w:line="336" w:lineRule="auto" w:after="180"/>
+      </w:pPr>
+      <w:r>
+        <w:rPr>
+          <w:b w:val="0"/>
+        </w:rPr>
+        <w:t xml:space="preserve">Point to the relevant step in the picture, then write the changed result and the rule or </w:t>
+      </w:r>
+      <w:r>
+        <w:rPr>
+          <w:b/>
+        </w:rPr>
+        <w:t>evidence</w:t>
+      </w:r>
+      <w:r>
+        <w:rPr>
+          <w:b w:val="0"/>
+        </w:rPr>
+        <w:t xml:space="preserve"> that supports it.. Return to this week and explain what you changed.</w:t>
+      </w:r>
+    </w:p>
+    <w:p>
+      <w:pPr>
+        <w:spacing w:line="336" w:lineRule="auto" w:after="180"/>
+      </w:pPr>
+      <w:r>
+        <w:rPr>
+          <w:b w:val="0"/>
+        </w:rPr>
+        <w:t>Review Subgroup Performance (ai-4/31). Goal: Calculate subgroup results with sample sizes. Short practice: Why should the report retain subgroup rates alongside the total?</w:t>
+      </w:r>
+    </w:p>
+    <w:p>
+      <w:pPr>
+        <w:spacing w:line="336" w:lineRule="auto" w:after="180"/>
+      </w:pPr>
+      <w:r>
+        <w:rPr>
+          <w:b w:val="0"/>
+        </w:rPr>
+        <w:t xml:space="preserve">Point to the relevant step in the picture, then write the changed result and the rule or </w:t>
+      </w:r>
+      <w:r>
+        <w:rPr>
+          <w:b/>
+        </w:rPr>
+        <w:t>evidence</w:t>
+      </w:r>
+      <w:r>
+        <w:rPr>
+          <w:b w:val="0"/>
+        </w:rPr>
+        <w:t xml:space="preserve"> that supports it.. Return to this week and explain what you changed.</w:t>
+      </w:r>
+    </w:p>
+    <w:p>
+      <w:pPr>
+        <w:spacing w:line="336" w:lineRule="auto" w:after="180"/>
+      </w:pPr>
+      <w:r>
+        <w:rPr>
+          <w:b w:val="0"/>
+        </w:rPr>
+        <w:t xml:space="preserve">Review Learning Curves (ai-4/28). Goal: Read </w:t>
+      </w:r>
+      <w:r>
+        <w:rPr>
+          <w:b/>
+        </w:rPr>
+        <w:t>training</w:t>
+      </w:r>
+      <w:r>
+        <w:rPr>
+          <w:b w:val="0"/>
+        </w:rPr>
+        <w:t>-size learning curves. Short practice: What comparison is valid if the validation set changes between sizes?</w:t>
+      </w:r>
+    </w:p>
+    <w:p>
+      <w:pPr>
+        <w:spacing w:line="336" w:lineRule="auto" w:after="180"/>
+      </w:pPr>
+      <w:r>
+        <w:rPr>
+          <w:b w:val="0"/>
+        </w:rPr>
+        <w:t xml:space="preserve">Point to the relevant step in the picture, then write the changed result and the rule or </w:t>
+      </w:r>
+      <w:r>
+        <w:rPr>
+          <w:b/>
+        </w:rPr>
+        <w:t>evidence</w:t>
+      </w:r>
+      <w:r>
+        <w:rPr>
+          <w:b w:val="0"/>
+        </w:rPr>
+        <w:t xml:space="preserve"> that supports it.. Return to this week and explain what you changed.</w:t>
+      </w:r>
+    </w:p>
+    <w:p>
+      <w:pPr>
+        <w:spacing w:line="336" w:lineRule="auto" w:after="180"/>
+      </w:pPr>
+      <w:r>
+        <w:rPr>
+          <w:b w:val="0"/>
+        </w:rPr>
+        <w:t xml:space="preserve">The browser lab lets you edit the supported Python examples already included in this lesson. Predict first, run, inspect the actual </w:t>
+      </w:r>
+      <w:r>
+        <w:rPr>
+          <w:b/>
+        </w:rPr>
+        <w:t>output</w:t>
+      </w:r>
+      <w:r>
+        <w:rPr>
+          <w:b w:val="0"/>
+        </w:rPr>
+        <w:t xml:space="preserve"> or error, change one </w:t>
+      </w:r>
+      <w:r>
+        <w:rPr>
+          <w:b/>
+        </w:rPr>
+        <w:t>input</w:t>
+      </w:r>
+      <w:r>
+        <w:rPr>
+          <w:b w:val="0"/>
+        </w:rPr>
+        <w:t>, then run again.</w:t>
+      </w:r>
+    </w:p>
+    <w:p>
+      <w:pPr>
+        <w:spacing w:line="336" w:lineRule="auto" w:after="180"/>
+      </w:pPr>
+      <w:r>
+        <w:rPr>
+          <w:b w:val="0"/>
+        </w:rPr>
+        <w:t xml:space="preserve">Keep code, </w:t>
+      </w:r>
+      <w:r>
+        <w:rPr>
+          <w:b/>
+        </w:rPr>
+        <w:t>prediction</w:t>
+      </w:r>
+      <w:r>
+        <w:rPr>
+          <w:b w:val="0"/>
+        </w:rPr>
+        <w:t>s, actual results and a reasoned revision together. On paper, label your result as a trace rather than an execution.</w:t>
+      </w:r>
+    </w:p>
+    <w:p>
+      <w:pPr>
+        <w:spacing w:line="336" w:lineRule="auto" w:after="180"/>
+      </w:pPr>
+      <w:r>
+        <w:rPr>
+          <w:b w:val="0"/>
+        </w:rPr>
+        <w:t xml:space="preserve">Use Download completed work in the hosted lesson to export your answers, reflections, practice feedback and code-run </w:t>
+      </w:r>
+      <w:r>
+        <w:rPr>
+          <w:b/>
+        </w:rPr>
+        <w:t>evidence</w:t>
+      </w:r>
+      <w:r>
+        <w:rPr>
+          <w:b w:val="0"/>
+        </w:rPr>
+        <w:t>. Open the HTML copy to read or print it.</w:t>
+      </w:r>
+    </w:p>
+    <w:p>
+      <w:pPr>
+        <w:spacing w:line="336" w:lineRule="auto" w:after="180"/>
+      </w:pPr>
+      <w:r>
+        <w:rPr>
+          <w:b w:val="0"/>
+        </w:rPr>
+        <w:t>Drafts stay in this browser when storage is available; clear drafts on a shared device.</w:t>
+      </w:r>
+    </w:p>
+    <w:p>
+      <w:pPr>
+        <w:pStyle w:val="Heading3"/>
+      </w:pPr>
+      <w:r>
+        <w:t>What I repaired, the evidence I kept and the next test</w:t>
+      </w:r>
+    </w:p>
+    <w:p>
+      <w:r>
+        <w:t>________________________________________________________________</w:t>
+      </w:r>
+    </w:p>
+    <w:p>
+      <w:r>
+        <w:t>________________________________________________________________</w:t>
+      </w:r>
+    </w:p>
+    <w:p>
+      <w:r>
+        <w:t>________________________________________________________________</w:t>
+      </w:r>
+    </w:p>
+    <w:p>
+      <w:r>
+        <w:t>________________________________________________________________</w:t>
+      </w:r>
+    </w:p>
+    <w:p>
+      <w:r>
+        <w:t>________________________________________________________________</w:t>
+      </w:r>
+    </w:p>
+    <w:p>
+      <w:pPr>
+        <w:pStyle w:val="Heading2"/>
+      </w:pPr>
+      <w:r>
+        <w:t>Earlier wording, alternatives and picture transcripts · reference / check after trying</w:t>
       </w:r>
     </w:p>
     <w:p>
@@ -2433,98 +2817,10 @@
     </w:p>
     <w:p>
       <w:pPr>
-        <w:spacing w:line="336" w:lineRule="auto" w:after="180"/>
-      </w:pPr>
-      <w:r>
-        <w:rPr>
-          <w:b w:val="0"/>
-        </w:rPr>
-        <w:t xml:space="preserve">Plan the plant capstone around independent groups and a </w:t>
-      </w:r>
-      <w:r>
-        <w:rPr>
-          <w:b/>
-        </w:rPr>
-        <w:t>baseline</w:t>
-      </w:r>
-      <w:r>
-        <w:rPr>
-          <w:b w:val="0"/>
-        </w:rPr>
-        <w:t xml:space="preserve"> before collecting more rows.</w:t>
-      </w:r>
-    </w:p>
-    <w:p>
-      <w:pPr>
         <w:pStyle w:val="Heading3"/>
       </w:pPr>
       <w:r>
-        <w:t>Practice 1: explain the deciding evidence</w:t>
-      </w:r>
-    </w:p>
-    <w:p>
-      <w:pPr>
-        <w:spacing w:line="336" w:lineRule="auto" w:after="180"/>
-      </w:pPr>
-      <w:r>
-        <w:rPr>
-          <w:b w:val="0"/>
-        </w:rPr>
-        <w:t xml:space="preserve">Which labelled step matches this detail? Fit majority label only from development </w:t>
-      </w:r>
-      <w:r>
-        <w:rPr>
-          <w:b/>
-        </w:rPr>
-        <w:t>training</w:t>
-      </w:r>
-      <w:r>
-        <w:rPr>
-          <w:b w:val="0"/>
-        </w:rPr>
-        <w:t>; record metrics and error types.</w:t>
-      </w:r>
-    </w:p>
-    <w:p>
-      <w:pPr>
-        <w:spacing w:line="336" w:lineRule="auto" w:after="180"/>
-        <w:shd w:fill="F4F9FC"/>
-      </w:pPr>
-      <w:r>
-        <w:rPr>
-          <w:b w:val="0"/>
-        </w:rPr>
-        <w:t>1. Define target</w:t>
-      </w:r>
-    </w:p>
-    <w:p>
-      <w:pPr>
-        <w:spacing w:line="336" w:lineRule="auto" w:after="180"/>
-        <w:shd w:fill="F4F9FC"/>
-      </w:pPr>
-      <w:r>
-        <w:rPr>
-          <w:b w:val="0"/>
-        </w:rPr>
-        <w:t>2. Split by groups</w:t>
-      </w:r>
-    </w:p>
-    <w:p>
-      <w:pPr>
-        <w:spacing w:line="336" w:lineRule="auto" w:after="180"/>
-        <w:shd w:fill="F4F9FC"/>
-      </w:pPr>
-      <w:r>
-        <w:rPr>
-          <w:b w:val="0"/>
-        </w:rPr>
-        <w:t xml:space="preserve">3. Plan </w:t>
-      </w:r>
-      <w:r>
-        <w:rPr>
-          <w:b/>
-        </w:rPr>
-        <w:t>baseline</w:t>
+        <w:t>Repair a missing building block</w:t>
       </w:r>
     </w:p>
     <w:p>
@@ -2532,32 +2828,7 @@
         <w:pStyle w:val="Heading3"/>
       </w:pPr>
       <w:r>
-        <w:t>My selected conclusion, deciding fact and explanation</w:t>
-      </w:r>
-    </w:p>
-    <w:p>
-      <w:r>
-        <w:t>________________________________________________________________</w:t>
-      </w:r>
-    </w:p>
-    <w:p>
-      <w:r>
-        <w:t>________________________________________________________________</w:t>
-      </w:r>
-    </w:p>
-    <w:p>
-      <w:r>
-        <w:t>________________________________________________________________</w:t>
-      </w:r>
-    </w:p>
-    <w:p>
-      <w:r>
-        <w:t>________________________________________________________________</w:t>
-      </w:r>
-    </w:p>
-    <w:p>
-      <w:r>
-        <w:t>________________________________________________________________</w:t>
+        <w:t>Predict, run and debug</w:t>
       </w:r>
     </w:p>
     <w:p>
@@ -2565,577 +2836,25 @@
         <w:pStyle w:val="Heading3"/>
       </w:pPr>
       <w:r>
-        <w:t>Hint · try first</w:t>
-      </w:r>
-    </w:p>
-    <w:p>
-      <w:pPr>
-        <w:spacing w:line="336" w:lineRule="auto" w:after="180"/>
-        <w:shd w:fill="F1F6F8"/>
-      </w:pPr>
-      <w:r>
-        <w:rPr>
-          <w:b w:val="0"/>
-        </w:rPr>
-        <w:t>Hint if needed: Read the steps in the pictorial case. Match the supplied detail to the stage that performs or records it.</w:t>
-      </w:r>
-    </w:p>
-    <w:p>
-      <w:pPr>
-        <w:pStyle w:val="Heading3"/>
-      </w:pPr>
-      <w:r>
-        <w:t>Feedback · compare after trying</w:t>
-      </w:r>
-    </w:p>
-    <w:p>
-      <w:pPr>
-        <w:spacing w:line="336" w:lineRule="auto" w:after="180"/>
-        <w:shd w:fill="F1F6FC"/>
-      </w:pPr>
-      <w:r>
-        <w:rPr>
-          <w:b w:val="0"/>
-        </w:rPr>
-        <w:t xml:space="preserve">After your attempt, compare with the supported explanation: Plan </w:t>
-      </w:r>
-      <w:r>
-        <w:rPr>
-          <w:b/>
-        </w:rPr>
-        <w:t>baseline</w:t>
-      </w:r>
-      <w:r>
-        <w:rPr>
-          <w:b w:val="0"/>
-        </w:rPr>
-        <w:t xml:space="preserve"> Fit majority label only from development </w:t>
-      </w:r>
-      <w:r>
-        <w:rPr>
-          <w:b/>
-        </w:rPr>
-        <w:t>training</w:t>
-      </w:r>
-      <w:r>
-        <w:rPr>
-          <w:b w:val="0"/>
-        </w:rPr>
-        <w:t>; record metrics and error types. Read the picture in order.</w:t>
-      </w:r>
-    </w:p>
-    <w:p>
-      <w:pPr>
-        <w:spacing w:line="336" w:lineRule="auto" w:after="180"/>
-        <w:shd w:fill="F1F6FC"/>
-      </w:pPr>
-      <w:r>
-        <w:rPr>
-          <w:b w:val="0"/>
-        </w:rPr>
-        <w:t xml:space="preserve">Fit majority label only from development </w:t>
-      </w:r>
-      <w:r>
-        <w:rPr>
-          <w:b/>
-        </w:rPr>
-        <w:t>training</w:t>
-      </w:r>
-      <w:r>
-        <w:rPr>
-          <w:b w:val="0"/>
-        </w:rPr>
-        <w:t xml:space="preserve">; record metrics and error types. The arrows show which recorded </w:t>
-      </w:r>
-      <w:r>
-        <w:rPr>
-          <w:b/>
-        </w:rPr>
-        <w:t>input</w:t>
-      </w:r>
-      <w:r>
-        <w:rPr>
-          <w:b w:val="0"/>
-        </w:rPr>
-        <w:t xml:space="preserve"> or intermediate result each decision uses.</w:t>
-      </w:r>
-    </w:p>
-    <w:p>
-      <w:pPr>
-        <w:spacing w:line="336" w:lineRule="auto" w:after="180"/>
-        <w:shd w:fill="F1F6FC"/>
-      </w:pPr>
-      <w:r>
-        <w:rPr>
-          <w:b w:val="0"/>
-        </w:rPr>
-        <w:t>Explain the deciding step aloud before checking the changed case; pointing to the final answer alone does not show how it follows.</w:t>
-      </w:r>
-    </w:p>
-    <w:p>
-      <w:pPr>
-        <w:pStyle w:val="Heading3"/>
-      </w:pPr>
-      <w:r>
-        <w:t>Practice 2: explain the deciding evidence</w:t>
-      </w:r>
-    </w:p>
-    <w:p>
-      <w:pPr>
-        <w:pStyle w:val="Heading3"/>
-      </w:pPr>
-      <w:r>
-        <w:t>Changed case · predict first</w:t>
-      </w:r>
-    </w:p>
-    <w:p>
-      <w:pPr>
-        <w:spacing w:line="336" w:lineRule="auto" w:after="180"/>
-        <w:shd w:fill="F5F1FB"/>
-      </w:pPr>
-      <w:r>
-        <w:rPr>
-          <w:b w:val="0"/>
-        </w:rPr>
-        <w:t xml:space="preserve">Changed-case practice: A derived crop of plantG is added to </w:t>
-      </w:r>
-      <w:r>
-        <w:rPr>
-          <w:b/>
-        </w:rPr>
-        <w:t>training</w:t>
-      </w:r>
-      <w:r>
-        <w:rPr>
-          <w:b w:val="0"/>
-        </w:rPr>
-        <w:t>. Which conclusion is supported by the supplied facts?</w:t>
-      </w:r>
-    </w:p>
-    <w:p>
-      <w:pPr>
-        <w:spacing w:line="336" w:lineRule="auto" w:after="180"/>
-        <w:shd w:fill="F4F9FC"/>
-      </w:pPr>
-      <w:r>
-        <w:rPr>
-          <w:b w:val="0"/>
-        </w:rPr>
-        <w:t xml:space="preserve">1. This one example guarantees correct results for every future </w:t>
-      </w:r>
-      <w:r>
-        <w:rPr>
-          <w:b/>
-        </w:rPr>
-        <w:t>input</w:t>
-      </w:r>
-      <w:r>
-        <w:rPr>
-          <w:b w:val="0"/>
-        </w:rPr>
-        <w:t>.</w:t>
-      </w:r>
-    </w:p>
-    <w:p>
-      <w:pPr>
-        <w:spacing w:line="336" w:lineRule="auto" w:after="180"/>
-        <w:shd w:fill="F4F9FC"/>
-      </w:pPr>
-      <w:r>
-        <w:rPr>
-          <w:b w:val="0"/>
-        </w:rPr>
-        <w:t xml:space="preserve">2. We can decide the result without examining the changed </w:t>
-      </w:r>
-      <w:r>
-        <w:rPr>
-          <w:b/>
-        </w:rPr>
-        <w:t>input</w:t>
-      </w:r>
-      <w:r>
-        <w:rPr>
-          <w:b w:val="0"/>
-        </w:rPr>
-        <w:t xml:space="preserve"> or the procedure.</w:t>
-      </w:r>
-    </w:p>
-    <w:p>
-      <w:pPr>
-        <w:spacing w:line="336" w:lineRule="auto" w:after="180"/>
-        <w:shd w:fill="F4F9FC"/>
-      </w:pPr>
-      <w:r>
-        <w:rPr>
-          <w:b w:val="0"/>
-        </w:rPr>
-        <w:t>3. The final group separation is violated.</w:t>
-      </w:r>
-    </w:p>
-    <w:p>
-      <w:pPr>
-        <w:pStyle w:val="Heading3"/>
-      </w:pPr>
-      <w:r>
-        <w:t>My selected conclusion, deciding fact and explanation</w:t>
-      </w:r>
-    </w:p>
-    <w:p>
-      <w:r>
-        <w:t>________________________________________________________________</w:t>
-      </w:r>
-    </w:p>
-    <w:p>
-      <w:r>
-        <w:t>________________________________________________________________</w:t>
-      </w:r>
-    </w:p>
-    <w:p>
-      <w:r>
-        <w:t>________________________________________________________________</w:t>
-      </w:r>
-    </w:p>
-    <w:p>
-      <w:r>
-        <w:t>________________________________________________________________</w:t>
-      </w:r>
-    </w:p>
-    <w:p>
-      <w:r>
-        <w:t>________________________________________________________________</w:t>
-      </w:r>
-    </w:p>
-    <w:p>
-      <w:pPr>
-        <w:pStyle w:val="Heading3"/>
-      </w:pPr>
-      <w:r>
-        <w:t>Hint · try first</w:t>
-      </w:r>
-    </w:p>
-    <w:p>
-      <w:pPr>
-        <w:spacing w:line="336" w:lineRule="auto" w:after="180"/>
-        <w:shd w:fill="F1F6F8"/>
-      </w:pPr>
-      <w:r>
-        <w:rPr>
-          <w:b w:val="0"/>
-        </w:rPr>
-        <w:t>Hint if needed: Use the changed condition and the deciding step in the pictorial trace. The answer must say what follows from those facts.</w:t>
-      </w:r>
-    </w:p>
-    <w:p>
-      <w:pPr>
-        <w:pStyle w:val="Heading3"/>
-      </w:pPr>
-      <w:r>
-        <w:t>Feedback · compare after trying</w:t>
-      </w:r>
-    </w:p>
-    <w:p>
-      <w:pPr>
-        <w:spacing w:line="336" w:lineRule="auto" w:after="180"/>
-        <w:shd w:fill="F1F6FC"/>
-      </w:pPr>
-      <w:r>
-        <w:rPr>
-          <w:b w:val="0"/>
-        </w:rPr>
-        <w:t>After your attempt, compare with the supported explanation: The final group separation is violated. The crop retains the same source plant identity even with a new file name.</w:t>
-      </w:r>
-    </w:p>
-    <w:p>
-      <w:pPr>
-        <w:pStyle w:val="Heading3"/>
-      </w:pPr>
-      <w:r>
-        <w:t>Repair a missing building block</w:t>
-      </w:r>
-    </w:p>
-    <w:p>
-      <w:pPr>
-        <w:spacing w:line="336" w:lineRule="auto" w:after="180"/>
-      </w:pPr>
-      <w:r>
-        <w:rPr>
-          <w:b w:val="0"/>
-        </w:rPr>
-        <w:t xml:space="preserve">Review Model Cards and Human Review (ai-4/33). Goal: Write a model card whose claims match </w:t>
-      </w:r>
-      <w:r>
-        <w:rPr>
-          <w:b/>
-        </w:rPr>
-        <w:t>evidence</w:t>
-      </w:r>
-      <w:r>
-        <w:rPr>
-          <w:b w:val="0"/>
-        </w:rPr>
-        <w:t>. Short practice: Write a bounded replacement for the publicity sentence.</w:t>
-      </w:r>
-    </w:p>
-    <w:p>
-      <w:pPr>
-        <w:spacing w:line="336" w:lineRule="auto" w:after="180"/>
-      </w:pPr>
-      <w:r>
-        <w:rPr>
-          <w:b w:val="0"/>
-        </w:rPr>
-        <w:t xml:space="preserve">Point to the relevant step in the picture, then write the changed result and the rule or </w:t>
-      </w:r>
-      <w:r>
-        <w:rPr>
-          <w:b/>
-        </w:rPr>
-        <w:t>evidence</w:t>
-      </w:r>
-      <w:r>
-        <w:rPr>
-          <w:b w:val="0"/>
-        </w:rPr>
-        <w:t xml:space="preserve"> that supports it.. Return to this week and explain what you changed.</w:t>
-      </w:r>
-    </w:p>
-    <w:p>
-      <w:pPr>
-        <w:spacing w:line="336" w:lineRule="auto" w:after="180"/>
-      </w:pPr>
-      <w:r>
-        <w:rPr>
-          <w:b w:val="0"/>
-        </w:rPr>
-        <w:t>Review Subgroup Performance (ai-4/31). Goal: Calculate subgroup results with sample sizes. Short practice: Why should the report retain subgroup rates alongside the total?</w:t>
-      </w:r>
-    </w:p>
-    <w:p>
-      <w:pPr>
-        <w:spacing w:line="336" w:lineRule="auto" w:after="180"/>
-      </w:pPr>
-      <w:r>
-        <w:rPr>
-          <w:b w:val="0"/>
-        </w:rPr>
-        <w:t xml:space="preserve">Point to the relevant step in the picture, then write the changed result and the rule or </w:t>
-      </w:r>
-      <w:r>
-        <w:rPr>
-          <w:b/>
-        </w:rPr>
-        <w:t>evidence</w:t>
-      </w:r>
-      <w:r>
-        <w:rPr>
-          <w:b w:val="0"/>
-        </w:rPr>
-        <w:t xml:space="preserve"> that supports it.. Return to this week and explain what you changed.</w:t>
-      </w:r>
-    </w:p>
-    <w:p>
-      <w:pPr>
-        <w:spacing w:line="336" w:lineRule="auto" w:after="180"/>
-      </w:pPr>
-      <w:r>
-        <w:rPr>
-          <w:b w:val="0"/>
-        </w:rPr>
-        <w:t xml:space="preserve">Review Learning Curves (ai-4/28). Goal: Read </w:t>
-      </w:r>
-      <w:r>
-        <w:rPr>
-          <w:b/>
-        </w:rPr>
-        <w:t>training</w:t>
-      </w:r>
-      <w:r>
-        <w:rPr>
-          <w:b w:val="0"/>
-        </w:rPr>
-        <w:t>-size learning curves. Short practice: What comparison is valid if the validation set changes between sizes?</w:t>
-      </w:r>
-    </w:p>
-    <w:p>
-      <w:pPr>
-        <w:spacing w:line="336" w:lineRule="auto" w:after="180"/>
-      </w:pPr>
-      <w:r>
-        <w:rPr>
-          <w:b w:val="0"/>
-        </w:rPr>
-        <w:t xml:space="preserve">Point to the relevant step in the picture, then write the changed result and the rule or </w:t>
-      </w:r>
-      <w:r>
-        <w:rPr>
-          <w:b/>
-        </w:rPr>
-        <w:t>evidence</w:t>
-      </w:r>
-      <w:r>
-        <w:rPr>
-          <w:b w:val="0"/>
-        </w:rPr>
-        <w:t xml:space="preserve"> that supports it.. Return to this week and explain what you changed.</w:t>
-      </w:r>
-    </w:p>
-    <w:p>
-      <w:pPr>
-        <w:pStyle w:val="Heading3"/>
-      </w:pPr>
-      <w:r>
-        <w:t>Predict, run and debug</w:t>
-      </w:r>
-    </w:p>
-    <w:p>
-      <w:pPr>
-        <w:spacing w:line="336" w:lineRule="auto" w:after="180"/>
-      </w:pPr>
-      <w:r>
-        <w:rPr>
-          <w:b w:val="0"/>
-        </w:rPr>
-        <w:t xml:space="preserve">The browser lab lets you edit the supported Python examples already included in this lesson. Predict first, run, inspect the actual </w:t>
-      </w:r>
-      <w:r>
-        <w:rPr>
-          <w:b/>
-        </w:rPr>
-        <w:t>output</w:t>
-      </w:r>
-      <w:r>
-        <w:rPr>
-          <w:b w:val="0"/>
-        </w:rPr>
-        <w:t xml:space="preserve"> or error, change one </w:t>
-      </w:r>
-      <w:r>
-        <w:rPr>
-          <w:b/>
-        </w:rPr>
-        <w:t>input</w:t>
-      </w:r>
-      <w:r>
-        <w:rPr>
-          <w:b w:val="0"/>
-        </w:rPr>
-        <w:t>, then run again.</w:t>
-      </w:r>
-    </w:p>
-    <w:p>
-      <w:pPr>
-        <w:spacing w:line="336" w:lineRule="auto" w:after="180"/>
-      </w:pPr>
-      <w:r>
-        <w:rPr>
-          <w:b w:val="0"/>
-        </w:rPr>
-        <w:t xml:space="preserve">Keep code, </w:t>
-      </w:r>
-      <w:r>
-        <w:rPr>
-          <w:b/>
-        </w:rPr>
-        <w:t>prediction</w:t>
-      </w:r>
-      <w:r>
-        <w:rPr>
-          <w:b w:val="0"/>
-        </w:rPr>
-        <w:t>s, actual results and a reasoned revision together. On paper, label your result as a trace rather than an execution.</w:t>
-      </w:r>
-    </w:p>
-    <w:p>
-      <w:pPr>
-        <w:pStyle w:val="Heading3"/>
-      </w:pPr>
-      <w:r>
         <w:t>Keep your completed work</w:t>
       </w:r>
     </w:p>
     <w:p>
       <w:pPr>
-        <w:spacing w:line="336" w:lineRule="auto" w:after="180"/>
-      </w:pPr>
-      <w:r>
-        <w:rPr>
-          <w:b w:val="0"/>
-        </w:rPr>
-        <w:t xml:space="preserve">Use Download completed work in the hosted lesson to export your answers, reflections, practice feedback and code-run </w:t>
-      </w:r>
-      <w:r>
-        <w:rPr>
-          <w:b/>
-        </w:rPr>
-        <w:t>evidence</w:t>
-      </w:r>
-      <w:r>
-        <w:rPr>
-          <w:b w:val="0"/>
-        </w:rPr>
-        <w:t>. Open the HTML copy to read or print it.</w:t>
-      </w:r>
-    </w:p>
-    <w:p>
-      <w:pPr>
-        <w:spacing w:line="336" w:lineRule="auto" w:after="180"/>
-      </w:pPr>
-      <w:r>
-        <w:rPr>
-          <w:b w:val="0"/>
-        </w:rPr>
-        <w:t>Drafts stay in this browser when storage is available; clear drafts on a shared device.</w:t>
-      </w:r>
-    </w:p>
-    <w:p>
-      <w:pPr>
-        <w:pStyle w:val="Heading3"/>
-      </w:pPr>
-      <w:r>
-        <w:t>What I repaired, the evidence I kept and the next test</w:t>
-      </w:r>
-    </w:p>
-    <w:p>
-      <w:r>
-        <w:t>________________________________________________________________</w:t>
-      </w:r>
-    </w:p>
-    <w:p>
-      <w:r>
-        <w:t>________________________________________________________________</w:t>
-      </w:r>
-    </w:p>
-    <w:p>
-      <w:r>
-        <w:t>________________________________________________________________</w:t>
-      </w:r>
-    </w:p>
-    <w:p>
-      <w:r>
-        <w:t>________________________________________________________________</w:t>
-      </w:r>
-    </w:p>
-    <w:p>
-      <w:r>
-        <w:t>________________________________________________________________</w:t>
-      </w:r>
-    </w:p>
-    <w:p>
-      <w:pPr>
         <w:pStyle w:val="Heading1"/>
       </w:pPr>
       <w:r>
-        <w:t>26. Visual concept journey</w:t>
-      </w:r>
-    </w:p>
-    <w:p>
-      <w:r>
-        <w:t>Explain each Capstone Dataset and Baseline picture from its labels, then record a relevant limit.</w:t>
-      </w:r>
-    </w:p>
-    <w:p>
-      <w:pPr>
-        <w:pStyle w:val="Heading3"/>
+        <w:t>26. Reference · Six-picture response sheets</w:t>
+      </w:r>
+    </w:p>
+    <w:p>
+      <w:r>
+        <w:t>Choose the relevant picture instead of repeating every task.</w:t>
+      </w:r>
+    </w:p>
+    <w:p>
+      <w:pPr>
+        <w:pStyle w:val="Heading2"/>
       </w:pPr>
       <w:r>
         <w:t>01. Capstone Dataset and Baseline: the case</w:t>
@@ -3226,7 +2945,6 @@
     <w:p>
       <w:pPr>
         <w:spacing w:line="336" w:lineRule="auto" w:after="180"/>
-        <w:shd w:fill="F5F1FB"/>
       </w:pPr>
       <w:r>
         <w:rPr>
@@ -3265,7 +2983,7 @@
     </w:p>
     <w:p>
       <w:pPr>
-        <w:pStyle w:val="Heading3"/>
+        <w:pStyle w:val="Heading2"/>
       </w:pPr>
       <w:r>
         <w:t>02. Follow the deciding steps</w:t>
@@ -3345,7 +3063,6 @@
     <w:p>
       <w:pPr>
         <w:spacing w:line="336" w:lineRule="auto" w:after="180"/>
-        <w:shd w:fill="F5F1FB"/>
       </w:pPr>
       <w:r>
         <w:rPr>
@@ -3396,7 +3113,7 @@
     </w:p>
     <w:p>
       <w:pPr>
-        <w:pStyle w:val="Heading3"/>
+        <w:pStyle w:val="Heading2"/>
       </w:pPr>
       <w:r>
         <w:t>03. Four-step worked evidence for Week 34: Capstone Dataset and Baseline</w:t>
@@ -3534,7 +3251,6 @@
     <w:p>
       <w:pPr>
         <w:spacing w:line="336" w:lineRule="auto" w:after="180"/>
-        <w:shd w:fill="F5F1FB"/>
       </w:pPr>
       <w:r>
         <w:rPr>
@@ -3573,7 +3289,7 @@
     </w:p>
     <w:p>
       <w:pPr>
-        <w:pStyle w:val="Heading3"/>
+        <w:pStyle w:val="Heading2"/>
       </w:pPr>
       <w:r>
         <w:t>04. Change one thing. Trace what follows.</w:t>
@@ -3664,7 +3380,6 @@
     <w:p>
       <w:pPr>
         <w:spacing w:line="336" w:lineRule="auto" w:after="180"/>
-        <w:shd w:fill="F5F1FB"/>
       </w:pPr>
       <w:r>
         <w:rPr>
@@ -3703,7 +3418,7 @@
     </w:p>
     <w:p>
       <w:pPr>
-        <w:pStyle w:val="Heading3"/>
+        <w:pStyle w:val="Heading2"/>
       </w:pPr>
       <w:r>
         <w:t>05. Connect the explanation to its limit</w:t>
@@ -3805,7 +3520,6 @@
     <w:p>
       <w:pPr>
         <w:spacing w:line="336" w:lineRule="auto" w:after="180"/>
-        <w:shd w:fill="F5F1FB"/>
       </w:pPr>
       <w:r>
         <w:rPr>
@@ -3844,7 +3558,7 @@
     </w:p>
     <w:p>
       <w:pPr>
-        <w:pStyle w:val="Heading3"/>
+        <w:pStyle w:val="Heading2"/>
       </w:pPr>
       <w:r>
         <w:t>06. Make the idea visible in your project</w:t>
@@ -3958,7 +3672,6 @@
     <w:p>
       <w:pPr>
         <w:spacing w:line="336" w:lineRule="auto" w:after="180"/>
-        <w:shd w:fill="F5F1FB"/>
       </w:pPr>
       <w:r>
         <w:rPr>
@@ -4005,6 +3718,62 @@
     <w:p>
       <w:r>
         <w:t>________________________________________________________________</w:t>
+      </w:r>
+    </w:p>
+    <w:p>
+      <w:pPr>
+        <w:pStyle w:val="Heading2"/>
+      </w:pPr>
+      <w:r>
+        <w:t>Earlier wording, alternatives and picture transcripts · reference / check after trying</w:t>
+      </w:r>
+    </w:p>
+    <w:p>
+      <w:pPr>
+        <w:pStyle w:val="Heading3"/>
+      </w:pPr>
+      <w:r>
+        <w:t>01. Capstone Dataset and Baseline: the case</w:t>
+      </w:r>
+    </w:p>
+    <w:p>
+      <w:pPr>
+        <w:pStyle w:val="Heading3"/>
+      </w:pPr>
+      <w:r>
+        <w:t>02. Follow the deciding steps</w:t>
+      </w:r>
+    </w:p>
+    <w:p>
+      <w:pPr>
+        <w:pStyle w:val="Heading3"/>
+      </w:pPr>
+      <w:r>
+        <w:t>03. Four-step worked evidence for Week 34: Capstone Dataset and Baseline</w:t>
+      </w:r>
+    </w:p>
+    <w:p>
+      <w:pPr>
+        <w:pStyle w:val="Heading3"/>
+      </w:pPr>
+      <w:r>
+        <w:t>04. Change one thing. Trace what follows.</w:t>
+      </w:r>
+    </w:p>
+    <w:p>
+      <w:pPr>
+        <w:pStyle w:val="Heading3"/>
+      </w:pPr>
+      <w:r>
+        <w:t>05. Connect the explanation to its limit</w:t>
+      </w:r>
+    </w:p>
+    <w:p>
+      <w:pPr>
+        <w:pStyle w:val="Heading3"/>
+      </w:pPr>
+      <w:r>
+        <w:t>06. Make the idea visible in your project</w:t>
       </w:r>
     </w:p>
     <w:sectPr>
